--- a/Docs/User Requirements Specification.docx
+++ b/Docs/User Requirements Specification.docx
@@ -5,12 +5,18 @@
     <w:p>
       <w:pPr>
         <w:rPr>
-          <w:rFonts w:ascii="Arial" w:hAnsi="Arial" w:cs="Arial"/>
-        </w:rPr>
-      </w:pPr>
-      <w:r>
-        <w:rPr>
-          <w:rFonts w:ascii="Arial" w:hAnsi="Arial" w:cs="Arial"/>
+          <w:rFonts w:ascii="Arial" w:eastAsia="Arial" w:hAnsi="Arial" w:cs="Arial"/>
+          <w:color w:val="000000" w:themeColor="text1"/>
+          <w:sz w:val="28"/>
+          <w:szCs w:val="28"/>
+        </w:rPr>
+      </w:pPr>
+      <w:r>
+        <w:rPr>
+          <w:rFonts w:ascii="Arial" w:eastAsia="Arial" w:hAnsi="Arial" w:cs="Arial"/>
+          <w:color w:val="000000" w:themeColor="text1"/>
+          <w:sz w:val="28"/>
+          <w:szCs w:val="28"/>
         </w:rPr>
         <w:t>User Requirements Specification</w:t>
       </w:r>
@@ -18,18 +24,27 @@
     <w:p>
       <w:pPr>
         <w:rPr>
-          <w:rFonts w:ascii="Arial" w:hAnsi="Arial" w:cs="Arial"/>
+          <w:rFonts w:ascii="Arial" w:eastAsia="Arial" w:hAnsi="Arial" w:cs="Arial"/>
+          <w:color w:val="000000" w:themeColor="text1"/>
+          <w:sz w:val="28"/>
+          <w:szCs w:val="28"/>
         </w:rPr>
       </w:pPr>
     </w:p>
     <w:tbl>
       <w:tblPr>
         <w:tblW w:w="9026" w:type="dxa"/>
+        <w:tblBorders>
+          <w:top w:val="single" w:sz="4" w:space="0" w:color="auto"/>
+          <w:left w:val="single" w:sz="4" w:space="0" w:color="auto"/>
+          <w:bottom w:val="single" w:sz="4" w:space="0" w:color="auto"/>
+          <w:right w:val="single" w:sz="4" w:space="0" w:color="auto"/>
+          <w:insideH w:val="single" w:sz="4" w:space="0" w:color="auto"/>
+          <w:insideV w:val="single" w:sz="4" w:space="0" w:color="auto"/>
+        </w:tblBorders>
         <w:tblCellMar>
-          <w:top w:w="15" w:type="dxa"/>
-          <w:left w:w="15" w:type="dxa"/>
-          <w:bottom w:w="15" w:type="dxa"/>
-          <w:right w:w="15" w:type="dxa"/>
+          <w:left w:w="10" w:type="dxa"/>
+          <w:right w:w="10" w:type="dxa"/>
         </w:tblCellMar>
         <w:tblLook w:val="04A0" w:firstRow="1" w:lastRow="0" w:firstColumn="1" w:lastColumn="0" w:noHBand="0" w:noVBand="1"/>
       </w:tblPr>
@@ -40,30 +55,36 @@
       <w:tr>
         <w:tc>
           <w:tcPr>
-            <w:tcW w:w="0" w:type="auto"/>
-            <w:tcBorders>
-              <w:top w:val="single" w:sz="8" w:space="0" w:color="000000"/>
-              <w:left w:val="single" w:sz="8" w:space="0" w:color="000000"/>
-              <w:bottom w:val="single" w:sz="8" w:space="0" w:color="000000"/>
-              <w:right w:val="single" w:sz="8" w:space="0" w:color="000000"/>
-            </w:tcBorders>
-            <w:tcMar>
-              <w:top w:w="100" w:type="dxa"/>
-              <w:left w:w="100" w:type="dxa"/>
-              <w:bottom w:w="100" w:type="dxa"/>
-              <w:right w:w="100" w:type="dxa"/>
-            </w:tcMar>
-            <w:hideMark/>
-          </w:tcPr>
-          <w:p>
-            <w:pPr>
-              <w:rPr>
-                <w:rFonts w:ascii="Arial" w:hAnsi="Arial" w:cs="Arial"/>
-              </w:rPr>
-            </w:pPr>
-            <w:r>
-              <w:rPr>
-                <w:rFonts w:ascii="Arial" w:hAnsi="Arial" w:cs="Arial"/>
+            <w:tcW w:w="4144" w:type="dxa"/>
+            <w:tcBorders>
+              <w:top w:val="single" w:sz="8" w:space="0" w:color="000000"/>
+              <w:left w:val="single" w:sz="8" w:space="0" w:color="000000"/>
+              <w:bottom w:val="single" w:sz="8" w:space="0" w:color="000000"/>
+              <w:right w:val="single" w:sz="8" w:space="0" w:color="000000"/>
+            </w:tcBorders>
+            <w:tcMar>
+              <w:top w:w="100" w:type="dxa"/>
+              <w:left w:w="100" w:type="dxa"/>
+              <w:bottom w:w="100" w:type="dxa"/>
+              <w:right w:w="100" w:type="dxa"/>
+            </w:tcMar>
+            <w:hideMark/>
+          </w:tcPr>
+          <w:p>
+            <w:pPr>
+              <w:rPr>
+                <w:rFonts w:ascii="Arial" w:eastAsia="Arial" w:hAnsi="Arial" w:cs="Arial"/>
+                <w:color w:val="000000" w:themeColor="text1"/>
+                <w:sz w:val="28"/>
+                <w:szCs w:val="28"/>
+              </w:rPr>
+            </w:pPr>
+            <w:r>
+              <w:rPr>
+                <w:rFonts w:ascii="Arial" w:eastAsia="Arial" w:hAnsi="Arial" w:cs="Arial"/>
+                <w:color w:val="000000" w:themeColor="text1"/>
+                <w:sz w:val="28"/>
+                <w:szCs w:val="28"/>
               </w:rPr>
               <w:t>Date</w:t>
             </w:r>
@@ -71,30 +92,36 @@
         </w:tc>
         <w:tc>
           <w:tcPr>
-            <w:tcW w:w="0" w:type="auto"/>
-            <w:tcBorders>
-              <w:top w:val="single" w:sz="8" w:space="0" w:color="000000"/>
-              <w:left w:val="single" w:sz="8" w:space="0" w:color="000000"/>
-              <w:bottom w:val="single" w:sz="8" w:space="0" w:color="000000"/>
-              <w:right w:val="single" w:sz="8" w:space="0" w:color="000000"/>
-            </w:tcBorders>
-            <w:tcMar>
-              <w:top w:w="100" w:type="dxa"/>
-              <w:left w:w="100" w:type="dxa"/>
-              <w:bottom w:w="100" w:type="dxa"/>
-              <w:right w:w="100" w:type="dxa"/>
-            </w:tcMar>
-            <w:hideMark/>
-          </w:tcPr>
-          <w:p>
-            <w:pPr>
-              <w:rPr>
-                <w:rFonts w:ascii="Arial" w:hAnsi="Arial" w:cs="Arial"/>
-              </w:rPr>
-            </w:pPr>
-            <w:r>
-              <w:rPr>
-                <w:rFonts w:ascii="Arial" w:hAnsi="Arial" w:cs="Arial"/>
+            <w:tcW w:w="4882" w:type="dxa"/>
+            <w:tcBorders>
+              <w:top w:val="single" w:sz="8" w:space="0" w:color="000000"/>
+              <w:left w:val="single" w:sz="8" w:space="0" w:color="000000"/>
+              <w:bottom w:val="single" w:sz="8" w:space="0" w:color="000000"/>
+              <w:right w:val="single" w:sz="8" w:space="0" w:color="000000"/>
+            </w:tcBorders>
+            <w:tcMar>
+              <w:top w:w="100" w:type="dxa"/>
+              <w:left w:w="100" w:type="dxa"/>
+              <w:bottom w:w="100" w:type="dxa"/>
+              <w:right w:w="100" w:type="dxa"/>
+            </w:tcMar>
+            <w:hideMark/>
+          </w:tcPr>
+          <w:p>
+            <w:pPr>
+              <w:rPr>
+                <w:rFonts w:ascii="Arial" w:eastAsia="Arial" w:hAnsi="Arial" w:cs="Arial"/>
+                <w:color w:val="000000" w:themeColor="text1"/>
+                <w:sz w:val="28"/>
+                <w:szCs w:val="28"/>
+              </w:rPr>
+            </w:pPr>
+            <w:r>
+              <w:rPr>
+                <w:rFonts w:ascii="Arial" w:eastAsia="Arial" w:hAnsi="Arial" w:cs="Arial"/>
+                <w:color w:val="000000" w:themeColor="text1"/>
+                <w:sz w:val="28"/>
+                <w:szCs w:val="28"/>
               </w:rPr>
               <w:t>02-03-2026</w:t>
             </w:r>
@@ -104,30 +131,36 @@
       <w:tr>
         <w:tc>
           <w:tcPr>
-            <w:tcW w:w="0" w:type="auto"/>
-            <w:tcBorders>
-              <w:top w:val="single" w:sz="8" w:space="0" w:color="000000"/>
-              <w:left w:val="single" w:sz="8" w:space="0" w:color="000000"/>
-              <w:bottom w:val="single" w:sz="8" w:space="0" w:color="000000"/>
-              <w:right w:val="single" w:sz="8" w:space="0" w:color="000000"/>
-            </w:tcBorders>
-            <w:tcMar>
-              <w:top w:w="100" w:type="dxa"/>
-              <w:left w:w="100" w:type="dxa"/>
-              <w:bottom w:w="100" w:type="dxa"/>
-              <w:right w:w="100" w:type="dxa"/>
-            </w:tcMar>
-            <w:hideMark/>
-          </w:tcPr>
-          <w:p>
-            <w:pPr>
-              <w:rPr>
-                <w:rFonts w:ascii="Arial" w:hAnsi="Arial" w:cs="Arial"/>
-              </w:rPr>
-            </w:pPr>
-            <w:r>
-              <w:rPr>
-                <w:rFonts w:ascii="Arial" w:hAnsi="Arial" w:cs="Arial"/>
+            <w:tcW w:w="4144" w:type="dxa"/>
+            <w:tcBorders>
+              <w:top w:val="single" w:sz="8" w:space="0" w:color="000000"/>
+              <w:left w:val="single" w:sz="8" w:space="0" w:color="000000"/>
+              <w:bottom w:val="single" w:sz="8" w:space="0" w:color="000000"/>
+              <w:right w:val="single" w:sz="8" w:space="0" w:color="000000"/>
+            </w:tcBorders>
+            <w:tcMar>
+              <w:top w:w="100" w:type="dxa"/>
+              <w:left w:w="100" w:type="dxa"/>
+              <w:bottom w:w="100" w:type="dxa"/>
+              <w:right w:w="100" w:type="dxa"/>
+            </w:tcMar>
+            <w:hideMark/>
+          </w:tcPr>
+          <w:p>
+            <w:pPr>
+              <w:rPr>
+                <w:rFonts w:ascii="Arial" w:eastAsia="Arial" w:hAnsi="Arial" w:cs="Arial"/>
+                <w:color w:val="000000" w:themeColor="text1"/>
+                <w:sz w:val="28"/>
+                <w:szCs w:val="28"/>
+              </w:rPr>
+            </w:pPr>
+            <w:r>
+              <w:rPr>
+                <w:rFonts w:ascii="Arial" w:eastAsia="Arial" w:hAnsi="Arial" w:cs="Arial"/>
+                <w:color w:val="000000" w:themeColor="text1"/>
+                <w:sz w:val="28"/>
+                <w:szCs w:val="28"/>
               </w:rPr>
               <w:t>Current Version</w:t>
             </w:r>
@@ -135,30 +168,38 @@
         </w:tc>
         <w:tc>
           <w:tcPr>
-            <w:tcW w:w="0" w:type="auto"/>
-            <w:tcBorders>
-              <w:top w:val="single" w:sz="8" w:space="0" w:color="000000"/>
-              <w:left w:val="single" w:sz="8" w:space="0" w:color="000000"/>
-              <w:bottom w:val="single" w:sz="8" w:space="0" w:color="000000"/>
-              <w:right w:val="single" w:sz="8" w:space="0" w:color="000000"/>
-            </w:tcBorders>
-            <w:tcMar>
-              <w:top w:w="100" w:type="dxa"/>
-              <w:left w:w="100" w:type="dxa"/>
-              <w:bottom w:w="100" w:type="dxa"/>
-              <w:right w:w="100" w:type="dxa"/>
-            </w:tcMar>
-            <w:hideMark/>
-          </w:tcPr>
-          <w:p>
-            <w:pPr>
-              <w:rPr>
-                <w:rFonts w:ascii="Arial" w:hAnsi="Arial" w:cs="Arial"/>
-              </w:rPr>
-            </w:pPr>
-            <w:r>
-              <w:rPr>
-                <w:rFonts w:ascii="Arial" w:hAnsi="Arial" w:cs="Arial"/>
+            <w:tcW w:w="4882" w:type="dxa"/>
+            <w:tcBorders>
+              <w:top w:val="single" w:sz="8" w:space="0" w:color="000000"/>
+              <w:left w:val="single" w:sz="8" w:space="0" w:color="000000"/>
+              <w:bottom w:val="single" w:sz="8" w:space="0" w:color="000000"/>
+              <w:right w:val="single" w:sz="8" w:space="0" w:color="000000"/>
+            </w:tcBorders>
+            <w:tcMar>
+              <w:top w:w="100" w:type="dxa"/>
+              <w:left w:w="100" w:type="dxa"/>
+              <w:bottom w:w="100" w:type="dxa"/>
+              <w:right w:w="100" w:type="dxa"/>
+            </w:tcMar>
+            <w:hideMark/>
+          </w:tcPr>
+          <w:p>
+            <w:pPr>
+              <w:rPr>
+                <w:rFonts w:ascii="Arial" w:eastAsia="Arial" w:hAnsi="Arial" w:cs="Arial"/>
+                <w:color w:val="000000" w:themeColor="text1"/>
+                <w:sz w:val="28"/>
+                <w:szCs w:val="28"/>
+                <w:lang w:val="en-US"/>
+              </w:rPr>
+            </w:pPr>
+            <w:r>
+              <w:rPr>
+                <w:rFonts w:ascii="Arial" w:eastAsia="Arial" w:hAnsi="Arial" w:cs="Arial"/>
+                <w:color w:val="000000" w:themeColor="text1"/>
+                <w:sz w:val="28"/>
+                <w:szCs w:val="28"/>
+                <w:lang w:val="en-US"/>
               </w:rPr>
               <w:t>1.0</w:t>
             </w:r>
@@ -168,30 +209,36 @@
       <w:tr>
         <w:tc>
           <w:tcPr>
-            <w:tcW w:w="0" w:type="auto"/>
-            <w:tcBorders>
-              <w:top w:val="single" w:sz="8" w:space="0" w:color="000000"/>
-              <w:left w:val="single" w:sz="8" w:space="0" w:color="000000"/>
-              <w:bottom w:val="single" w:sz="8" w:space="0" w:color="000000"/>
-              <w:right w:val="single" w:sz="8" w:space="0" w:color="000000"/>
-            </w:tcBorders>
-            <w:tcMar>
-              <w:top w:w="100" w:type="dxa"/>
-              <w:left w:w="100" w:type="dxa"/>
-              <w:bottom w:w="100" w:type="dxa"/>
-              <w:right w:w="100" w:type="dxa"/>
-            </w:tcMar>
-            <w:hideMark/>
-          </w:tcPr>
-          <w:p>
-            <w:pPr>
-              <w:rPr>
-                <w:rFonts w:ascii="Arial" w:hAnsi="Arial" w:cs="Arial"/>
-              </w:rPr>
-            </w:pPr>
-            <w:r>
-              <w:rPr>
-                <w:rFonts w:ascii="Arial" w:hAnsi="Arial" w:cs="Arial"/>
+            <w:tcW w:w="4144" w:type="dxa"/>
+            <w:tcBorders>
+              <w:top w:val="single" w:sz="8" w:space="0" w:color="000000"/>
+              <w:left w:val="single" w:sz="8" w:space="0" w:color="000000"/>
+              <w:bottom w:val="single" w:sz="8" w:space="0" w:color="000000"/>
+              <w:right w:val="single" w:sz="8" w:space="0" w:color="000000"/>
+            </w:tcBorders>
+            <w:tcMar>
+              <w:top w:w="100" w:type="dxa"/>
+              <w:left w:w="100" w:type="dxa"/>
+              <w:bottom w:w="100" w:type="dxa"/>
+              <w:right w:w="100" w:type="dxa"/>
+            </w:tcMar>
+            <w:hideMark/>
+          </w:tcPr>
+          <w:p>
+            <w:pPr>
+              <w:rPr>
+                <w:rFonts w:ascii="Arial" w:eastAsia="Arial" w:hAnsi="Arial" w:cs="Arial"/>
+                <w:color w:val="000000" w:themeColor="text1"/>
+                <w:sz w:val="28"/>
+                <w:szCs w:val="28"/>
+              </w:rPr>
+            </w:pPr>
+            <w:r>
+              <w:rPr>
+                <w:rFonts w:ascii="Arial" w:eastAsia="Arial" w:hAnsi="Arial" w:cs="Arial"/>
+                <w:color w:val="000000" w:themeColor="text1"/>
+                <w:sz w:val="28"/>
+                <w:szCs w:val="28"/>
               </w:rPr>
               <w:t>Status</w:t>
             </w:r>
@@ -199,30 +246,36 @@
         </w:tc>
         <w:tc>
           <w:tcPr>
-            <w:tcW w:w="0" w:type="auto"/>
-            <w:tcBorders>
-              <w:top w:val="single" w:sz="8" w:space="0" w:color="000000"/>
-              <w:left w:val="single" w:sz="8" w:space="0" w:color="000000"/>
-              <w:bottom w:val="single" w:sz="8" w:space="0" w:color="000000"/>
-              <w:right w:val="single" w:sz="8" w:space="0" w:color="000000"/>
-            </w:tcBorders>
-            <w:tcMar>
-              <w:top w:w="100" w:type="dxa"/>
-              <w:left w:w="100" w:type="dxa"/>
-              <w:bottom w:w="100" w:type="dxa"/>
-              <w:right w:w="100" w:type="dxa"/>
-            </w:tcMar>
-            <w:hideMark/>
-          </w:tcPr>
-          <w:p>
-            <w:pPr>
-              <w:rPr>
-                <w:rFonts w:ascii="Arial" w:hAnsi="Arial" w:cs="Arial"/>
-              </w:rPr>
-            </w:pPr>
-            <w:r>
-              <w:rPr>
-                <w:rFonts w:ascii="Arial" w:hAnsi="Arial" w:cs="Arial"/>
+            <w:tcW w:w="4882" w:type="dxa"/>
+            <w:tcBorders>
+              <w:top w:val="single" w:sz="8" w:space="0" w:color="000000"/>
+              <w:left w:val="single" w:sz="8" w:space="0" w:color="000000"/>
+              <w:bottom w:val="single" w:sz="8" w:space="0" w:color="000000"/>
+              <w:right w:val="single" w:sz="8" w:space="0" w:color="000000"/>
+            </w:tcBorders>
+            <w:tcMar>
+              <w:top w:w="100" w:type="dxa"/>
+              <w:left w:w="100" w:type="dxa"/>
+              <w:bottom w:w="100" w:type="dxa"/>
+              <w:right w:w="100" w:type="dxa"/>
+            </w:tcMar>
+            <w:hideMark/>
+          </w:tcPr>
+          <w:p>
+            <w:pPr>
+              <w:rPr>
+                <w:rFonts w:ascii="Arial" w:eastAsia="Arial" w:hAnsi="Arial" w:cs="Arial"/>
+                <w:color w:val="000000" w:themeColor="text1"/>
+                <w:sz w:val="28"/>
+                <w:szCs w:val="28"/>
+              </w:rPr>
+            </w:pPr>
+            <w:r>
+              <w:rPr>
+                <w:rFonts w:ascii="Arial" w:eastAsia="Arial" w:hAnsi="Arial" w:cs="Arial"/>
+                <w:color w:val="000000" w:themeColor="text1"/>
+                <w:sz w:val="28"/>
+                <w:szCs w:val="28"/>
               </w:rPr>
               <w:t>Pending</w:t>
             </w:r>
@@ -232,30 +285,36 @@
       <w:tr>
         <w:tc>
           <w:tcPr>
-            <w:tcW w:w="0" w:type="auto"/>
-            <w:tcBorders>
-              <w:top w:val="single" w:sz="8" w:space="0" w:color="000000"/>
-              <w:left w:val="single" w:sz="8" w:space="0" w:color="000000"/>
-              <w:bottom w:val="single" w:sz="8" w:space="0" w:color="000000"/>
-              <w:right w:val="single" w:sz="8" w:space="0" w:color="000000"/>
-            </w:tcBorders>
-            <w:tcMar>
-              <w:top w:w="100" w:type="dxa"/>
-              <w:left w:w="100" w:type="dxa"/>
-              <w:bottom w:w="100" w:type="dxa"/>
-              <w:right w:w="100" w:type="dxa"/>
-            </w:tcMar>
-            <w:hideMark/>
-          </w:tcPr>
-          <w:p>
-            <w:pPr>
-              <w:rPr>
-                <w:rFonts w:ascii="Arial" w:hAnsi="Arial" w:cs="Arial"/>
-              </w:rPr>
-            </w:pPr>
-            <w:r>
-              <w:rPr>
-                <w:rFonts w:ascii="Arial" w:hAnsi="Arial" w:cs="Arial"/>
+            <w:tcW w:w="4144" w:type="dxa"/>
+            <w:tcBorders>
+              <w:top w:val="single" w:sz="8" w:space="0" w:color="000000"/>
+              <w:left w:val="single" w:sz="8" w:space="0" w:color="000000"/>
+              <w:bottom w:val="single" w:sz="8" w:space="0" w:color="000000"/>
+              <w:right w:val="single" w:sz="8" w:space="0" w:color="000000"/>
+            </w:tcBorders>
+            <w:tcMar>
+              <w:top w:w="100" w:type="dxa"/>
+              <w:left w:w="100" w:type="dxa"/>
+              <w:bottom w:w="100" w:type="dxa"/>
+              <w:right w:w="100" w:type="dxa"/>
+            </w:tcMar>
+            <w:hideMark/>
+          </w:tcPr>
+          <w:p>
+            <w:pPr>
+              <w:rPr>
+                <w:rFonts w:ascii="Arial" w:eastAsia="Arial" w:hAnsi="Arial" w:cs="Arial"/>
+                <w:color w:val="000000" w:themeColor="text1"/>
+                <w:sz w:val="28"/>
+                <w:szCs w:val="28"/>
+              </w:rPr>
+            </w:pPr>
+            <w:r>
+              <w:rPr>
+                <w:rFonts w:ascii="Arial" w:eastAsia="Arial" w:hAnsi="Arial" w:cs="Arial"/>
+                <w:color w:val="000000" w:themeColor="text1"/>
+                <w:sz w:val="28"/>
+                <w:szCs w:val="28"/>
               </w:rPr>
               <w:t>Authors</w:t>
             </w:r>
@@ -263,32 +322,36 @@
         </w:tc>
         <w:tc>
           <w:tcPr>
-            <w:tcW w:w="0" w:type="auto"/>
-            <w:tcBorders>
-              <w:top w:val="single" w:sz="8" w:space="0" w:color="000000"/>
-              <w:left w:val="single" w:sz="8" w:space="0" w:color="000000"/>
-              <w:bottom w:val="single" w:sz="8" w:space="0" w:color="000000"/>
-              <w:right w:val="single" w:sz="8" w:space="0" w:color="000000"/>
-            </w:tcBorders>
-            <w:tcMar>
-              <w:top w:w="100" w:type="dxa"/>
-              <w:left w:w="100" w:type="dxa"/>
-              <w:bottom w:w="100" w:type="dxa"/>
-              <w:right w:w="100" w:type="dxa"/>
-            </w:tcMar>
-            <w:hideMark/>
-          </w:tcPr>
-          <w:p>
-            <w:pPr>
-              <w:rPr>
-                <w:rFonts w:ascii="Arial" w:hAnsi="Arial" w:cs="Arial"/>
-                <w:lang w:val="en-US"/>
-              </w:rPr>
-            </w:pPr>
-            <w:r>
-              <w:rPr>
-                <w:rFonts w:ascii="Arial" w:hAnsi="Arial" w:cs="Arial"/>
-                <w:lang w:val="en-US"/>
+            <w:tcW w:w="4882" w:type="dxa"/>
+            <w:tcBorders>
+              <w:top w:val="single" w:sz="8" w:space="0" w:color="000000"/>
+              <w:left w:val="single" w:sz="8" w:space="0" w:color="000000"/>
+              <w:bottom w:val="single" w:sz="8" w:space="0" w:color="000000"/>
+              <w:right w:val="single" w:sz="8" w:space="0" w:color="000000"/>
+            </w:tcBorders>
+            <w:tcMar>
+              <w:top w:w="100" w:type="dxa"/>
+              <w:left w:w="100" w:type="dxa"/>
+              <w:bottom w:w="100" w:type="dxa"/>
+              <w:right w:w="100" w:type="dxa"/>
+            </w:tcMar>
+            <w:hideMark/>
+          </w:tcPr>
+          <w:p>
+            <w:pPr>
+              <w:rPr>
+                <w:rFonts w:ascii="Arial" w:eastAsia="Arial" w:hAnsi="Arial" w:cs="Arial"/>
+                <w:color w:val="000000" w:themeColor="text1"/>
+                <w:sz w:val="28"/>
+                <w:szCs w:val="28"/>
+              </w:rPr>
+            </w:pPr>
+            <w:r>
+              <w:rPr>
+                <w:rFonts w:ascii="Arial" w:eastAsia="Arial" w:hAnsi="Arial" w:cs="Arial"/>
+                <w:color w:val="000000" w:themeColor="text1"/>
+                <w:sz w:val="28"/>
+                <w:szCs w:val="28"/>
               </w:rPr>
               <w:t>Plamen Daylyanov</w:t>
             </w:r>
@@ -299,247 +362,79 @@
     <w:p>
       <w:pPr>
         <w:rPr>
-          <w:rFonts w:ascii="Arial" w:hAnsi="Arial" w:cs="Arial"/>
+          <w:rFonts w:ascii="Arial" w:eastAsia="Arial" w:hAnsi="Arial" w:cs="Arial"/>
+          <w:color w:val="000000" w:themeColor="text1"/>
+          <w:sz w:val="28"/>
+          <w:szCs w:val="28"/>
           <w:lang w:val="en-US"/>
         </w:rPr>
       </w:pPr>
-      <w:r>
-        <w:rPr>
-          <w:rFonts w:ascii="Arial" w:hAnsi="Arial" w:cs="Arial"/>
-        </w:rPr>
-        <w:br/>
-      </w:r>
-      <w:r>
-        <w:rPr>
-          <w:rFonts w:ascii="Arial" w:hAnsi="Arial" w:cs="Arial"/>
-        </w:rPr>
-        <w:br/>
-      </w:r>
-      <w:r>
-        <w:rPr>
-          <w:rFonts w:ascii="Arial" w:hAnsi="Arial" w:cs="Arial"/>
-        </w:rPr>
-        <w:br/>
-      </w:r>
-      <w:r>
-        <w:rPr>
-          <w:rFonts w:ascii="Arial" w:hAnsi="Arial" w:cs="Arial"/>
-        </w:rPr>
-        <w:br/>
-      </w:r>
-      <w:r>
-        <w:rPr>
-          <w:rFonts w:ascii="Arial" w:hAnsi="Arial" w:cs="Arial"/>
-        </w:rPr>
-        <w:br/>
-      </w:r>
-      <w:r>
-        <w:rPr>
-          <w:rFonts w:ascii="Arial" w:hAnsi="Arial" w:cs="Arial"/>
-        </w:rPr>
-        <w:br/>
-      </w:r>
-      <w:r>
-        <w:rPr>
-          <w:rFonts w:ascii="Arial" w:hAnsi="Arial" w:cs="Arial"/>
-        </w:rPr>
-        <w:br/>
-      </w:r>
-      <w:r>
-        <w:rPr>
-          <w:rFonts w:ascii="Arial" w:hAnsi="Arial" w:cs="Arial"/>
-        </w:rPr>
-        <w:br/>
-      </w:r>
-      <w:r>
-        <w:rPr>
-          <w:rFonts w:ascii="Arial" w:hAnsi="Arial" w:cs="Arial"/>
-        </w:rPr>
-        <w:br/>
-      </w:r>
-      <w:r>
-        <w:rPr>
-          <w:rFonts w:ascii="Arial" w:hAnsi="Arial" w:cs="Arial"/>
-        </w:rPr>
-        <w:br/>
-      </w:r>
-      <w:r>
-        <w:rPr>
-          <w:rFonts w:ascii="Arial" w:hAnsi="Arial" w:cs="Arial"/>
-        </w:rPr>
-        <w:br/>
-      </w:r>
-      <w:r>
-        <w:rPr>
-          <w:rFonts w:ascii="Arial" w:hAnsi="Arial" w:cs="Arial"/>
-        </w:rPr>
-        <w:br/>
-      </w:r>
-      <w:r>
-        <w:rPr>
-          <w:rFonts w:ascii="Arial" w:hAnsi="Arial" w:cs="Arial"/>
-        </w:rPr>
-        <w:br/>
-      </w:r>
-      <w:r>
-        <w:rPr>
-          <w:rFonts w:ascii="Arial" w:hAnsi="Arial" w:cs="Arial"/>
-        </w:rPr>
-        <w:br/>
-      </w:r>
-      <w:r>
-        <w:rPr>
-          <w:rFonts w:ascii="Arial" w:hAnsi="Arial" w:cs="Arial"/>
-        </w:rPr>
-        <w:br/>
-      </w:r>
-      <w:r>
-        <w:rPr>
-          <w:rFonts w:ascii="Arial" w:hAnsi="Arial" w:cs="Arial"/>
-        </w:rPr>
-        <w:br/>
-      </w:r>
-      <w:r>
-        <w:rPr>
-          <w:rFonts w:ascii="Arial" w:hAnsi="Arial" w:cs="Arial"/>
-        </w:rPr>
-        <w:br/>
-      </w:r>
-      <w:r>
-        <w:rPr>
-          <w:rFonts w:ascii="Arial" w:hAnsi="Arial" w:cs="Arial"/>
-        </w:rPr>
-        <w:br/>
-      </w:r>
-      <w:r>
-        <w:rPr>
-          <w:rFonts w:ascii="Arial" w:hAnsi="Arial" w:cs="Arial"/>
-        </w:rPr>
-        <w:br/>
-      </w:r>
-      <w:r>
-        <w:rPr>
-          <w:rFonts w:ascii="Arial" w:hAnsi="Arial" w:cs="Arial"/>
-        </w:rPr>
-        <w:br/>
-      </w:r>
-      <w:r>
-        <w:rPr>
-          <w:rFonts w:ascii="Arial" w:hAnsi="Arial" w:cs="Arial"/>
-        </w:rPr>
-        <w:br/>
-      </w:r>
-      <w:r>
-        <w:rPr>
-          <w:rFonts w:ascii="Arial" w:hAnsi="Arial" w:cs="Arial"/>
-        </w:rPr>
-        <w:br/>
-      </w:r>
-      <w:r>
-        <w:rPr>
-          <w:rFonts w:ascii="Arial" w:hAnsi="Arial" w:cs="Arial"/>
-        </w:rPr>
-        <w:br/>
-      </w:r>
-      <w:r>
-        <w:rPr>
-          <w:rFonts w:ascii="Arial" w:hAnsi="Arial" w:cs="Arial"/>
-        </w:rPr>
-        <w:br/>
-      </w:r>
-      <w:r>
-        <w:rPr>
-          <w:rFonts w:ascii="Arial" w:hAnsi="Arial" w:cs="Arial"/>
-        </w:rPr>
-        <w:br/>
-      </w:r>
-      <w:r>
-        <w:rPr>
-          <w:rFonts w:ascii="Arial" w:hAnsi="Arial" w:cs="Arial"/>
-        </w:rPr>
-        <w:br/>
-      </w:r>
-      <w:r>
-        <w:rPr>
-          <w:rFonts w:ascii="Arial" w:hAnsi="Arial" w:cs="Arial"/>
-        </w:rPr>
-        <w:br/>
-      </w:r>
-      <w:r>
-        <w:rPr>
-          <w:rFonts w:ascii="Arial" w:hAnsi="Arial" w:cs="Arial"/>
-        </w:rPr>
-        <w:br/>
-      </w:r>
-    </w:p>
-    <w:p>
-      <w:pPr>
-        <w:rPr>
-          <w:rFonts w:ascii="Arial" w:hAnsi="Arial" w:cs="Arial"/>
-        </w:rPr>
-      </w:pPr>
-      <w:r>
-        <w:rPr>
-          <w:rFonts w:ascii="Arial" w:hAnsi="Arial" w:cs="Arial"/>
-        </w:rPr>
-        <w:t>Guild</w:t>
-      </w:r>
-      <w:r>
-        <w:rPr>
-          <w:rFonts w:ascii="Arial" w:hAnsi="Arial" w:cs="Arial"/>
-          <w:lang w:val="en-US"/>
-        </w:rPr>
-        <w:t>le</w:t>
-      </w:r>
-      <w:r>
-        <w:rPr>
-          <w:rFonts w:ascii="Arial" w:hAnsi="Arial" w:cs="Arial"/>
-        </w:rPr>
-        <w:t xml:space="preserve"> is a web-based community discussion platform designed to encourage knowledge sharing and active participation through gamification. Many existing </w:t>
-      </w:r>
-      <w:r>
-        <w:rPr>
-          <w:rFonts w:ascii="Arial" w:hAnsi="Arial" w:cs="Arial"/>
-        </w:rPr>
-        <w:lastRenderedPageBreak/>
-        <w:t>discussion platforms allow users to ask questions and share information, but they often lack systems that motivate users to contribute consistently or help others in meaningful ways. As a result, many users remain passive readers rather than active participants.</w:t>
-      </w:r>
-    </w:p>
-    <w:p>
-      <w:pPr>
-        <w:rPr>
-          <w:rFonts w:ascii="Arial" w:hAnsi="Arial" w:cs="Arial"/>
-        </w:rPr>
-      </w:pPr>
-      <w:r>
-        <w:rPr>
-          <w:rFonts w:ascii="Arial" w:hAnsi="Arial" w:cs="Arial"/>
-        </w:rPr>
-        <w:t>Guild</w:t>
-      </w:r>
-      <w:r>
-        <w:rPr>
-          <w:rFonts w:ascii="Arial" w:hAnsi="Arial" w:cs="Arial"/>
-          <w:lang w:val="en-US"/>
-        </w:rPr>
-        <w:t>le</w:t>
-      </w:r>
-      <w:r>
-        <w:rPr>
-          <w:rFonts w:ascii="Arial" w:hAnsi="Arial" w:cs="Arial"/>
-        </w:rPr>
-        <w:t xml:space="preserve"> addresses this challenge by combining traditional forum functionality with progression systems such as quests, experience points, levels, and badges. The platform rewards users for contributing helpful content, solving problems, and participating in community activities.</w:t>
-      </w:r>
-    </w:p>
-    <w:p>
-      <w:pPr>
-        <w:rPr>
-          <w:rFonts w:ascii="Arial" w:hAnsi="Arial" w:cs="Arial"/>
-        </w:rPr>
-      </w:pPr>
-      <w:r>
-        <w:rPr>
-          <w:rFonts w:ascii="Arial" w:hAnsi="Arial" w:cs="Arial"/>
+    </w:p>
+    <w:p>
+      <w:pPr>
+        <w:rPr>
+          <w:rFonts w:ascii="Arial" w:eastAsia="Arial" w:hAnsi="Arial" w:cs="Arial"/>
+          <w:color w:val="000000" w:themeColor="text1"/>
+          <w:sz w:val="28"/>
+          <w:szCs w:val="28"/>
+        </w:rPr>
+      </w:pPr>
+    </w:p>
+    <w:p>
+      <w:pPr>
+        <w:rPr>
+          <w:rFonts w:ascii="Arial" w:eastAsia="Arial" w:hAnsi="Arial" w:cs="Arial"/>
+          <w:color w:val="000000" w:themeColor="text1"/>
+          <w:sz w:val="28"/>
+          <w:szCs w:val="28"/>
+        </w:rPr>
+      </w:pPr>
+      <w:r>
+        <w:rPr>
+          <w:rFonts w:ascii="Arial" w:eastAsia="Arial" w:hAnsi="Arial" w:cs="Arial"/>
+          <w:color w:val="000000" w:themeColor="text1"/>
+          <w:sz w:val="28"/>
+          <w:szCs w:val="28"/>
+        </w:rPr>
+        <w:t>Guildle is a web-based community discussion platform designed to encourage knowledge sharing and active participation through gamification. Many existing discussion platforms allow users to ask questions and share information, but they often lack systems that motivate users to contribute consistently or help others in meaningful ways. As a result, many users remain passive readers rather than active participants.</w:t>
+      </w:r>
+    </w:p>
+    <w:p>
+      <w:pPr>
+        <w:ind w:firstLine="708"/>
+        <w:rPr>
+          <w:rFonts w:ascii="Arial" w:eastAsia="Arial" w:hAnsi="Arial" w:cs="Arial"/>
+          <w:color w:val="000000" w:themeColor="text1"/>
+          <w:sz w:val="28"/>
+          <w:szCs w:val="28"/>
+        </w:rPr>
+      </w:pPr>
+      <w:r>
+        <w:rPr>
+          <w:rFonts w:ascii="Arial" w:eastAsia="Arial" w:hAnsi="Arial" w:cs="Arial"/>
+          <w:color w:val="000000" w:themeColor="text1"/>
+          <w:sz w:val="28"/>
+          <w:szCs w:val="28"/>
+        </w:rPr>
+        <w:t>Guildle addresses this challenge by combining traditional forum functionality with progression systems such as quests, experience points, levels, and badges. The platform rewards users for contributing helpful content, solving problems, and participating in community activities.</w:t>
+      </w:r>
+    </w:p>
+    <w:p>
+      <w:pPr>
+        <w:ind w:firstLine="708"/>
+        <w:rPr>
+          <w:rFonts w:ascii="Arial" w:eastAsia="Arial" w:hAnsi="Arial" w:cs="Arial"/>
+          <w:color w:val="000000" w:themeColor="text1"/>
+          <w:sz w:val="28"/>
+          <w:szCs w:val="28"/>
+        </w:rPr>
+      </w:pPr>
+      <w:r>
+        <w:rPr>
+          <w:rFonts w:ascii="Arial" w:eastAsia="Arial" w:hAnsi="Arial" w:cs="Arial"/>
+          <w:color w:val="000000" w:themeColor="text1"/>
+          <w:sz w:val="28"/>
+          <w:szCs w:val="28"/>
         </w:rPr>
         <w:t>Users can join different communities where they can participate in discussions, share posts, and collaborate with others who have similar interests. In addition to normal discussions, communities can create quests and structured challenges that encourage users to complete tasks such as answering questions, writing guides, or solving programming problems.</w:t>
       </w:r>
@@ -547,1835 +442,4547 @@
     <w:p>
       <w:pPr>
         <w:rPr>
-          <w:rFonts w:ascii="Arial" w:hAnsi="Arial" w:cs="Arial"/>
-        </w:rPr>
-      </w:pPr>
-      <w:r>
-        <w:rPr>
-          <w:rFonts w:ascii="Arial" w:hAnsi="Arial" w:cs="Arial"/>
-        </w:rPr>
-        <w:t>Guild</w:t>
-      </w:r>
-      <w:r>
-        <w:rPr>
-          <w:rFonts w:ascii="Arial" w:hAnsi="Arial" w:cs="Arial"/>
-          <w:lang w:val="en-US"/>
-        </w:rPr>
-        <w:t>le</w:t>
-      </w:r>
-      <w:r>
-        <w:rPr>
-          <w:rFonts w:ascii="Arial" w:hAnsi="Arial" w:cs="Arial"/>
-        </w:rPr>
-        <w:t xml:space="preserve"> provides the following key features:</w:t>
+          <w:rFonts w:ascii="Arial" w:eastAsia="Arial" w:hAnsi="Arial" w:cs="Arial"/>
+          <w:color w:val="000000" w:themeColor="text1"/>
+          <w:sz w:val="28"/>
+          <w:szCs w:val="28"/>
+        </w:rPr>
+      </w:pPr>
+      <w:r>
+        <w:rPr>
+          <w:rFonts w:ascii="Arial" w:eastAsia="Arial" w:hAnsi="Arial" w:cs="Arial"/>
+          <w:color w:val="000000" w:themeColor="text1"/>
+          <w:sz w:val="28"/>
+          <w:szCs w:val="28"/>
+        </w:rPr>
+        <w:t>Guildle provides the following key features:</w:t>
       </w:r>
     </w:p>
     <w:p>
       <w:pPr>
         <w:ind w:left="708"/>
         <w:rPr>
-          <w:rFonts w:ascii="Arial" w:hAnsi="Arial" w:cs="Arial"/>
-        </w:rPr>
-      </w:pPr>
-      <w:r>
-        <w:rPr>
-          <w:rFonts w:ascii="Arial" w:hAnsi="Arial" w:cs="Arial"/>
-        </w:rPr>
-        <w:t>• View and participate in community discussions through posts and comments.</w:t>
-      </w:r>
-      <w:r>
-        <w:rPr>
-          <w:rFonts w:ascii="Arial" w:hAnsi="Arial" w:cs="Arial"/>
-        </w:rPr>
-        <w:br/>
-        <w:t>• Earn experience points and progress through levels by contributing to the community.</w:t>
-      </w:r>
-      <w:r>
-        <w:rPr>
-          <w:rFonts w:ascii="Arial" w:hAnsi="Arial" w:cs="Arial"/>
-        </w:rPr>
-        <w:br/>
-        <w:t>• Create and complete quests that reward users for meaningful participation.</w:t>
-      </w:r>
-      <w:r>
-        <w:rPr>
-          <w:rFonts w:ascii="Arial" w:hAnsi="Arial" w:cs="Arial"/>
-        </w:rPr>
-        <w:br/>
-        <w:t>• Unlock badges based on achievements such as completing quests or reaching specific levels.</w:t>
-      </w:r>
-      <w:r>
-        <w:rPr>
-          <w:rFonts w:ascii="Arial" w:hAnsi="Arial" w:cs="Arial"/>
-        </w:rPr>
-        <w:br/>
-        <w:t>• Submit code solutions for programming challenges and run them against automated test cases.</w:t>
-      </w:r>
-      <w:r>
-        <w:rPr>
-          <w:rFonts w:ascii="Arial" w:hAnsi="Arial" w:cs="Arial"/>
-        </w:rPr>
-        <w:br/>
-        <w:t>• Discover new communities and collaborate with other users who share similar interests.</w:t>
-      </w:r>
-    </w:p>
-    <w:p>
-      <w:pPr>
-        <w:rPr>
-          <w:rFonts w:ascii="Arial" w:hAnsi="Arial" w:cs="Arial"/>
-        </w:rPr>
-      </w:pPr>
-      <w:r>
-        <w:rPr>
-          <w:rFonts w:ascii="Arial" w:hAnsi="Arial" w:cs="Arial"/>
-        </w:rPr>
-        <w:br/>
-      </w:r>
-      <w:r>
-        <w:rPr>
-          <w:rFonts w:ascii="Arial" w:hAnsi="Arial" w:cs="Arial"/>
-        </w:rPr>
-        <w:br/>
-      </w:r>
-      <w:r>
-        <w:rPr>
-          <w:rFonts w:ascii="Arial" w:hAnsi="Arial" w:cs="Arial"/>
-        </w:rPr>
-        <w:br/>
-      </w:r>
-      <w:r>
-        <w:rPr>
-          <w:rFonts w:ascii="Arial" w:hAnsi="Arial" w:cs="Arial"/>
-        </w:rPr>
-        <w:br/>
-      </w:r>
-      <w:r>
-        <w:rPr>
-          <w:rFonts w:ascii="Arial" w:hAnsi="Arial" w:cs="Arial"/>
-        </w:rPr>
-        <w:br/>
-      </w:r>
-      <w:r>
-        <w:rPr>
-          <w:rFonts w:ascii="Arial" w:hAnsi="Arial" w:cs="Arial"/>
-        </w:rPr>
-        <w:br/>
-      </w:r>
-      <w:r>
-        <w:rPr>
-          <w:rFonts w:ascii="Arial" w:hAnsi="Arial" w:cs="Arial"/>
-        </w:rPr>
-        <w:br/>
-      </w:r>
-      <w:r>
-        <w:rPr>
-          <w:rFonts w:ascii="Arial" w:hAnsi="Arial" w:cs="Arial"/>
-        </w:rPr>
-        <w:br/>
-      </w:r>
-      <w:r>
-        <w:rPr>
-          <w:rFonts w:ascii="Arial" w:hAnsi="Arial" w:cs="Arial"/>
-        </w:rPr>
-        <w:br/>
-      </w:r>
-      <w:r>
-        <w:rPr>
-          <w:rFonts w:ascii="Arial" w:hAnsi="Arial" w:cs="Arial"/>
-        </w:rPr>
-        <w:br/>
-      </w:r>
-      <w:r>
-        <w:rPr>
-          <w:rFonts w:ascii="Arial" w:hAnsi="Arial" w:cs="Arial"/>
-        </w:rPr>
-        <w:br/>
-      </w:r>
-      <w:r>
-        <w:rPr>
-          <w:rFonts w:ascii="Arial" w:hAnsi="Arial" w:cs="Arial"/>
-        </w:rPr>
-        <w:br/>
-      </w:r>
-      <w:r>
-        <w:rPr>
-          <w:rFonts w:ascii="Arial" w:hAnsi="Arial" w:cs="Arial"/>
-        </w:rPr>
-        <w:br/>
-      </w:r>
-      <w:r>
-        <w:rPr>
-          <w:rFonts w:ascii="Arial" w:hAnsi="Arial" w:cs="Arial"/>
-        </w:rPr>
-        <w:br/>
-      </w:r>
-      <w:r>
-        <w:rPr>
-          <w:rFonts w:ascii="Arial" w:hAnsi="Arial" w:cs="Arial"/>
-        </w:rPr>
-        <w:br/>
-      </w:r>
-      <w:r>
-        <w:rPr>
-          <w:rFonts w:ascii="Arial" w:hAnsi="Arial" w:cs="Arial"/>
-        </w:rPr>
-        <w:br/>
-      </w:r>
-      <w:r>
-        <w:rPr>
-          <w:rFonts w:ascii="Arial" w:hAnsi="Arial" w:cs="Arial"/>
-        </w:rPr>
-        <w:lastRenderedPageBreak/>
-        <w:br/>
-      </w:r>
-      <w:r>
-        <w:rPr>
-          <w:rFonts w:ascii="Arial" w:hAnsi="Arial" w:cs="Arial"/>
-        </w:rPr>
-        <w:br/>
-      </w:r>
-      <w:r>
-        <w:rPr>
-          <w:rFonts w:ascii="Arial" w:hAnsi="Arial" w:cs="Arial"/>
-        </w:rPr>
-        <w:br/>
-      </w:r>
-      <w:r>
-        <w:rPr>
-          <w:rFonts w:ascii="Arial" w:hAnsi="Arial" w:cs="Arial"/>
-        </w:rPr>
-        <w:br/>
-      </w:r>
-      <w:r>
-        <w:rPr>
-          <w:rFonts w:ascii="Arial" w:hAnsi="Arial" w:cs="Arial"/>
-        </w:rPr>
-        <w:br/>
-      </w:r>
-      <w:r>
-        <w:rPr>
-          <w:rFonts w:ascii="Arial" w:hAnsi="Arial" w:cs="Arial"/>
-        </w:rPr>
-        <w:br/>
-      </w:r>
-      <w:r>
-        <w:rPr>
-          <w:rFonts w:ascii="Arial" w:hAnsi="Arial" w:cs="Arial"/>
-        </w:rPr>
-        <w:br/>
-      </w:r>
-    </w:p>
-    <w:p>
-      <w:pPr>
-        <w:rPr>
-          <w:rFonts w:ascii="Arial" w:hAnsi="Arial" w:cs="Arial"/>
-          <w:sz w:val="40"/>
-          <w:szCs w:val="40"/>
-        </w:rPr>
-      </w:pPr>
-      <w:r>
-        <w:rPr>
-          <w:rFonts w:ascii="Arial" w:hAnsi="Arial" w:cs="Arial"/>
-          <w:sz w:val="40"/>
-          <w:szCs w:val="40"/>
-        </w:rPr>
-        <w:t>Functional Requirements</w:t>
-      </w:r>
-    </w:p>
-    <w:p>
-      <w:pPr>
-        <w:rPr>
-          <w:rFonts w:ascii="Arial" w:hAnsi="Arial" w:cs="Arial"/>
-          <w:sz w:val="32"/>
-          <w:szCs w:val="32"/>
-        </w:rPr>
-      </w:pPr>
-      <w:r>
-        <w:rPr>
-          <w:rFonts w:ascii="Arial" w:hAnsi="Arial" w:cs="Arial"/>
-          <w:sz w:val="32"/>
-          <w:szCs w:val="32"/>
-        </w:rPr>
-        <w:t>Account Management</w:t>
-      </w:r>
-    </w:p>
-    <w:p>
-      <w:pPr>
-        <w:rPr>
-          <w:rFonts w:ascii="Arial" w:hAnsi="Arial" w:cs="Arial"/>
-        </w:rPr>
-      </w:pPr>
-      <w:r>
-        <w:rPr>
-          <w:rFonts w:ascii="Arial" w:hAnsi="Arial" w:cs="Arial"/>
-        </w:rPr>
-        <w:t>FR1. The system shall allow users to register accounts using a username, email, and password.</w:t>
-      </w:r>
-      <w:r>
-        <w:rPr>
-          <w:rFonts w:ascii="Arial" w:hAnsi="Arial" w:cs="Arial"/>
-        </w:rPr>
-        <w:br/>
-        <w:t>FR2. The system shall allow users to log in and log out using their credentials.</w:t>
-      </w:r>
-      <w:r>
-        <w:rPr>
-          <w:rFonts w:ascii="Arial" w:hAnsi="Arial" w:cs="Arial"/>
-        </w:rPr>
-        <w:br/>
-        <w:t>FR3. The system shall manage user sessions manually using secure session tokens.</w:t>
-      </w:r>
-      <w:r>
-        <w:rPr>
-          <w:rFonts w:ascii="Arial" w:hAnsi="Arial" w:cs="Arial"/>
-        </w:rPr>
-        <w:br/>
-        <w:t>FR4. The system shall allow users to edit their profile information and upload an avatar.</w:t>
-      </w:r>
-    </w:p>
-    <w:p>
-      <w:pPr>
-        <w:rPr>
-          <w:rFonts w:ascii="Arial" w:hAnsi="Arial" w:cs="Arial"/>
-          <w:sz w:val="32"/>
-          <w:szCs w:val="32"/>
-        </w:rPr>
-      </w:pPr>
-      <w:r>
-        <w:rPr>
-          <w:rFonts w:ascii="Arial" w:hAnsi="Arial" w:cs="Arial"/>
-          <w:sz w:val="32"/>
-          <w:szCs w:val="32"/>
-        </w:rPr>
-        <w:t>Role and Permission System</w:t>
-      </w:r>
-    </w:p>
-    <w:p>
-      <w:pPr>
-        <w:rPr>
-          <w:rFonts w:ascii="Arial" w:hAnsi="Arial" w:cs="Arial"/>
-        </w:rPr>
-      </w:pPr>
-      <w:r>
-        <w:rPr>
-          <w:rFonts w:ascii="Arial" w:hAnsi="Arial" w:cs="Arial"/>
-        </w:rPr>
-        <w:t>FR5. The system shall support four user roles: Guest, Member, Moderator, and Admin.</w:t>
-      </w:r>
-      <w:r>
-        <w:rPr>
-          <w:rFonts w:ascii="Arial" w:hAnsi="Arial" w:cs="Arial"/>
-        </w:rPr>
-        <w:br/>
-        <w:t>FR6. The system shall enforce role-based permissions server-side.</w:t>
-      </w:r>
-    </w:p>
-    <w:p>
-      <w:pPr>
-        <w:rPr>
-          <w:rFonts w:ascii="Arial" w:hAnsi="Arial" w:cs="Arial"/>
-        </w:rPr>
-      </w:pPr>
-      <w:r>
-        <w:rPr>
-          <w:rFonts w:ascii="Arial" w:hAnsi="Arial" w:cs="Arial"/>
-        </w:rPr>
-        <w:t>Role permissions include:</w:t>
-      </w:r>
-    </w:p>
-    <w:p>
-      <w:pPr>
-        <w:numPr>
-          <w:ilvl w:val="0"/>
-          <w:numId w:val="3"/>
-        </w:numPr>
-        <w:rPr>
-          <w:rFonts w:ascii="Arial" w:hAnsi="Arial" w:cs="Arial"/>
-        </w:rPr>
-      </w:pPr>
-      <w:r>
-        <w:rPr>
-          <w:rFonts w:ascii="Arial" w:hAnsi="Arial" w:cs="Arial"/>
-        </w:rPr>
-        <w:t>Admin: manage users, manage guilds, assign moderators</w:t>
-      </w:r>
-    </w:p>
-    <w:p>
-      <w:pPr>
-        <w:numPr>
-          <w:ilvl w:val="0"/>
-          <w:numId w:val="3"/>
-        </w:numPr>
-        <w:rPr>
-          <w:rFonts w:ascii="Arial" w:hAnsi="Arial" w:cs="Arial"/>
-        </w:rPr>
-      </w:pPr>
-      <w:r>
-        <w:rPr>
-          <w:rFonts w:ascii="Arial" w:hAnsi="Arial" w:cs="Arial"/>
-        </w:rPr>
-        <w:t>Moderator: remove posts/comments, validate quests, manage guild rules</w:t>
-      </w:r>
-    </w:p>
-    <w:p>
-      <w:pPr>
-        <w:numPr>
-          <w:ilvl w:val="0"/>
-          <w:numId w:val="3"/>
-        </w:numPr>
-        <w:rPr>
-          <w:rFonts w:ascii="Arial" w:hAnsi="Arial" w:cs="Arial"/>
-        </w:rPr>
-      </w:pPr>
-      <w:r>
-        <w:rPr>
-          <w:rFonts w:ascii="Arial" w:hAnsi="Arial" w:cs="Arial"/>
-        </w:rPr>
-        <w:t>Member: create posts, comment, vote, complete quests</w:t>
-      </w:r>
-    </w:p>
-    <w:p>
-      <w:pPr>
-        <w:numPr>
-          <w:ilvl w:val="0"/>
-          <w:numId w:val="3"/>
-        </w:numPr>
-        <w:rPr>
-          <w:rFonts w:ascii="Arial" w:hAnsi="Arial" w:cs="Arial"/>
-        </w:rPr>
-      </w:pPr>
-      <w:r>
-        <w:rPr>
-          <w:rFonts w:ascii="Arial" w:hAnsi="Arial" w:cs="Arial"/>
-        </w:rPr>
-        <w:t>Guest: view public content only</w:t>
-      </w:r>
-    </w:p>
-    <w:p>
-      <w:pPr>
-        <w:rPr>
-          <w:rFonts w:ascii="Arial" w:hAnsi="Arial" w:cs="Arial"/>
-          <w:sz w:val="32"/>
-          <w:szCs w:val="32"/>
-        </w:rPr>
-      </w:pPr>
-      <w:r>
-        <w:rPr>
-          <w:rFonts w:ascii="Arial" w:hAnsi="Arial" w:cs="Arial"/>
-          <w:sz w:val="32"/>
-          <w:szCs w:val="32"/>
-        </w:rPr>
-        <w:t>Guild (Community) Management</w:t>
-      </w:r>
-    </w:p>
-    <w:p>
-      <w:pPr>
-        <w:rPr>
-          <w:rFonts w:ascii="Arial" w:hAnsi="Arial" w:cs="Arial"/>
-        </w:rPr>
-      </w:pPr>
-      <w:r>
-        <w:rPr>
-          <w:rFonts w:ascii="Arial" w:hAnsi="Arial" w:cs="Arial"/>
-        </w:rPr>
-        <w:t>FR7. The system shall allow users to create guilds (communities).</w:t>
-      </w:r>
-      <w:r>
-        <w:rPr>
-          <w:rFonts w:ascii="Arial" w:hAnsi="Arial" w:cs="Arial"/>
-        </w:rPr>
-        <w:br/>
-        <w:t>FR8. The system shall allow guild owners or moderators to edit guild information such as name, description, and rules.</w:t>
-      </w:r>
-      <w:r>
-        <w:rPr>
-          <w:rFonts w:ascii="Arial" w:hAnsi="Arial" w:cs="Arial"/>
-        </w:rPr>
-        <w:br/>
-        <w:t>FR9. The system shall allow admins to delete or archive guilds.</w:t>
-      </w:r>
-      <w:r>
-        <w:rPr>
-          <w:rFonts w:ascii="Arial" w:hAnsi="Arial" w:cs="Arial"/>
-        </w:rPr>
-        <w:br/>
-        <w:t>FR10. Each guild shall contain the following components:</w:t>
-      </w:r>
-    </w:p>
-    <w:p>
-      <w:pPr>
-        <w:numPr>
-          <w:ilvl w:val="0"/>
-          <w:numId w:val="4"/>
-        </w:numPr>
-        <w:rPr>
-          <w:rFonts w:ascii="Arial" w:hAnsi="Arial" w:cs="Arial"/>
-        </w:rPr>
-      </w:pPr>
-      <w:r>
-        <w:rPr>
-          <w:rFonts w:ascii="Arial" w:hAnsi="Arial" w:cs="Arial"/>
-        </w:rPr>
-        <w:t>Posts</w:t>
-      </w:r>
-    </w:p>
-    <w:p>
-      <w:pPr>
-        <w:numPr>
-          <w:ilvl w:val="0"/>
-          <w:numId w:val="4"/>
-        </w:numPr>
-        <w:rPr>
-          <w:rFonts w:ascii="Arial" w:hAnsi="Arial" w:cs="Arial"/>
-        </w:rPr>
-      </w:pPr>
-      <w:r>
-        <w:rPr>
-          <w:rFonts w:ascii="Arial" w:hAnsi="Arial" w:cs="Arial"/>
-        </w:rPr>
-        <w:t>Nested comments</w:t>
-      </w:r>
-    </w:p>
-    <w:p>
-      <w:pPr>
-        <w:numPr>
-          <w:ilvl w:val="0"/>
-          <w:numId w:val="4"/>
-        </w:numPr>
-        <w:rPr>
-          <w:rFonts w:ascii="Arial" w:hAnsi="Arial" w:cs="Arial"/>
-        </w:rPr>
-      </w:pPr>
-      <w:r>
-        <w:rPr>
-          <w:rFonts w:ascii="Arial" w:hAnsi="Arial" w:cs="Arial"/>
-        </w:rPr>
-        <w:lastRenderedPageBreak/>
-        <w:t>Quest board</w:t>
-      </w:r>
-    </w:p>
-    <w:p>
-      <w:pPr>
-        <w:numPr>
-          <w:ilvl w:val="0"/>
-          <w:numId w:val="4"/>
-        </w:numPr>
-        <w:rPr>
-          <w:rFonts w:ascii="Arial" w:hAnsi="Arial" w:cs="Arial"/>
-        </w:rPr>
-      </w:pPr>
-      <w:r>
-        <w:rPr>
-          <w:rFonts w:ascii="Arial" w:hAnsi="Arial" w:cs="Arial"/>
-        </w:rPr>
-        <w:t>Member list</w:t>
-      </w:r>
-    </w:p>
-    <w:p>
-      <w:pPr>
-        <w:numPr>
-          <w:ilvl w:val="0"/>
-          <w:numId w:val="4"/>
-        </w:numPr>
-        <w:rPr>
-          <w:rFonts w:ascii="Arial" w:hAnsi="Arial" w:cs="Arial"/>
-        </w:rPr>
-      </w:pPr>
-      <w:r>
-        <w:rPr>
-          <w:rFonts w:ascii="Arial" w:hAnsi="Arial" w:cs="Arial"/>
-        </w:rPr>
-        <w:t>Activity metrics</w:t>
-      </w:r>
-    </w:p>
-    <w:p>
-      <w:pPr>
-        <w:rPr>
-          <w:rFonts w:ascii="Arial" w:hAnsi="Arial" w:cs="Arial"/>
-        </w:rPr>
-      </w:pPr>
-      <w:r>
-        <w:rPr>
-          <w:rFonts w:ascii="Arial" w:hAnsi="Arial" w:cs="Arial"/>
-        </w:rPr>
-        <w:t>FR11. The system shall allow users to switch between guilds, loading the appropriate posts, quests, and community data.</w:t>
-      </w:r>
-    </w:p>
-    <w:p>
-      <w:pPr>
-        <w:rPr>
-          <w:rFonts w:ascii="Arial" w:hAnsi="Arial" w:cs="Arial"/>
-          <w:sz w:val="32"/>
-          <w:szCs w:val="32"/>
-        </w:rPr>
-      </w:pPr>
-      <w:r>
-        <w:rPr>
-          <w:rFonts w:ascii="Arial" w:hAnsi="Arial" w:cs="Arial"/>
-          <w:sz w:val="32"/>
-          <w:szCs w:val="32"/>
-        </w:rPr>
-        <w:t>Post and Comment System</w:t>
-      </w:r>
-    </w:p>
-    <w:p>
-      <w:pPr>
-        <w:rPr>
-          <w:rFonts w:ascii="Arial" w:hAnsi="Arial" w:cs="Arial"/>
-        </w:rPr>
-      </w:pPr>
-      <w:r>
-        <w:rPr>
-          <w:rFonts w:ascii="Arial" w:hAnsi="Arial" w:cs="Arial"/>
-        </w:rPr>
-        <w:t>FR12. The system shall allow users to create posts containing:</w:t>
-      </w:r>
-    </w:p>
-    <w:p>
-      <w:pPr>
-        <w:numPr>
-          <w:ilvl w:val="0"/>
-          <w:numId w:val="5"/>
-        </w:numPr>
-        <w:rPr>
-          <w:rFonts w:ascii="Arial" w:hAnsi="Arial" w:cs="Arial"/>
-        </w:rPr>
-      </w:pPr>
-      <w:r>
-        <w:rPr>
-          <w:rFonts w:ascii="Arial" w:hAnsi="Arial" w:cs="Arial"/>
-        </w:rPr>
-        <w:t>Title</w:t>
-      </w:r>
-    </w:p>
-    <w:p>
-      <w:pPr>
-        <w:numPr>
-          <w:ilvl w:val="0"/>
-          <w:numId w:val="5"/>
-        </w:numPr>
-        <w:rPr>
-          <w:rFonts w:ascii="Arial" w:hAnsi="Arial" w:cs="Arial"/>
-        </w:rPr>
-      </w:pPr>
-      <w:r>
-        <w:rPr>
-          <w:rFonts w:ascii="Arial" w:hAnsi="Arial" w:cs="Arial"/>
-        </w:rPr>
-        <w:t>Content (Markdown supported)</w:t>
-      </w:r>
-    </w:p>
-    <w:p>
-      <w:pPr>
-        <w:numPr>
-          <w:ilvl w:val="0"/>
-          <w:numId w:val="5"/>
-        </w:numPr>
-        <w:rPr>
-          <w:rFonts w:ascii="Arial" w:hAnsi="Arial" w:cs="Arial"/>
-        </w:rPr>
-      </w:pPr>
-      <w:r>
-        <w:rPr>
-          <w:rFonts w:ascii="Arial" w:hAnsi="Arial" w:cs="Arial"/>
-        </w:rPr>
-        <w:t>Author</w:t>
-      </w:r>
-    </w:p>
-    <w:p>
-      <w:pPr>
-        <w:numPr>
-          <w:ilvl w:val="0"/>
-          <w:numId w:val="5"/>
-        </w:numPr>
-        <w:rPr>
-          <w:rFonts w:ascii="Arial" w:hAnsi="Arial" w:cs="Arial"/>
-        </w:rPr>
-      </w:pPr>
-      <w:r>
-        <w:rPr>
-          <w:rFonts w:ascii="Arial" w:hAnsi="Arial" w:cs="Arial"/>
-        </w:rPr>
-        <w:t>Timestamp</w:t>
-      </w:r>
-    </w:p>
-    <w:p>
-      <w:pPr>
-        <w:rPr>
-          <w:rFonts w:ascii="Arial" w:hAnsi="Arial" w:cs="Arial"/>
-        </w:rPr>
-      </w:pPr>
-      <w:r>
-        <w:rPr>
-          <w:rFonts w:ascii="Arial" w:hAnsi="Arial" w:cs="Arial"/>
-        </w:rPr>
-        <w:t>FR13. The system shall allow users to comment on posts using nested replies.</w:t>
-      </w:r>
-    </w:p>
-    <w:p>
-      <w:pPr>
-        <w:rPr>
-          <w:rFonts w:ascii="Arial" w:hAnsi="Arial" w:cs="Arial"/>
-        </w:rPr>
-      </w:pPr>
-      <w:r>
-        <w:rPr>
-          <w:rFonts w:ascii="Arial" w:hAnsi="Arial" w:cs="Arial"/>
-        </w:rPr>
-        <w:t>FR14. The system shall allow users to interact with posts and comments through:</w:t>
-      </w:r>
-    </w:p>
-    <w:p>
-      <w:pPr>
-        <w:numPr>
-          <w:ilvl w:val="0"/>
-          <w:numId w:val="6"/>
-        </w:numPr>
-        <w:rPr>
-          <w:rFonts w:ascii="Arial" w:hAnsi="Arial" w:cs="Arial"/>
-        </w:rPr>
-      </w:pPr>
-      <w:r>
-        <w:rPr>
-          <w:rFonts w:ascii="Arial" w:hAnsi="Arial" w:cs="Arial"/>
-        </w:rPr>
-        <w:t>Upvotes</w:t>
-      </w:r>
-    </w:p>
-    <w:p>
-      <w:pPr>
-        <w:numPr>
-          <w:ilvl w:val="0"/>
-          <w:numId w:val="6"/>
-        </w:numPr>
-        <w:rPr>
-          <w:rFonts w:ascii="Arial" w:hAnsi="Arial" w:cs="Arial"/>
-        </w:rPr>
-      </w:pPr>
-      <w:r>
-        <w:rPr>
-          <w:rFonts w:ascii="Arial" w:hAnsi="Arial" w:cs="Arial"/>
-        </w:rPr>
-        <w:t>Downvotes</w:t>
-      </w:r>
-    </w:p>
-    <w:p>
-      <w:pPr>
-        <w:rPr>
-          <w:rFonts w:ascii="Arial" w:hAnsi="Arial" w:cs="Arial"/>
-        </w:rPr>
-      </w:pPr>
-      <w:r>
-        <w:rPr>
-          <w:rFonts w:ascii="Arial" w:hAnsi="Arial" w:cs="Arial"/>
-        </w:rPr>
-        <w:t>FR15. The system shall allow posts to be sorted by:</w:t>
-      </w:r>
-    </w:p>
-    <w:p>
-      <w:pPr>
-        <w:numPr>
-          <w:ilvl w:val="0"/>
-          <w:numId w:val="7"/>
-        </w:numPr>
-        <w:rPr>
-          <w:rFonts w:ascii="Arial" w:hAnsi="Arial" w:cs="Arial"/>
-        </w:rPr>
-      </w:pPr>
-      <w:r>
-        <w:rPr>
-          <w:rFonts w:ascii="Arial" w:hAnsi="Arial" w:cs="Arial"/>
-        </w:rPr>
-        <w:t>New</w:t>
-      </w:r>
-    </w:p>
-    <w:p>
-      <w:pPr>
-        <w:numPr>
-          <w:ilvl w:val="0"/>
-          <w:numId w:val="7"/>
-        </w:numPr>
-        <w:rPr>
-          <w:rFonts w:ascii="Arial" w:hAnsi="Arial" w:cs="Arial"/>
-        </w:rPr>
-      </w:pPr>
-      <w:r>
-        <w:rPr>
-          <w:rFonts w:ascii="Arial" w:hAnsi="Arial" w:cs="Arial"/>
-        </w:rPr>
-        <w:t>Top</w:t>
-      </w:r>
-    </w:p>
-    <w:p>
-      <w:pPr>
-        <w:numPr>
-          <w:ilvl w:val="0"/>
-          <w:numId w:val="7"/>
-        </w:numPr>
-        <w:rPr>
-          <w:rFonts w:ascii="Arial" w:hAnsi="Arial" w:cs="Arial"/>
-        </w:rPr>
-      </w:pPr>
-      <w:r>
-        <w:rPr>
-          <w:rFonts w:ascii="Arial" w:hAnsi="Arial" w:cs="Arial"/>
-        </w:rPr>
-        <w:t>Hot</w:t>
-      </w:r>
-    </w:p>
-    <w:p>
-      <w:pPr>
-        <w:rPr>
-          <w:rFonts w:ascii="Arial" w:hAnsi="Arial" w:cs="Arial"/>
-        </w:rPr>
-      </w:pPr>
-      <w:r>
-        <w:rPr>
-          <w:rFonts w:ascii="Arial" w:hAnsi="Arial" w:cs="Arial"/>
-        </w:rPr>
-        <w:t>FR16. The system shall allow moderators to pin posts.</w:t>
-      </w:r>
-    </w:p>
-    <w:p>
-      <w:pPr>
-        <w:rPr>
-          <w:rFonts w:ascii="Arial" w:hAnsi="Arial" w:cs="Arial"/>
-        </w:rPr>
-      </w:pPr>
-      <w:r>
-        <w:rPr>
-          <w:rFonts w:ascii="Arial" w:hAnsi="Arial" w:cs="Arial"/>
-        </w:rPr>
-        <w:t>FR17. The system shall support soft deletion of posts and comments.</w:t>
-      </w:r>
-    </w:p>
-    <w:p>
-      <w:pPr>
-        <w:rPr>
-          <w:rFonts w:ascii="Arial" w:hAnsi="Arial" w:cs="Arial"/>
-        </w:rPr>
-      </w:pPr>
-      <w:r>
-        <w:rPr>
-          <w:rFonts w:ascii="Arial" w:hAnsi="Arial" w:cs="Arial"/>
-        </w:rPr>
-        <w:t>FR18. Each post and comment shall contain:</w:t>
-      </w:r>
-    </w:p>
-    <w:p>
-      <w:pPr>
-        <w:numPr>
-          <w:ilvl w:val="0"/>
-          <w:numId w:val="8"/>
-        </w:numPr>
-        <w:rPr>
-          <w:rFonts w:ascii="Arial" w:hAnsi="Arial" w:cs="Arial"/>
-        </w:rPr>
-      </w:pPr>
-      <w:r>
-        <w:rPr>
-          <w:rFonts w:ascii="Arial" w:hAnsi="Arial" w:cs="Arial"/>
-        </w:rPr>
-        <w:t>Unique ID</w:t>
-      </w:r>
-    </w:p>
-    <w:p>
-      <w:pPr>
-        <w:numPr>
-          <w:ilvl w:val="0"/>
-          <w:numId w:val="8"/>
-        </w:numPr>
-        <w:rPr>
-          <w:rFonts w:ascii="Arial" w:hAnsi="Arial" w:cs="Arial"/>
-        </w:rPr>
-      </w:pPr>
-      <w:r>
-        <w:rPr>
-          <w:rFonts w:ascii="Arial" w:hAnsi="Arial" w:cs="Arial"/>
-        </w:rPr>
-        <w:t>Author ID</w:t>
-      </w:r>
-    </w:p>
-    <w:p>
-      <w:pPr>
-        <w:numPr>
-          <w:ilvl w:val="0"/>
-          <w:numId w:val="8"/>
-        </w:numPr>
-        <w:rPr>
-          <w:rFonts w:ascii="Arial" w:hAnsi="Arial" w:cs="Arial"/>
-        </w:rPr>
-      </w:pPr>
-      <w:r>
-        <w:rPr>
-          <w:rFonts w:ascii="Arial" w:hAnsi="Arial" w:cs="Arial"/>
-        </w:rPr>
-        <w:t>Guild ID</w:t>
-      </w:r>
-    </w:p>
-    <w:p>
-      <w:pPr>
-        <w:numPr>
-          <w:ilvl w:val="0"/>
-          <w:numId w:val="8"/>
-        </w:numPr>
-        <w:rPr>
-          <w:rFonts w:ascii="Arial" w:hAnsi="Arial" w:cs="Arial"/>
-        </w:rPr>
-      </w:pPr>
-      <w:r>
-        <w:rPr>
-          <w:rFonts w:ascii="Arial" w:hAnsi="Arial" w:cs="Arial"/>
-        </w:rPr>
-        <w:t>Score</w:t>
-      </w:r>
-    </w:p>
-    <w:p>
-      <w:pPr>
-        <w:numPr>
-          <w:ilvl w:val="0"/>
-          <w:numId w:val="8"/>
-        </w:numPr>
-        <w:rPr>
-          <w:rFonts w:ascii="Arial" w:hAnsi="Arial" w:cs="Arial"/>
-        </w:rPr>
-      </w:pPr>
-      <w:r>
-        <w:rPr>
-          <w:rFonts w:ascii="Arial" w:hAnsi="Arial" w:cs="Arial"/>
-        </w:rPr>
-        <w:t>Creation date</w:t>
-      </w:r>
-    </w:p>
-    <w:p>
-      <w:pPr>
-        <w:rPr>
-          <w:rFonts w:ascii="Arial" w:hAnsi="Arial" w:cs="Arial"/>
-          <w:sz w:val="32"/>
-          <w:szCs w:val="32"/>
-        </w:rPr>
-      </w:pPr>
-      <w:r>
-        <w:rPr>
-          <w:rFonts w:ascii="Arial" w:hAnsi="Arial" w:cs="Arial"/>
-          <w:sz w:val="32"/>
-          <w:szCs w:val="32"/>
-        </w:rPr>
-        <w:t>Gamification System</w:t>
-      </w:r>
-    </w:p>
-    <w:p>
-      <w:pPr>
-        <w:rPr>
-          <w:rFonts w:ascii="Arial" w:hAnsi="Arial" w:cs="Arial"/>
-        </w:rPr>
-      </w:pPr>
-      <w:r>
-        <w:rPr>
-          <w:rFonts w:ascii="Arial" w:hAnsi="Arial" w:cs="Arial"/>
-        </w:rPr>
-        <w:t>FR19. The system shall award experience points (XP) to users for:</w:t>
-      </w:r>
-    </w:p>
-    <w:p>
-      <w:pPr>
-        <w:numPr>
-          <w:ilvl w:val="0"/>
-          <w:numId w:val="9"/>
-        </w:numPr>
-        <w:rPr>
-          <w:rFonts w:ascii="Arial" w:hAnsi="Arial" w:cs="Arial"/>
-        </w:rPr>
-      </w:pPr>
-      <w:r>
-        <w:rPr>
-          <w:rFonts w:ascii="Arial" w:hAnsi="Arial" w:cs="Arial"/>
-        </w:rPr>
-        <w:lastRenderedPageBreak/>
-        <w:t>Creating posts</w:t>
-      </w:r>
-    </w:p>
-    <w:p>
-      <w:pPr>
-        <w:numPr>
-          <w:ilvl w:val="0"/>
-          <w:numId w:val="9"/>
-        </w:numPr>
-        <w:rPr>
-          <w:rFonts w:ascii="Arial" w:hAnsi="Arial" w:cs="Arial"/>
-        </w:rPr>
-      </w:pPr>
-      <w:r>
-        <w:rPr>
-          <w:rFonts w:ascii="Arial" w:hAnsi="Arial" w:cs="Arial"/>
-        </w:rPr>
-        <w:t>Writing comments</w:t>
-      </w:r>
-    </w:p>
-    <w:p>
-      <w:pPr>
-        <w:numPr>
-          <w:ilvl w:val="0"/>
-          <w:numId w:val="9"/>
-        </w:numPr>
-        <w:rPr>
-          <w:rFonts w:ascii="Arial" w:hAnsi="Arial" w:cs="Arial"/>
-        </w:rPr>
-      </w:pPr>
-      <w:r>
-        <w:rPr>
-          <w:rFonts w:ascii="Arial" w:hAnsi="Arial" w:cs="Arial"/>
-        </w:rPr>
-        <w:t>Receiving upvotes</w:t>
-      </w:r>
-    </w:p>
-    <w:p>
-      <w:pPr>
-        <w:numPr>
-          <w:ilvl w:val="0"/>
-          <w:numId w:val="9"/>
-        </w:numPr>
-        <w:rPr>
-          <w:rFonts w:ascii="Arial" w:hAnsi="Arial" w:cs="Arial"/>
-        </w:rPr>
-      </w:pPr>
-      <w:r>
-        <w:rPr>
-          <w:rFonts w:ascii="Arial" w:hAnsi="Arial" w:cs="Arial"/>
-        </w:rPr>
-        <w:t>Completing quests.</w:t>
-      </w:r>
-    </w:p>
-    <w:p>
-      <w:pPr>
-        <w:rPr>
-          <w:rFonts w:ascii="Arial" w:hAnsi="Arial" w:cs="Arial"/>
-        </w:rPr>
-      </w:pPr>
-      <w:r>
-        <w:rPr>
-          <w:rFonts w:ascii="Arial" w:hAnsi="Arial" w:cs="Arial"/>
-        </w:rPr>
-        <w:t>FR20. The system shall calculate user levels based on XP thresholds.</w:t>
-      </w:r>
-    </w:p>
-    <w:p>
-      <w:pPr>
-        <w:rPr>
-          <w:rFonts w:ascii="Arial" w:hAnsi="Arial" w:cs="Arial"/>
-        </w:rPr>
-      </w:pPr>
-      <w:r>
-        <w:rPr>
-          <w:rFonts w:ascii="Arial" w:hAnsi="Arial" w:cs="Arial"/>
-        </w:rPr>
-        <w:t>FR21. The system shall display user levels next to usernames and on user profiles.</w:t>
-      </w:r>
-    </w:p>
-    <w:p>
-      <w:pPr>
-        <w:rPr>
-          <w:rFonts w:ascii="Arial" w:hAnsi="Arial" w:cs="Arial"/>
-          <w:sz w:val="32"/>
-          <w:szCs w:val="32"/>
-        </w:rPr>
-      </w:pPr>
-      <w:r>
-        <w:rPr>
-          <w:rFonts w:ascii="Arial" w:hAnsi="Arial" w:cs="Arial"/>
-          <w:sz w:val="32"/>
-          <w:szCs w:val="32"/>
-        </w:rPr>
-        <w:t>Badge System</w:t>
-      </w:r>
-    </w:p>
-    <w:p>
-      <w:pPr>
-        <w:rPr>
-          <w:rFonts w:ascii="Arial" w:hAnsi="Arial" w:cs="Arial"/>
-        </w:rPr>
-      </w:pPr>
-      <w:r>
-        <w:rPr>
-          <w:rFonts w:ascii="Arial" w:hAnsi="Arial" w:cs="Arial"/>
-        </w:rPr>
-        <w:t>FR22. The system shall award badges to users for reaching specific milestones.</w:t>
-      </w:r>
-    </w:p>
-    <w:p>
-      <w:pPr>
-        <w:rPr>
-          <w:rFonts w:ascii="Arial" w:hAnsi="Arial" w:cs="Arial"/>
-        </w:rPr>
-      </w:pPr>
-      <w:r>
-        <w:rPr>
-          <w:rFonts w:ascii="Arial" w:hAnsi="Arial" w:cs="Arial"/>
-        </w:rPr>
-        <w:t>Example milestones include:</w:t>
-      </w:r>
-    </w:p>
-    <w:p>
-      <w:pPr>
-        <w:numPr>
-          <w:ilvl w:val="0"/>
-          <w:numId w:val="10"/>
-        </w:numPr>
-        <w:rPr>
-          <w:rFonts w:ascii="Arial" w:hAnsi="Arial" w:cs="Arial"/>
-        </w:rPr>
-      </w:pPr>
-      <w:r>
-        <w:rPr>
-          <w:rFonts w:ascii="Arial" w:hAnsi="Arial" w:cs="Arial"/>
-        </w:rPr>
-        <w:t>Reaching a specific level</w:t>
-      </w:r>
-    </w:p>
-    <w:p>
-      <w:pPr>
-        <w:numPr>
-          <w:ilvl w:val="0"/>
-          <w:numId w:val="10"/>
-        </w:numPr>
-        <w:rPr>
-          <w:rFonts w:ascii="Arial" w:hAnsi="Arial" w:cs="Arial"/>
-        </w:rPr>
-      </w:pPr>
-      <w:r>
-        <w:rPr>
-          <w:rFonts w:ascii="Arial" w:hAnsi="Arial" w:cs="Arial"/>
-        </w:rPr>
-        <w:t>Completing a certain number of quests</w:t>
-      </w:r>
-    </w:p>
-    <w:p>
-      <w:pPr>
-        <w:numPr>
-          <w:ilvl w:val="0"/>
-          <w:numId w:val="10"/>
-        </w:numPr>
-        <w:rPr>
-          <w:rFonts w:ascii="Arial" w:hAnsi="Arial" w:cs="Arial"/>
-        </w:rPr>
-      </w:pPr>
-      <w:r>
-        <w:rPr>
-          <w:rFonts w:ascii="Arial" w:hAnsi="Arial" w:cs="Arial"/>
-        </w:rPr>
-        <w:t>Receiving a number of upvotes</w:t>
-      </w:r>
-    </w:p>
-    <w:p>
-      <w:pPr>
-        <w:rPr>
-          <w:rFonts w:ascii="Arial" w:hAnsi="Arial" w:cs="Arial"/>
-        </w:rPr>
-      </w:pPr>
-      <w:r>
-        <w:rPr>
-          <w:rFonts w:ascii="Arial" w:hAnsi="Arial" w:cs="Arial"/>
-        </w:rPr>
-        <w:t>FR23. The system shall display earned badges on user profiles.</w:t>
-      </w:r>
-    </w:p>
-    <w:p>
-      <w:pPr>
-        <w:rPr>
-          <w:rFonts w:ascii="Arial" w:hAnsi="Arial" w:cs="Arial"/>
-        </w:rPr>
-      </w:pPr>
-      <w:r>
-        <w:rPr>
-          <w:rFonts w:ascii="Arial" w:hAnsi="Arial" w:cs="Arial"/>
-        </w:rPr>
-        <w:t>FR24. The system shall store a history of earned badges.</w:t>
-      </w:r>
-    </w:p>
-    <w:p>
-      <w:pPr>
-        <w:rPr>
-          <w:rFonts w:ascii="Arial" w:hAnsi="Arial" w:cs="Arial"/>
-          <w:sz w:val="32"/>
-          <w:szCs w:val="32"/>
-        </w:rPr>
-      </w:pPr>
-      <w:r>
-        <w:rPr>
-          <w:rFonts w:ascii="Arial" w:hAnsi="Arial" w:cs="Arial"/>
-          <w:sz w:val="32"/>
-          <w:szCs w:val="32"/>
-        </w:rPr>
-        <w:t>Quest System</w:t>
-      </w:r>
-    </w:p>
-    <w:p>
-      <w:pPr>
-        <w:rPr>
-          <w:rFonts w:ascii="Arial" w:hAnsi="Arial" w:cs="Arial"/>
-        </w:rPr>
-      </w:pPr>
-      <w:r>
-        <w:rPr>
-          <w:rFonts w:ascii="Arial" w:hAnsi="Arial" w:cs="Arial"/>
-        </w:rPr>
-        <w:t>FR25. The system shall allow users to create quests within guilds.</w:t>
-      </w:r>
-    </w:p>
-    <w:p>
-      <w:pPr>
-        <w:rPr>
-          <w:rFonts w:ascii="Arial" w:hAnsi="Arial" w:cs="Arial"/>
-        </w:rPr>
-      </w:pPr>
-      <w:r>
-        <w:rPr>
-          <w:rFonts w:ascii="Arial" w:hAnsi="Arial" w:cs="Arial"/>
-        </w:rPr>
-        <w:t>FR26. Each quest shall include:</w:t>
-      </w:r>
-    </w:p>
-    <w:p>
-      <w:pPr>
-        <w:numPr>
-          <w:ilvl w:val="0"/>
-          <w:numId w:val="11"/>
-        </w:numPr>
-        <w:rPr>
-          <w:rFonts w:ascii="Arial" w:hAnsi="Arial" w:cs="Arial"/>
-        </w:rPr>
-      </w:pPr>
-      <w:r>
-        <w:rPr>
-          <w:rFonts w:ascii="Arial" w:hAnsi="Arial" w:cs="Arial"/>
-        </w:rPr>
-        <w:t>Title</w:t>
-      </w:r>
-    </w:p>
-    <w:p>
-      <w:pPr>
-        <w:numPr>
-          <w:ilvl w:val="0"/>
-          <w:numId w:val="11"/>
-        </w:numPr>
-        <w:rPr>
-          <w:rFonts w:ascii="Arial" w:hAnsi="Arial" w:cs="Arial"/>
-        </w:rPr>
-      </w:pPr>
-      <w:r>
-        <w:rPr>
-          <w:rFonts w:ascii="Arial" w:hAnsi="Arial" w:cs="Arial"/>
-        </w:rPr>
-        <w:t>Description</w:t>
-      </w:r>
-    </w:p>
-    <w:p>
-      <w:pPr>
-        <w:numPr>
-          <w:ilvl w:val="0"/>
-          <w:numId w:val="11"/>
-        </w:numPr>
-        <w:rPr>
-          <w:rFonts w:ascii="Arial" w:hAnsi="Arial" w:cs="Arial"/>
-        </w:rPr>
-      </w:pPr>
-      <w:r>
-        <w:rPr>
-          <w:rFonts w:ascii="Arial" w:hAnsi="Arial" w:cs="Arial"/>
-        </w:rPr>
-        <w:t>XP reward</w:t>
-      </w:r>
-    </w:p>
-    <w:p>
-      <w:pPr>
-        <w:numPr>
-          <w:ilvl w:val="0"/>
-          <w:numId w:val="11"/>
-        </w:numPr>
-        <w:rPr>
-          <w:rFonts w:ascii="Arial" w:hAnsi="Arial" w:cs="Arial"/>
-        </w:rPr>
-      </w:pPr>
-      <w:r>
-        <w:rPr>
-          <w:rFonts w:ascii="Arial" w:hAnsi="Arial" w:cs="Arial"/>
-        </w:rPr>
-        <w:t>Validation type (automatic or moderator approval)</w:t>
-      </w:r>
-    </w:p>
-    <w:p>
-      <w:pPr>
-        <w:numPr>
-          <w:ilvl w:val="0"/>
-          <w:numId w:val="11"/>
-        </w:numPr>
-        <w:rPr>
-          <w:rFonts w:ascii="Arial" w:hAnsi="Arial" w:cs="Arial"/>
-        </w:rPr>
-      </w:pPr>
-      <w:r>
-        <w:rPr>
-          <w:rFonts w:ascii="Arial" w:hAnsi="Arial" w:cs="Arial"/>
-        </w:rPr>
-        <w:t>Expiration date</w:t>
-      </w:r>
-    </w:p>
-    <w:p>
-      <w:pPr>
-        <w:numPr>
-          <w:ilvl w:val="0"/>
-          <w:numId w:val="11"/>
-        </w:numPr>
-        <w:rPr>
-          <w:rFonts w:ascii="Arial" w:hAnsi="Arial" w:cs="Arial"/>
-        </w:rPr>
-      </w:pPr>
-      <w:r>
-        <w:rPr>
-          <w:rFonts w:ascii="Arial" w:hAnsi="Arial" w:cs="Arial"/>
-        </w:rPr>
-        <w:t>Creator ID</w:t>
-      </w:r>
-    </w:p>
-    <w:p>
-      <w:pPr>
-        <w:rPr>
-          <w:rFonts w:ascii="Arial" w:hAnsi="Arial" w:cs="Arial"/>
-        </w:rPr>
-      </w:pPr>
-      <w:r>
-        <w:rPr>
-          <w:rFonts w:ascii="Arial" w:hAnsi="Arial" w:cs="Arial"/>
-        </w:rPr>
-        <w:t>FR27. The system shall allow users to enroll in quests.</w:t>
-      </w:r>
-    </w:p>
-    <w:p>
-      <w:pPr>
-        <w:rPr>
-          <w:rFonts w:ascii="Arial" w:hAnsi="Arial" w:cs="Arial"/>
-        </w:rPr>
-      </w:pPr>
-      <w:r>
-        <w:rPr>
-          <w:rFonts w:ascii="Arial" w:hAnsi="Arial" w:cs="Arial"/>
-        </w:rPr>
-        <w:t>FR28. The system shall track quest submissions and completion status.</w:t>
-      </w:r>
-    </w:p>
-    <w:p>
-      <w:pPr>
-        <w:rPr>
-          <w:rFonts w:ascii="Arial" w:hAnsi="Arial" w:cs="Arial"/>
-        </w:rPr>
-      </w:pPr>
-      <w:r>
-        <w:rPr>
-          <w:rFonts w:ascii="Arial" w:hAnsi="Arial" w:cs="Arial"/>
-        </w:rPr>
-        <w:t>FR29. The system shall allow moderators to validate quest submissions when required.</w:t>
-      </w:r>
-    </w:p>
-    <w:p>
-      <w:pPr>
-        <w:rPr>
-          <w:rFonts w:ascii="Arial" w:hAnsi="Arial" w:cs="Arial"/>
-        </w:rPr>
-      </w:pPr>
-      <w:r>
-        <w:rPr>
-          <w:rFonts w:ascii="Arial" w:hAnsi="Arial" w:cs="Arial"/>
-        </w:rPr>
-        <w:t>FR30. The system shall reward XP to users upon successful quest completion.</w:t>
-      </w:r>
-    </w:p>
-    <w:p>
-      <w:pPr>
-        <w:rPr>
-          <w:rFonts w:ascii="Arial" w:hAnsi="Arial" w:cs="Arial"/>
-        </w:rPr>
-      </w:pPr>
-    </w:p>
-    <w:p>
-      <w:pPr>
-        <w:rPr>
-          <w:rFonts w:ascii="Arial" w:hAnsi="Arial" w:cs="Arial"/>
+          <w:rFonts w:ascii="Arial" w:eastAsia="Arial" w:hAnsi="Arial" w:cs="Arial"/>
+          <w:color w:val="000000" w:themeColor="text1"/>
+          <w:sz w:val="28"/>
+          <w:szCs w:val="28"/>
+        </w:rPr>
+      </w:pPr>
+      <w:r>
+        <w:rPr>
+          <w:rFonts w:ascii="Arial" w:eastAsia="Arial" w:hAnsi="Arial" w:cs="Arial"/>
+          <w:color w:val="000000" w:themeColor="text1"/>
+          <w:sz w:val="28"/>
+          <w:szCs w:val="28"/>
+        </w:rPr>
+        <w:t>•  View and participate in community discussions through posts and comments.</w:t>
+      </w:r>
+    </w:p>
+    <w:p>
+      <w:pPr>
+        <w:ind w:left="708"/>
+        <w:rPr>
+          <w:rFonts w:ascii="Arial" w:eastAsia="Arial" w:hAnsi="Arial" w:cs="Arial"/>
+          <w:color w:val="000000" w:themeColor="text1"/>
+          <w:sz w:val="28"/>
+          <w:szCs w:val="28"/>
+        </w:rPr>
+      </w:pPr>
+      <w:r>
+        <w:rPr>
+          <w:rFonts w:ascii="Arial" w:eastAsia="Arial" w:hAnsi="Arial" w:cs="Arial"/>
+          <w:color w:val="000000" w:themeColor="text1"/>
+          <w:sz w:val="28"/>
+          <w:szCs w:val="28"/>
+        </w:rPr>
+        <w:t>•  Earn experience points and progress through levels by contributing to the community.</w:t>
+      </w:r>
+    </w:p>
+    <w:p>
+      <w:pPr>
+        <w:ind w:left="708"/>
+        <w:rPr>
+          <w:rFonts w:ascii="Arial" w:eastAsia="Arial" w:hAnsi="Arial" w:cs="Arial"/>
+          <w:color w:val="000000" w:themeColor="text1"/>
+          <w:sz w:val="28"/>
+          <w:szCs w:val="28"/>
+        </w:rPr>
+      </w:pPr>
+      <w:r>
+        <w:rPr>
+          <w:rFonts w:ascii="Arial" w:eastAsia="Arial" w:hAnsi="Arial" w:cs="Arial"/>
+          <w:color w:val="000000" w:themeColor="text1"/>
+          <w:sz w:val="28"/>
+          <w:szCs w:val="28"/>
+        </w:rPr>
+        <w:t>•  Create and complete quests that reward users for meaningful participation.</w:t>
+      </w:r>
+    </w:p>
+    <w:p>
+      <w:pPr>
+        <w:ind w:left="708"/>
+        <w:rPr>
+          <w:rFonts w:ascii="Arial" w:eastAsia="Arial" w:hAnsi="Arial" w:cs="Arial"/>
+          <w:color w:val="000000" w:themeColor="text1"/>
+          <w:sz w:val="28"/>
+          <w:szCs w:val="28"/>
+        </w:rPr>
+      </w:pPr>
+      <w:r>
+        <w:rPr>
+          <w:rFonts w:ascii="Arial" w:eastAsia="Arial" w:hAnsi="Arial" w:cs="Arial"/>
+          <w:color w:val="000000" w:themeColor="text1"/>
+          <w:sz w:val="28"/>
+          <w:szCs w:val="28"/>
+        </w:rPr>
+        <w:t>•  Unlock badges based on achievements such as completing quests or reaching specific levels.</w:t>
+      </w:r>
+    </w:p>
+    <w:p>
+      <w:pPr>
+        <w:ind w:left="708"/>
+        <w:rPr>
+          <w:rFonts w:ascii="Arial" w:eastAsia="Arial" w:hAnsi="Arial" w:cs="Arial"/>
+          <w:color w:val="000000" w:themeColor="text1"/>
+          <w:sz w:val="28"/>
+          <w:szCs w:val="28"/>
+        </w:rPr>
+      </w:pPr>
+      <w:r>
+        <w:rPr>
+          <w:rFonts w:ascii="Arial" w:eastAsia="Arial" w:hAnsi="Arial" w:cs="Arial"/>
+          <w:color w:val="000000" w:themeColor="text1"/>
+          <w:sz w:val="28"/>
+          <w:szCs w:val="28"/>
+        </w:rPr>
+        <w:t>•  Submit code solutions for programming challenges and run them against automated test cases.</w:t>
+      </w:r>
+    </w:p>
+    <w:p>
+      <w:pPr>
+        <w:ind w:left="708"/>
+        <w:rPr>
+          <w:rFonts w:ascii="Arial" w:eastAsia="Arial" w:hAnsi="Arial" w:cs="Arial"/>
+          <w:color w:val="000000" w:themeColor="text1"/>
+          <w:sz w:val="28"/>
+          <w:szCs w:val="28"/>
+        </w:rPr>
+      </w:pPr>
+      <w:r>
+        <w:rPr>
+          <w:rFonts w:ascii="Arial" w:eastAsia="Arial" w:hAnsi="Arial" w:cs="Arial"/>
+          <w:color w:val="000000" w:themeColor="text1"/>
+          <w:sz w:val="28"/>
+          <w:szCs w:val="28"/>
+        </w:rPr>
+        <w:t>•  Discover new communities and collaborate with other users who share similar interests.</w:t>
+      </w:r>
+    </w:p>
+    <w:p>
+      <w:pPr>
+        <w:rPr>
+          <w:rFonts w:ascii="Arial" w:eastAsia="Arial" w:hAnsi="Arial" w:cs="Arial"/>
+          <w:color w:val="000000" w:themeColor="text1"/>
+          <w:sz w:val="28"/>
+          <w:szCs w:val="28"/>
+        </w:rPr>
+      </w:pPr>
+    </w:p>
+    <w:p>
+      <w:pPr>
+        <w:rPr>
+          <w:rFonts w:ascii="Arial" w:eastAsia="Arial" w:hAnsi="Arial" w:cs="Arial"/>
+          <w:color w:val="000000" w:themeColor="text1"/>
+          <w:sz w:val="28"/>
+          <w:szCs w:val="28"/>
+        </w:rPr>
+      </w:pPr>
+      <w:r>
+        <w:rPr>
+          <w:rFonts w:ascii="Arial" w:eastAsia="Arial" w:hAnsi="Arial" w:cs="Arial"/>
           <w:b/>
           <w:bCs/>
-        </w:rPr>
-      </w:pPr>
-      <w:r>
-        <w:rPr>
-          <w:rFonts w:ascii="Arial" w:hAnsi="Arial" w:cs="Arial"/>
+          <w:color w:val="000000" w:themeColor="text1"/>
+          <w:sz w:val="28"/>
+          <w:szCs w:val="28"/>
+        </w:rPr>
+        <w:lastRenderedPageBreak/>
+        <w:t>Functional Requirements</w:t>
+      </w:r>
+    </w:p>
+    <w:p>
+      <w:pPr>
+        <w:rPr>
+          <w:rFonts w:ascii="Arial" w:eastAsia="Arial" w:hAnsi="Arial" w:cs="Arial"/>
+          <w:color w:val="000000" w:themeColor="text1"/>
+          <w:sz w:val="28"/>
+          <w:szCs w:val="28"/>
+        </w:rPr>
+      </w:pPr>
+      <w:r>
+        <w:rPr>
+          <w:rFonts w:ascii="Arial" w:eastAsia="Arial" w:hAnsi="Arial" w:cs="Arial"/>
           <w:b/>
           <w:bCs/>
-        </w:rPr>
-        <w:lastRenderedPageBreak/>
-        <w:t>MoSCoW Prioritization</w:t>
-      </w:r>
-    </w:p>
-    <w:p>
-      <w:pPr>
-        <w:rPr>
-          <w:rFonts w:ascii="Arial" w:hAnsi="Arial" w:cs="Arial"/>
+          <w:color w:val="000000" w:themeColor="text1"/>
+          <w:sz w:val="28"/>
+          <w:szCs w:val="28"/>
+        </w:rPr>
+        <w:t>Account Management</w:t>
+      </w:r>
+    </w:p>
+    <w:p>
+      <w:pPr>
+        <w:ind w:left="708"/>
+        <w:rPr>
+          <w:rFonts w:ascii="Arial" w:eastAsia="Arial" w:hAnsi="Arial" w:cs="Arial"/>
+          <w:color w:val="000000" w:themeColor="text1"/>
+          <w:sz w:val="28"/>
+          <w:szCs w:val="28"/>
+        </w:rPr>
+      </w:pPr>
+      <w:r>
+        <w:rPr>
+          <w:rFonts w:ascii="Arial" w:eastAsia="Arial" w:hAnsi="Arial" w:cs="Arial"/>
+          <w:color w:val="000000" w:themeColor="text1"/>
+          <w:sz w:val="28"/>
+          <w:szCs w:val="28"/>
+        </w:rPr>
+        <w:t>•  FR1. The system shall allow users to register accounts using a username, email, and password.</w:t>
+      </w:r>
+    </w:p>
+    <w:p>
+      <w:pPr>
+        <w:ind w:left="708"/>
+        <w:rPr>
+          <w:rFonts w:ascii="Arial" w:eastAsia="Arial" w:hAnsi="Arial" w:cs="Arial"/>
+          <w:color w:val="000000" w:themeColor="text1"/>
+          <w:sz w:val="28"/>
+          <w:szCs w:val="28"/>
+        </w:rPr>
+      </w:pPr>
+      <w:r>
+        <w:rPr>
+          <w:rFonts w:ascii="Arial" w:eastAsia="Arial" w:hAnsi="Arial" w:cs="Arial"/>
+          <w:color w:val="000000" w:themeColor="text1"/>
+          <w:sz w:val="28"/>
+          <w:szCs w:val="28"/>
+        </w:rPr>
+        <w:t>•  FR2. The system shall allow users to log in and log out using their credentials.</w:t>
+      </w:r>
+    </w:p>
+    <w:p>
+      <w:pPr>
+        <w:ind w:left="708"/>
+        <w:rPr>
+          <w:rFonts w:ascii="Arial" w:eastAsia="Arial" w:hAnsi="Arial" w:cs="Arial"/>
+          <w:color w:val="000000" w:themeColor="text1"/>
+          <w:sz w:val="28"/>
+          <w:szCs w:val="28"/>
+        </w:rPr>
+      </w:pPr>
+      <w:r>
+        <w:rPr>
+          <w:rFonts w:ascii="Arial" w:eastAsia="Arial" w:hAnsi="Arial" w:cs="Arial"/>
+          <w:color w:val="000000" w:themeColor="text1"/>
+          <w:sz w:val="28"/>
+          <w:szCs w:val="28"/>
+        </w:rPr>
+        <w:t>•  FR3. The system shall manage user sessions manually using secure session tokens.</w:t>
+      </w:r>
+    </w:p>
+    <w:p>
+      <w:pPr>
+        <w:ind w:left="708"/>
+        <w:rPr>
+          <w:rFonts w:ascii="Arial" w:eastAsia="Arial" w:hAnsi="Arial" w:cs="Arial"/>
+          <w:color w:val="000000" w:themeColor="text1"/>
+          <w:sz w:val="28"/>
+          <w:szCs w:val="28"/>
+        </w:rPr>
+      </w:pPr>
+      <w:r>
+        <w:rPr>
+          <w:rFonts w:ascii="Arial" w:eastAsia="Arial" w:hAnsi="Arial" w:cs="Arial"/>
+          <w:color w:val="000000" w:themeColor="text1"/>
+          <w:sz w:val="28"/>
+          <w:szCs w:val="28"/>
+        </w:rPr>
+        <w:t>•  FR4. The system shall allow users to edit their profile information and upload an avatar.</w:t>
+      </w:r>
+    </w:p>
+    <w:p>
+      <w:pPr>
+        <w:ind w:left="708"/>
+        <w:rPr>
+          <w:rFonts w:ascii="Arial" w:eastAsia="Arial" w:hAnsi="Arial" w:cs="Arial"/>
+          <w:color w:val="000000" w:themeColor="text1"/>
+          <w:sz w:val="28"/>
+          <w:szCs w:val="28"/>
+        </w:rPr>
+      </w:pPr>
+      <w:r>
+        <w:rPr>
+          <w:rFonts w:ascii="Arial" w:eastAsia="Arial" w:hAnsi="Arial" w:cs="Arial"/>
           <w:b/>
           <w:bCs/>
-        </w:rPr>
-      </w:pPr>
-      <w:r>
-        <w:rPr>
-          <w:rFonts w:ascii="Arial" w:hAnsi="Arial" w:cs="Arial"/>
+          <w:color w:val="000000" w:themeColor="text1"/>
+          <w:sz w:val="28"/>
+          <w:szCs w:val="28"/>
+        </w:rPr>
+        <w:t>Role and Permission System</w:t>
+      </w:r>
+    </w:p>
+    <w:p>
+      <w:pPr>
+        <w:ind w:left="708"/>
+        <w:rPr>
+          <w:rFonts w:ascii="Arial" w:eastAsia="Arial" w:hAnsi="Arial" w:cs="Arial"/>
+          <w:color w:val="000000" w:themeColor="text1"/>
+          <w:sz w:val="28"/>
+          <w:szCs w:val="28"/>
+        </w:rPr>
+      </w:pPr>
+      <w:r>
+        <w:rPr>
+          <w:rFonts w:ascii="Arial" w:eastAsia="Arial" w:hAnsi="Arial" w:cs="Arial"/>
+          <w:color w:val="000000" w:themeColor="text1"/>
+          <w:sz w:val="28"/>
+          <w:szCs w:val="28"/>
+        </w:rPr>
+        <w:t>•  FR5. The system shall support four user roles: Guest, Member, Moderator, and Admin.</w:t>
+      </w:r>
+    </w:p>
+    <w:p>
+      <w:pPr>
+        <w:ind w:left="708"/>
+        <w:rPr>
+          <w:rFonts w:ascii="Arial" w:eastAsia="Arial" w:hAnsi="Arial" w:cs="Arial"/>
+          <w:color w:val="000000" w:themeColor="text1"/>
+          <w:sz w:val="28"/>
+          <w:szCs w:val="28"/>
+        </w:rPr>
+      </w:pPr>
+      <w:r>
+        <w:rPr>
+          <w:rFonts w:ascii="Arial" w:eastAsia="Arial" w:hAnsi="Arial" w:cs="Arial"/>
+          <w:color w:val="000000" w:themeColor="text1"/>
+          <w:sz w:val="28"/>
+          <w:szCs w:val="28"/>
+        </w:rPr>
+        <w:t>•  FR6. The system shall enforce role-based permissions server-side.</w:t>
+      </w:r>
+    </w:p>
+    <w:p>
+      <w:pPr>
+        <w:ind w:left="708"/>
+        <w:rPr>
+          <w:rFonts w:ascii="Arial" w:eastAsia="Arial" w:hAnsi="Arial" w:cs="Arial"/>
+          <w:color w:val="000000" w:themeColor="text1"/>
+          <w:sz w:val="28"/>
+          <w:szCs w:val="28"/>
+        </w:rPr>
+      </w:pPr>
+      <w:r>
+        <w:rPr>
+          <w:rFonts w:ascii="Arial" w:eastAsia="Arial" w:hAnsi="Arial" w:cs="Arial"/>
+          <w:color w:val="000000" w:themeColor="text1"/>
+          <w:sz w:val="28"/>
+          <w:szCs w:val="28"/>
+        </w:rPr>
+        <w:t xml:space="preserve">          •  Admin: manage users, manage guilds, assign moderators</w:t>
+      </w:r>
+    </w:p>
+    <w:p>
+      <w:pPr>
+        <w:ind w:left="708"/>
+        <w:rPr>
+          <w:rFonts w:ascii="Arial" w:eastAsia="Arial" w:hAnsi="Arial" w:cs="Arial"/>
+          <w:color w:val="000000" w:themeColor="text1"/>
+          <w:sz w:val="28"/>
+          <w:szCs w:val="28"/>
+        </w:rPr>
+      </w:pPr>
+      <w:r>
+        <w:rPr>
+          <w:rFonts w:ascii="Arial" w:eastAsia="Arial" w:hAnsi="Arial" w:cs="Arial"/>
+          <w:color w:val="000000" w:themeColor="text1"/>
+          <w:sz w:val="28"/>
+          <w:szCs w:val="28"/>
+        </w:rPr>
+        <w:t xml:space="preserve">          •  Moderator: remove posts/comments, validate quests, manage guild rules</w:t>
+      </w:r>
+    </w:p>
+    <w:p>
+      <w:pPr>
+        <w:ind w:left="708"/>
+        <w:rPr>
+          <w:rFonts w:ascii="Arial" w:eastAsia="Arial" w:hAnsi="Arial" w:cs="Arial"/>
+          <w:color w:val="000000" w:themeColor="text1"/>
+          <w:sz w:val="28"/>
+          <w:szCs w:val="28"/>
+        </w:rPr>
+      </w:pPr>
+      <w:r>
+        <w:rPr>
+          <w:rFonts w:ascii="Arial" w:eastAsia="Arial" w:hAnsi="Arial" w:cs="Arial"/>
+          <w:color w:val="000000" w:themeColor="text1"/>
+          <w:sz w:val="28"/>
+          <w:szCs w:val="28"/>
+        </w:rPr>
+        <w:t xml:space="preserve">          •  Member: create posts, comment, vote, complete quests</w:t>
+      </w:r>
+    </w:p>
+    <w:p>
+      <w:pPr>
+        <w:ind w:left="708"/>
+        <w:rPr>
+          <w:rFonts w:ascii="Arial" w:eastAsia="Arial" w:hAnsi="Arial" w:cs="Arial"/>
+          <w:color w:val="000000" w:themeColor="text1"/>
+          <w:sz w:val="28"/>
+          <w:szCs w:val="28"/>
+        </w:rPr>
+      </w:pPr>
+      <w:r>
+        <w:rPr>
+          <w:rFonts w:ascii="Arial" w:eastAsia="Arial" w:hAnsi="Arial" w:cs="Arial"/>
+          <w:color w:val="000000" w:themeColor="text1"/>
+          <w:sz w:val="28"/>
+          <w:szCs w:val="28"/>
+        </w:rPr>
+        <w:t xml:space="preserve">          •  Guest: view public content only</w:t>
+      </w:r>
+    </w:p>
+    <w:p>
+      <w:pPr>
+        <w:rPr>
+          <w:rFonts w:ascii="Arial" w:eastAsia="Arial" w:hAnsi="Arial" w:cs="Arial"/>
+          <w:color w:val="000000" w:themeColor="text1"/>
+          <w:sz w:val="28"/>
+          <w:szCs w:val="28"/>
+        </w:rPr>
+      </w:pPr>
+      <w:r>
+        <w:rPr>
+          <w:rFonts w:ascii="Arial" w:eastAsia="Arial" w:hAnsi="Arial" w:cs="Arial"/>
           <w:b/>
           <w:bCs/>
-        </w:rPr>
-        <w:t>Must Have</w:t>
-      </w:r>
-    </w:p>
-    <w:p>
-      <w:pPr>
-        <w:rPr>
-          <w:rFonts w:ascii="Arial" w:hAnsi="Arial" w:cs="Arial"/>
-        </w:rPr>
-      </w:pPr>
-      <w:r>
-        <w:rPr>
-          <w:rFonts w:ascii="Arial" w:hAnsi="Arial" w:cs="Arial"/>
-        </w:rPr>
-        <w:t>These features are essential for the system to function as a community platform with gamification.</w:t>
-      </w:r>
-    </w:p>
-    <w:p>
-      <w:pPr>
-        <w:rPr>
-          <w:rFonts w:ascii="Arial" w:hAnsi="Arial" w:cs="Arial"/>
-        </w:rPr>
-      </w:pPr>
-      <w:r>
-        <w:rPr>
-          <w:rFonts w:ascii="Arial" w:hAnsi="Arial" w:cs="Arial"/>
-        </w:rPr>
-        <w:t>FR1. The system shall allow users to register accounts using a username, email, and password.</w:t>
-      </w:r>
-    </w:p>
-    <w:p>
-      <w:pPr>
-        <w:rPr>
-          <w:rFonts w:ascii="Arial" w:hAnsi="Arial" w:cs="Arial"/>
-        </w:rPr>
-      </w:pPr>
-      <w:r>
-        <w:rPr>
-          <w:rFonts w:ascii="Arial" w:hAnsi="Arial" w:cs="Arial"/>
-        </w:rPr>
-        <w:t>FR2. The system shall allow users to log in and log out using their credentials.</w:t>
-      </w:r>
-      <w:r>
-        <w:rPr>
-          <w:rFonts w:ascii="Arial" w:hAnsi="Arial" w:cs="Arial"/>
-        </w:rPr>
-        <w:br/>
-        <w:t>FR3. The system shall manage user sessions manually using secure session tokens.</w:t>
-      </w:r>
-      <w:r>
-        <w:rPr>
-          <w:rFonts w:ascii="Arial" w:hAnsi="Arial" w:cs="Arial"/>
-        </w:rPr>
-        <w:br/>
-        <w:t>FR5. The system shall support four user roles: Guest, Member, Moderator, and Admin.</w:t>
-      </w:r>
-      <w:r>
-        <w:rPr>
-          <w:rFonts w:ascii="Arial" w:hAnsi="Arial" w:cs="Arial"/>
-        </w:rPr>
-        <w:br/>
-        <w:t>FR6. The system shall enforce role-based permissions server-side.</w:t>
-      </w:r>
-    </w:p>
-    <w:p>
-      <w:pPr>
-        <w:rPr>
-          <w:rFonts w:ascii="Arial" w:hAnsi="Arial" w:cs="Arial"/>
-        </w:rPr>
-      </w:pPr>
-      <w:r>
-        <w:rPr>
-          <w:rFonts w:ascii="Arial" w:hAnsi="Arial" w:cs="Arial"/>
-        </w:rPr>
-        <w:t>FR7. The system shall allow users to create guilds (communities).</w:t>
-      </w:r>
-      <w:r>
-        <w:rPr>
-          <w:rFonts w:ascii="Arial" w:hAnsi="Arial" w:cs="Arial"/>
-        </w:rPr>
-        <w:br/>
-        <w:t>FR11. The system shall allow users to switch between guilds, loading the appropriate posts, quests, and community data.</w:t>
-      </w:r>
-    </w:p>
-    <w:p>
-      <w:pPr>
-        <w:rPr>
-          <w:rFonts w:ascii="Arial" w:hAnsi="Arial" w:cs="Arial"/>
-        </w:rPr>
-      </w:pPr>
-      <w:r>
-        <w:rPr>
-          <w:rFonts w:ascii="Arial" w:hAnsi="Arial" w:cs="Arial"/>
-        </w:rPr>
-        <w:t>FR12. The system shall allow users to create posts.</w:t>
-      </w:r>
-      <w:r>
-        <w:rPr>
-          <w:rFonts w:ascii="Arial" w:hAnsi="Arial" w:cs="Arial"/>
-        </w:rPr>
-        <w:br/>
-        <w:t>FR13. The system shall allow users to comment on posts using nested replies.</w:t>
-      </w:r>
-      <w:r>
-        <w:rPr>
-          <w:rFonts w:ascii="Arial" w:hAnsi="Arial" w:cs="Arial"/>
-        </w:rPr>
-        <w:br/>
-        <w:t>FR14. The system shall allow users to interact with posts and comments through upvotes and downvotes.</w:t>
-      </w:r>
-    </w:p>
-    <w:p>
-      <w:pPr>
-        <w:rPr>
-          <w:rFonts w:ascii="Arial" w:hAnsi="Arial" w:cs="Arial"/>
-        </w:rPr>
-      </w:pPr>
-      <w:r>
-        <w:rPr>
-          <w:rFonts w:ascii="Arial" w:hAnsi="Arial" w:cs="Arial"/>
-        </w:rPr>
-        <w:t>FR19. The system shall award experience points (XP) to users for platform activities.</w:t>
-      </w:r>
-      <w:r>
-        <w:rPr>
-          <w:rFonts w:ascii="Arial" w:hAnsi="Arial" w:cs="Arial"/>
-        </w:rPr>
-        <w:br/>
-        <w:t>FR20. The system shall calculate user levels based on XP thresholds.</w:t>
-      </w:r>
-      <w:r>
-        <w:rPr>
-          <w:rFonts w:ascii="Arial" w:hAnsi="Arial" w:cs="Arial"/>
-        </w:rPr>
-        <w:br/>
-        <w:t>FR21. The system shall display user levels next to usernames and on user profiles.</w:t>
-      </w:r>
-    </w:p>
-    <w:p>
-      <w:pPr>
-        <w:rPr>
-          <w:rFonts w:ascii="Arial" w:hAnsi="Arial" w:cs="Arial"/>
-        </w:rPr>
-      </w:pPr>
-      <w:r>
-        <w:rPr>
-          <w:rFonts w:ascii="Arial" w:hAnsi="Arial" w:cs="Arial"/>
-        </w:rPr>
-        <w:t>FR25. The system shall allow users to create quests within guilds.</w:t>
-      </w:r>
-      <w:r>
-        <w:rPr>
-          <w:rFonts w:ascii="Arial" w:hAnsi="Arial" w:cs="Arial"/>
-        </w:rPr>
-        <w:br/>
-        <w:t>FR27. The system shall allow users to enroll in quests.</w:t>
-      </w:r>
-      <w:r>
-        <w:rPr>
-          <w:rFonts w:ascii="Arial" w:hAnsi="Arial" w:cs="Arial"/>
-        </w:rPr>
-        <w:br/>
-        <w:t>FR28. The system shall track quest submissions and completion status.</w:t>
-      </w:r>
-      <w:r>
-        <w:rPr>
-          <w:rFonts w:ascii="Arial" w:hAnsi="Arial" w:cs="Arial"/>
-        </w:rPr>
-        <w:br/>
-        <w:t>FR30. The system shall reward XP to users upon successful quest completion.</w:t>
-      </w:r>
-    </w:p>
-    <w:p>
-      <w:pPr>
-        <w:rPr>
-          <w:rFonts w:ascii="Arial" w:hAnsi="Arial" w:cs="Arial"/>
+          <w:color w:val="000000" w:themeColor="text1"/>
+          <w:sz w:val="28"/>
+          <w:szCs w:val="28"/>
+        </w:rPr>
+        <w:t>Guild (Community) Management</w:t>
+      </w:r>
+    </w:p>
+    <w:p>
+      <w:pPr>
+        <w:ind w:left="708"/>
+        <w:rPr>
+          <w:rFonts w:ascii="Arial" w:eastAsia="Arial" w:hAnsi="Arial" w:cs="Arial"/>
+          <w:color w:val="000000" w:themeColor="text1"/>
+          <w:sz w:val="28"/>
+          <w:szCs w:val="28"/>
+        </w:rPr>
+      </w:pPr>
+      <w:r>
+        <w:rPr>
+          <w:rFonts w:ascii="Arial" w:eastAsia="Arial" w:hAnsi="Arial" w:cs="Arial"/>
+          <w:color w:val="000000" w:themeColor="text1"/>
+          <w:sz w:val="28"/>
+          <w:szCs w:val="28"/>
+        </w:rPr>
+        <w:t>•  FR7. The system shall allow users to create guilds (communities).</w:t>
+      </w:r>
+    </w:p>
+    <w:p>
+      <w:pPr>
+        <w:ind w:left="708"/>
+        <w:rPr>
+          <w:rFonts w:ascii="Arial" w:eastAsia="Arial" w:hAnsi="Arial" w:cs="Arial"/>
+          <w:color w:val="000000" w:themeColor="text1"/>
+          <w:sz w:val="28"/>
+          <w:szCs w:val="28"/>
+        </w:rPr>
+      </w:pPr>
+      <w:r>
+        <w:rPr>
+          <w:rFonts w:ascii="Arial" w:eastAsia="Arial" w:hAnsi="Arial" w:cs="Arial"/>
+          <w:color w:val="000000" w:themeColor="text1"/>
+          <w:sz w:val="28"/>
+          <w:szCs w:val="28"/>
+        </w:rPr>
+        <w:t>•  FR8. The system shall allow guild owners or moderators to edit guild information such as name, description, and rules.</w:t>
+      </w:r>
+    </w:p>
+    <w:p>
+      <w:pPr>
+        <w:ind w:left="708"/>
+        <w:rPr>
+          <w:rFonts w:ascii="Arial" w:eastAsia="Arial" w:hAnsi="Arial" w:cs="Arial"/>
+          <w:color w:val="000000" w:themeColor="text1"/>
+          <w:sz w:val="28"/>
+          <w:szCs w:val="28"/>
+        </w:rPr>
+      </w:pPr>
+      <w:r>
+        <w:rPr>
+          <w:rFonts w:ascii="Arial" w:eastAsia="Arial" w:hAnsi="Arial" w:cs="Arial"/>
+          <w:color w:val="000000" w:themeColor="text1"/>
+          <w:sz w:val="28"/>
+          <w:szCs w:val="28"/>
+        </w:rPr>
+        <w:t>•  FR9. The system shall allow admins to delete or archive guilds.</w:t>
+      </w:r>
+    </w:p>
+    <w:p>
+      <w:pPr>
+        <w:ind w:left="708"/>
+        <w:rPr>
+          <w:rFonts w:ascii="Arial" w:eastAsia="Arial" w:hAnsi="Arial" w:cs="Arial"/>
+          <w:color w:val="000000" w:themeColor="text1"/>
+          <w:sz w:val="28"/>
+          <w:szCs w:val="28"/>
+        </w:rPr>
+      </w:pPr>
+      <w:r>
+        <w:rPr>
+          <w:rFonts w:ascii="Arial" w:eastAsia="Arial" w:hAnsi="Arial" w:cs="Arial"/>
+          <w:color w:val="000000" w:themeColor="text1"/>
+          <w:sz w:val="28"/>
+          <w:szCs w:val="28"/>
+        </w:rPr>
+        <w:t>•  FR10. Each guild shall contain the following components:</w:t>
+      </w:r>
+    </w:p>
+    <w:p>
+      <w:pPr>
+        <w:ind w:left="708"/>
+        <w:rPr>
+          <w:rFonts w:ascii="Arial" w:eastAsia="Arial" w:hAnsi="Arial" w:cs="Arial"/>
+          <w:color w:val="000000" w:themeColor="text1"/>
+          <w:sz w:val="28"/>
+          <w:szCs w:val="28"/>
+        </w:rPr>
+      </w:pPr>
+      <w:r>
+        <w:rPr>
+          <w:rFonts w:ascii="Arial" w:eastAsia="Arial" w:hAnsi="Arial" w:cs="Arial"/>
+          <w:color w:val="000000" w:themeColor="text1"/>
+          <w:sz w:val="28"/>
+          <w:szCs w:val="28"/>
+        </w:rPr>
+        <w:t xml:space="preserve">          •  Posts</w:t>
+      </w:r>
+    </w:p>
+    <w:p>
+      <w:pPr>
+        <w:ind w:left="708"/>
+        <w:rPr>
+          <w:rFonts w:ascii="Arial" w:eastAsia="Arial" w:hAnsi="Arial" w:cs="Arial"/>
+          <w:color w:val="000000" w:themeColor="text1"/>
+          <w:sz w:val="28"/>
+          <w:szCs w:val="28"/>
+        </w:rPr>
+      </w:pPr>
+      <w:r>
+        <w:rPr>
+          <w:rFonts w:ascii="Arial" w:eastAsia="Arial" w:hAnsi="Arial" w:cs="Arial"/>
+          <w:color w:val="000000" w:themeColor="text1"/>
+          <w:sz w:val="28"/>
+          <w:szCs w:val="28"/>
+        </w:rPr>
+        <w:t xml:space="preserve">          •  Nested comments</w:t>
+      </w:r>
+    </w:p>
+    <w:p>
+      <w:pPr>
+        <w:ind w:left="708"/>
+        <w:rPr>
+          <w:rFonts w:ascii="Arial" w:eastAsia="Arial" w:hAnsi="Arial" w:cs="Arial"/>
+          <w:color w:val="000000" w:themeColor="text1"/>
+          <w:sz w:val="28"/>
+          <w:szCs w:val="28"/>
+        </w:rPr>
+      </w:pPr>
+      <w:r>
+        <w:rPr>
+          <w:rFonts w:ascii="Arial" w:eastAsia="Arial" w:hAnsi="Arial" w:cs="Arial"/>
+          <w:color w:val="000000" w:themeColor="text1"/>
+          <w:sz w:val="28"/>
+          <w:szCs w:val="28"/>
+        </w:rPr>
+        <w:t xml:space="preserve">          •  Quest board</w:t>
+      </w:r>
+    </w:p>
+    <w:p>
+      <w:pPr>
+        <w:ind w:left="708"/>
+        <w:rPr>
+          <w:rFonts w:ascii="Arial" w:eastAsia="Arial" w:hAnsi="Arial" w:cs="Arial"/>
+          <w:color w:val="000000" w:themeColor="text1"/>
+          <w:sz w:val="28"/>
+          <w:szCs w:val="28"/>
+        </w:rPr>
+      </w:pPr>
+      <w:r>
+        <w:rPr>
+          <w:rFonts w:ascii="Arial" w:eastAsia="Arial" w:hAnsi="Arial" w:cs="Arial"/>
+          <w:color w:val="000000" w:themeColor="text1"/>
+          <w:sz w:val="28"/>
+          <w:szCs w:val="28"/>
+        </w:rPr>
+        <w:t xml:space="preserve">          •  Member list</w:t>
+      </w:r>
+    </w:p>
+    <w:p>
+      <w:pPr>
+        <w:ind w:left="708"/>
+        <w:rPr>
+          <w:rFonts w:ascii="Arial" w:eastAsia="Arial" w:hAnsi="Arial" w:cs="Arial"/>
+          <w:color w:val="000000" w:themeColor="text1"/>
+          <w:sz w:val="28"/>
+          <w:szCs w:val="28"/>
+        </w:rPr>
+      </w:pPr>
+      <w:r>
+        <w:rPr>
+          <w:rFonts w:ascii="Arial" w:eastAsia="Arial" w:hAnsi="Arial" w:cs="Arial"/>
+          <w:color w:val="000000" w:themeColor="text1"/>
+          <w:sz w:val="28"/>
+          <w:szCs w:val="28"/>
+        </w:rPr>
+        <w:t xml:space="preserve">          •  Activity metrics</w:t>
+      </w:r>
+    </w:p>
+    <w:p>
+      <w:pPr>
+        <w:ind w:left="708"/>
+        <w:rPr>
+          <w:rFonts w:ascii="Arial" w:eastAsia="Arial" w:hAnsi="Arial" w:cs="Arial"/>
+          <w:color w:val="000000" w:themeColor="text1"/>
+          <w:sz w:val="28"/>
+          <w:szCs w:val="28"/>
+        </w:rPr>
+      </w:pPr>
+      <w:r>
+        <w:rPr>
+          <w:rFonts w:ascii="Arial" w:eastAsia="Arial" w:hAnsi="Arial" w:cs="Arial"/>
+          <w:color w:val="000000" w:themeColor="text1"/>
+          <w:sz w:val="28"/>
+          <w:szCs w:val="28"/>
+        </w:rPr>
+        <w:t>•  FR11. The system shall allow users to switch between guilds, loading the appropriate posts, quests, and community data.</w:t>
+      </w:r>
+    </w:p>
+    <w:p>
+      <w:pPr>
+        <w:rPr>
+          <w:rFonts w:ascii="Arial" w:eastAsia="Arial" w:hAnsi="Arial" w:cs="Arial"/>
+          <w:color w:val="000000" w:themeColor="text1"/>
+          <w:sz w:val="28"/>
+          <w:szCs w:val="28"/>
+        </w:rPr>
+      </w:pPr>
+      <w:r>
+        <w:rPr>
+          <w:rFonts w:ascii="Arial" w:eastAsia="Arial" w:hAnsi="Arial" w:cs="Arial"/>
           <w:b/>
           <w:bCs/>
-        </w:rPr>
-      </w:pPr>
-      <w:r>
-        <w:rPr>
-          <w:rFonts w:ascii="Arial" w:hAnsi="Arial" w:cs="Arial"/>
+          <w:color w:val="000000" w:themeColor="text1"/>
+          <w:sz w:val="28"/>
+          <w:szCs w:val="28"/>
+        </w:rPr>
+        <w:t>Post and Comment System</w:t>
+      </w:r>
+    </w:p>
+    <w:p>
+      <w:pPr>
+        <w:ind w:left="708"/>
+        <w:rPr>
+          <w:rFonts w:ascii="Arial" w:eastAsia="Arial" w:hAnsi="Arial" w:cs="Arial"/>
+          <w:color w:val="000000" w:themeColor="text1"/>
+          <w:sz w:val="28"/>
+          <w:szCs w:val="28"/>
+        </w:rPr>
+      </w:pPr>
+      <w:r>
+        <w:rPr>
+          <w:rFonts w:ascii="Arial" w:eastAsia="Arial" w:hAnsi="Arial" w:cs="Arial"/>
+          <w:color w:val="000000" w:themeColor="text1"/>
+          <w:sz w:val="28"/>
+          <w:szCs w:val="28"/>
+        </w:rPr>
+        <w:t>•  FR12. The system shall allow users to create posts containing:</w:t>
+      </w:r>
+    </w:p>
+    <w:p>
+      <w:pPr>
+        <w:ind w:left="708"/>
+        <w:rPr>
+          <w:rFonts w:ascii="Arial" w:eastAsia="Arial" w:hAnsi="Arial" w:cs="Arial"/>
+          <w:color w:val="000000" w:themeColor="text1"/>
+          <w:sz w:val="28"/>
+          <w:szCs w:val="28"/>
+        </w:rPr>
+      </w:pPr>
+      <w:r>
+        <w:rPr>
+          <w:rFonts w:ascii="Arial" w:eastAsia="Arial" w:hAnsi="Arial" w:cs="Arial"/>
+          <w:color w:val="000000" w:themeColor="text1"/>
+          <w:sz w:val="28"/>
+          <w:szCs w:val="28"/>
+        </w:rPr>
+        <w:t xml:space="preserve">          •  Title</w:t>
+      </w:r>
+    </w:p>
+    <w:p>
+      <w:pPr>
+        <w:ind w:left="708"/>
+        <w:rPr>
+          <w:rFonts w:ascii="Arial" w:eastAsia="Arial" w:hAnsi="Arial" w:cs="Arial"/>
+          <w:color w:val="000000" w:themeColor="text1"/>
+          <w:sz w:val="28"/>
+          <w:szCs w:val="28"/>
+        </w:rPr>
+      </w:pPr>
+      <w:r>
+        <w:rPr>
+          <w:rFonts w:ascii="Arial" w:eastAsia="Arial" w:hAnsi="Arial" w:cs="Arial"/>
+          <w:color w:val="000000" w:themeColor="text1"/>
+          <w:sz w:val="28"/>
+          <w:szCs w:val="28"/>
+        </w:rPr>
+        <w:t xml:space="preserve">          •  Content (Markdown supported)</w:t>
+      </w:r>
+    </w:p>
+    <w:p>
+      <w:pPr>
+        <w:ind w:left="708"/>
+        <w:rPr>
+          <w:rFonts w:ascii="Arial" w:eastAsia="Arial" w:hAnsi="Arial" w:cs="Arial"/>
+          <w:color w:val="000000" w:themeColor="text1"/>
+          <w:sz w:val="28"/>
+          <w:szCs w:val="28"/>
+        </w:rPr>
+      </w:pPr>
+      <w:r>
+        <w:rPr>
+          <w:rFonts w:ascii="Arial" w:eastAsia="Arial" w:hAnsi="Arial" w:cs="Arial"/>
+          <w:color w:val="000000" w:themeColor="text1"/>
+          <w:sz w:val="28"/>
+          <w:szCs w:val="28"/>
+        </w:rPr>
+        <w:t xml:space="preserve">          •  Author</w:t>
+      </w:r>
+    </w:p>
+    <w:p>
+      <w:pPr>
+        <w:ind w:left="708"/>
+        <w:rPr>
+          <w:rFonts w:ascii="Arial" w:eastAsia="Arial" w:hAnsi="Arial" w:cs="Arial"/>
+          <w:color w:val="000000" w:themeColor="text1"/>
+          <w:sz w:val="28"/>
+          <w:szCs w:val="28"/>
+        </w:rPr>
+      </w:pPr>
+      <w:r>
+        <w:rPr>
+          <w:rFonts w:ascii="Arial" w:eastAsia="Arial" w:hAnsi="Arial" w:cs="Arial"/>
+          <w:color w:val="000000" w:themeColor="text1"/>
+          <w:sz w:val="28"/>
+          <w:szCs w:val="28"/>
+        </w:rPr>
+        <w:t xml:space="preserve">          •  Timestamp</w:t>
+      </w:r>
+    </w:p>
+    <w:p>
+      <w:pPr>
+        <w:ind w:left="708"/>
+        <w:rPr>
+          <w:rFonts w:ascii="Arial" w:eastAsia="Arial" w:hAnsi="Arial" w:cs="Arial"/>
+          <w:color w:val="000000" w:themeColor="text1"/>
+          <w:sz w:val="28"/>
+          <w:szCs w:val="28"/>
+        </w:rPr>
+      </w:pPr>
+      <w:r>
+        <w:rPr>
+          <w:rFonts w:ascii="Arial" w:eastAsia="Arial" w:hAnsi="Arial" w:cs="Arial"/>
+          <w:color w:val="000000" w:themeColor="text1"/>
+          <w:sz w:val="28"/>
+          <w:szCs w:val="28"/>
+        </w:rPr>
+        <w:t>•  FR13. The system shall allow users to comment on posts using nested replies.</w:t>
+      </w:r>
+    </w:p>
+    <w:p>
+      <w:pPr>
+        <w:ind w:left="708"/>
+        <w:rPr>
+          <w:rFonts w:ascii="Arial" w:eastAsia="Arial" w:hAnsi="Arial" w:cs="Arial"/>
+          <w:color w:val="000000" w:themeColor="text1"/>
+          <w:sz w:val="28"/>
+          <w:szCs w:val="28"/>
+        </w:rPr>
+      </w:pPr>
+      <w:r>
+        <w:rPr>
+          <w:rFonts w:ascii="Arial" w:eastAsia="Arial" w:hAnsi="Arial" w:cs="Arial"/>
+          <w:color w:val="000000" w:themeColor="text1"/>
+          <w:sz w:val="28"/>
+          <w:szCs w:val="28"/>
+        </w:rPr>
+        <w:lastRenderedPageBreak/>
+        <w:t>•  FR14. The system shall allow users to interact with posts and comments through:</w:t>
+      </w:r>
+    </w:p>
+    <w:p>
+      <w:pPr>
+        <w:ind w:left="708"/>
+        <w:rPr>
+          <w:rFonts w:ascii="Arial" w:eastAsia="Arial" w:hAnsi="Arial" w:cs="Arial"/>
+          <w:color w:val="000000" w:themeColor="text1"/>
+          <w:sz w:val="28"/>
+          <w:szCs w:val="28"/>
+        </w:rPr>
+      </w:pPr>
+      <w:r>
+        <w:rPr>
+          <w:rFonts w:ascii="Arial" w:eastAsia="Arial" w:hAnsi="Arial" w:cs="Arial"/>
+          <w:color w:val="000000" w:themeColor="text1"/>
+          <w:sz w:val="28"/>
+          <w:szCs w:val="28"/>
+        </w:rPr>
+        <w:t xml:space="preserve">          •  Upvotes</w:t>
+      </w:r>
+    </w:p>
+    <w:p>
+      <w:pPr>
+        <w:ind w:left="708"/>
+        <w:rPr>
+          <w:rFonts w:ascii="Arial" w:eastAsia="Arial" w:hAnsi="Arial" w:cs="Arial"/>
+          <w:color w:val="000000" w:themeColor="text1"/>
+          <w:sz w:val="28"/>
+          <w:szCs w:val="28"/>
+        </w:rPr>
+      </w:pPr>
+      <w:r>
+        <w:rPr>
+          <w:rFonts w:ascii="Arial" w:eastAsia="Arial" w:hAnsi="Arial" w:cs="Arial"/>
+          <w:color w:val="000000" w:themeColor="text1"/>
+          <w:sz w:val="28"/>
+          <w:szCs w:val="28"/>
+        </w:rPr>
+        <w:t xml:space="preserve">          •  Downvotes</w:t>
+      </w:r>
+    </w:p>
+    <w:p>
+      <w:pPr>
+        <w:ind w:left="708"/>
+        <w:rPr>
+          <w:rFonts w:ascii="Arial" w:eastAsia="Arial" w:hAnsi="Arial" w:cs="Arial"/>
+          <w:color w:val="000000" w:themeColor="text1"/>
+          <w:sz w:val="28"/>
+          <w:szCs w:val="28"/>
+        </w:rPr>
+      </w:pPr>
+      <w:r>
+        <w:rPr>
+          <w:rFonts w:ascii="Arial" w:eastAsia="Arial" w:hAnsi="Arial" w:cs="Arial"/>
+          <w:color w:val="000000" w:themeColor="text1"/>
+          <w:sz w:val="28"/>
+          <w:szCs w:val="28"/>
+        </w:rPr>
+        <w:t>•  FR15. The system shall allow posts to be sorted by:</w:t>
+      </w:r>
+    </w:p>
+    <w:p>
+      <w:pPr>
+        <w:ind w:left="708"/>
+        <w:rPr>
+          <w:rFonts w:ascii="Arial" w:eastAsia="Arial" w:hAnsi="Arial" w:cs="Arial"/>
+          <w:color w:val="000000" w:themeColor="text1"/>
+          <w:sz w:val="28"/>
+          <w:szCs w:val="28"/>
+        </w:rPr>
+      </w:pPr>
+      <w:r>
+        <w:rPr>
+          <w:rFonts w:ascii="Arial" w:eastAsia="Arial" w:hAnsi="Arial" w:cs="Arial"/>
+          <w:color w:val="000000" w:themeColor="text1"/>
+          <w:sz w:val="28"/>
+          <w:szCs w:val="28"/>
+        </w:rPr>
+        <w:t xml:space="preserve">          •  New</w:t>
+      </w:r>
+    </w:p>
+    <w:p>
+      <w:pPr>
+        <w:ind w:left="708"/>
+        <w:rPr>
+          <w:rFonts w:ascii="Arial" w:eastAsia="Arial" w:hAnsi="Arial" w:cs="Arial"/>
+          <w:color w:val="000000" w:themeColor="text1"/>
+          <w:sz w:val="28"/>
+          <w:szCs w:val="28"/>
+        </w:rPr>
+      </w:pPr>
+      <w:r>
+        <w:rPr>
+          <w:rFonts w:ascii="Arial" w:eastAsia="Arial" w:hAnsi="Arial" w:cs="Arial"/>
+          <w:color w:val="000000" w:themeColor="text1"/>
+          <w:sz w:val="28"/>
+          <w:szCs w:val="28"/>
+        </w:rPr>
+        <w:t xml:space="preserve">          •  Top</w:t>
+      </w:r>
+    </w:p>
+    <w:p>
+      <w:pPr>
+        <w:ind w:left="708"/>
+        <w:rPr>
+          <w:rFonts w:ascii="Arial" w:eastAsia="Arial" w:hAnsi="Arial" w:cs="Arial"/>
+          <w:color w:val="000000" w:themeColor="text1"/>
+          <w:sz w:val="28"/>
+          <w:szCs w:val="28"/>
+        </w:rPr>
+      </w:pPr>
+      <w:r>
+        <w:rPr>
+          <w:rFonts w:ascii="Arial" w:eastAsia="Arial" w:hAnsi="Arial" w:cs="Arial"/>
+          <w:color w:val="000000" w:themeColor="text1"/>
+          <w:sz w:val="28"/>
+          <w:szCs w:val="28"/>
+        </w:rPr>
+        <w:t xml:space="preserve">          •  Hot</w:t>
+      </w:r>
+    </w:p>
+    <w:p>
+      <w:pPr>
+        <w:ind w:left="708"/>
+        <w:rPr>
+          <w:rFonts w:ascii="Arial" w:eastAsia="Arial" w:hAnsi="Arial" w:cs="Arial"/>
+          <w:color w:val="000000" w:themeColor="text1"/>
+          <w:sz w:val="28"/>
+          <w:szCs w:val="28"/>
+        </w:rPr>
+      </w:pPr>
+      <w:r>
+        <w:rPr>
+          <w:rFonts w:ascii="Arial" w:eastAsia="Arial" w:hAnsi="Arial" w:cs="Arial"/>
+          <w:color w:val="000000" w:themeColor="text1"/>
+          <w:sz w:val="28"/>
+          <w:szCs w:val="28"/>
+        </w:rPr>
+        <w:t>•  FR16. The system shall allow moderators to pin posts.</w:t>
+      </w:r>
+    </w:p>
+    <w:p>
+      <w:pPr>
+        <w:ind w:left="708"/>
+        <w:rPr>
+          <w:rFonts w:ascii="Arial" w:eastAsia="Arial" w:hAnsi="Arial" w:cs="Arial"/>
+          <w:color w:val="000000" w:themeColor="text1"/>
+          <w:sz w:val="28"/>
+          <w:szCs w:val="28"/>
+        </w:rPr>
+      </w:pPr>
+      <w:r>
+        <w:rPr>
+          <w:rFonts w:ascii="Arial" w:eastAsia="Arial" w:hAnsi="Arial" w:cs="Arial"/>
+          <w:color w:val="000000" w:themeColor="text1"/>
+          <w:sz w:val="28"/>
+          <w:szCs w:val="28"/>
+        </w:rPr>
+        <w:t>•  FR17. The system shall support soft deletion of posts and comments.</w:t>
+      </w:r>
+    </w:p>
+    <w:p>
+      <w:pPr>
+        <w:ind w:left="708"/>
+        <w:rPr>
+          <w:rFonts w:ascii="Arial" w:eastAsia="Arial" w:hAnsi="Arial" w:cs="Arial"/>
+          <w:color w:val="000000" w:themeColor="text1"/>
+          <w:sz w:val="28"/>
+          <w:szCs w:val="28"/>
+        </w:rPr>
+      </w:pPr>
+      <w:r>
+        <w:rPr>
+          <w:rFonts w:ascii="Arial" w:eastAsia="Arial" w:hAnsi="Arial" w:cs="Arial"/>
+          <w:color w:val="000000" w:themeColor="text1"/>
+          <w:sz w:val="28"/>
+          <w:szCs w:val="28"/>
+        </w:rPr>
+        <w:t>•  FR18. Each post and comment shall contain:</w:t>
+      </w:r>
+    </w:p>
+    <w:p>
+      <w:pPr>
+        <w:ind w:left="708"/>
+        <w:rPr>
+          <w:rFonts w:ascii="Arial" w:eastAsia="Arial" w:hAnsi="Arial" w:cs="Arial"/>
+          <w:color w:val="000000" w:themeColor="text1"/>
+          <w:sz w:val="28"/>
+          <w:szCs w:val="28"/>
+        </w:rPr>
+      </w:pPr>
+      <w:r>
+        <w:rPr>
+          <w:rFonts w:ascii="Arial" w:eastAsia="Arial" w:hAnsi="Arial" w:cs="Arial"/>
+          <w:color w:val="000000" w:themeColor="text1"/>
+          <w:sz w:val="28"/>
+          <w:szCs w:val="28"/>
+        </w:rPr>
+        <w:t xml:space="preserve">          •  Unique ID</w:t>
+      </w:r>
+    </w:p>
+    <w:p>
+      <w:pPr>
+        <w:ind w:left="708"/>
+        <w:rPr>
+          <w:rFonts w:ascii="Arial" w:eastAsia="Arial" w:hAnsi="Arial" w:cs="Arial"/>
+          <w:color w:val="000000" w:themeColor="text1"/>
+          <w:sz w:val="28"/>
+          <w:szCs w:val="28"/>
+        </w:rPr>
+      </w:pPr>
+      <w:r>
+        <w:rPr>
+          <w:rFonts w:ascii="Arial" w:eastAsia="Arial" w:hAnsi="Arial" w:cs="Arial"/>
+          <w:color w:val="000000" w:themeColor="text1"/>
+          <w:sz w:val="28"/>
+          <w:szCs w:val="28"/>
+        </w:rPr>
+        <w:t xml:space="preserve">          •  Author ID</w:t>
+      </w:r>
+    </w:p>
+    <w:p>
+      <w:pPr>
+        <w:ind w:left="708"/>
+        <w:rPr>
+          <w:rFonts w:ascii="Arial" w:eastAsia="Arial" w:hAnsi="Arial" w:cs="Arial"/>
+          <w:color w:val="000000" w:themeColor="text1"/>
+          <w:sz w:val="28"/>
+          <w:szCs w:val="28"/>
+        </w:rPr>
+      </w:pPr>
+      <w:r>
+        <w:rPr>
+          <w:rFonts w:ascii="Arial" w:eastAsia="Arial" w:hAnsi="Arial" w:cs="Arial"/>
+          <w:color w:val="000000" w:themeColor="text1"/>
+          <w:sz w:val="28"/>
+          <w:szCs w:val="28"/>
+        </w:rPr>
+        <w:t xml:space="preserve">          •  Guild ID</w:t>
+      </w:r>
+    </w:p>
+    <w:p>
+      <w:pPr>
+        <w:ind w:left="708"/>
+        <w:rPr>
+          <w:rFonts w:ascii="Arial" w:eastAsia="Arial" w:hAnsi="Arial" w:cs="Arial"/>
+          <w:color w:val="000000" w:themeColor="text1"/>
+          <w:sz w:val="28"/>
+          <w:szCs w:val="28"/>
+        </w:rPr>
+      </w:pPr>
+      <w:r>
+        <w:rPr>
+          <w:rFonts w:ascii="Arial" w:eastAsia="Arial" w:hAnsi="Arial" w:cs="Arial"/>
+          <w:color w:val="000000" w:themeColor="text1"/>
+          <w:sz w:val="28"/>
+          <w:szCs w:val="28"/>
+        </w:rPr>
+        <w:t xml:space="preserve">          •  Score</w:t>
+      </w:r>
+    </w:p>
+    <w:p>
+      <w:pPr>
+        <w:ind w:left="708"/>
+        <w:rPr>
+          <w:rFonts w:ascii="Arial" w:eastAsia="Arial" w:hAnsi="Arial" w:cs="Arial"/>
+          <w:color w:val="000000" w:themeColor="text1"/>
+          <w:sz w:val="28"/>
+          <w:szCs w:val="28"/>
+        </w:rPr>
+      </w:pPr>
+      <w:r>
+        <w:rPr>
+          <w:rFonts w:ascii="Arial" w:eastAsia="Arial" w:hAnsi="Arial" w:cs="Arial"/>
+          <w:color w:val="000000" w:themeColor="text1"/>
+          <w:sz w:val="28"/>
+          <w:szCs w:val="28"/>
+        </w:rPr>
+        <w:t xml:space="preserve">          •  Creation date</w:t>
+      </w:r>
+    </w:p>
+    <w:p>
+      <w:pPr>
+        <w:rPr>
+          <w:rFonts w:ascii="Arial" w:eastAsia="Arial" w:hAnsi="Arial" w:cs="Arial"/>
+          <w:color w:val="000000" w:themeColor="text1"/>
+          <w:sz w:val="28"/>
+          <w:szCs w:val="28"/>
+        </w:rPr>
+      </w:pPr>
+      <w:r>
+        <w:rPr>
+          <w:rFonts w:ascii="Arial" w:eastAsia="Arial" w:hAnsi="Arial" w:cs="Arial"/>
           <w:b/>
           <w:bCs/>
-        </w:rPr>
-        <w:t>Should Have</w:t>
-      </w:r>
-    </w:p>
-    <w:p>
-      <w:pPr>
-        <w:rPr>
-          <w:rFonts w:ascii="Arial" w:hAnsi="Arial" w:cs="Arial"/>
-        </w:rPr>
-      </w:pPr>
-      <w:r>
-        <w:rPr>
-          <w:rFonts w:ascii="Arial" w:hAnsi="Arial" w:cs="Arial"/>
-        </w:rPr>
-        <w:t>These features significantly improve usability and moderation but are not strictly required for a minimal working system.</w:t>
-      </w:r>
-      <w:r>
-        <w:rPr>
-          <w:rFonts w:ascii="Arial" w:hAnsi="Arial" w:cs="Arial"/>
-        </w:rPr>
-        <w:br/>
-        <w:t>FR4. The system shall allow users to edit their profile information and upload an avatar.</w:t>
-      </w:r>
-    </w:p>
-    <w:p>
-      <w:pPr>
-        <w:rPr>
-          <w:rFonts w:ascii="Arial" w:hAnsi="Arial" w:cs="Arial"/>
-        </w:rPr>
-      </w:pPr>
-      <w:r>
-        <w:rPr>
-          <w:rFonts w:ascii="Arial" w:hAnsi="Arial" w:cs="Arial"/>
-        </w:rPr>
-        <w:t>FR8. The system shall allow guild owners or moderators to edit guild information such as name, description, and rules.</w:t>
-      </w:r>
-      <w:r>
-        <w:rPr>
-          <w:rFonts w:ascii="Arial" w:hAnsi="Arial" w:cs="Arial"/>
-        </w:rPr>
-        <w:br/>
-        <w:t>FR9. The system shall allow admins to delete or archive guilds.</w:t>
-      </w:r>
-      <w:r>
-        <w:rPr>
-          <w:rFonts w:ascii="Arial" w:hAnsi="Arial" w:cs="Arial"/>
-        </w:rPr>
-        <w:br/>
-        <w:t>FR10. Each guild shall contain components such as member lists and activity metrics.</w:t>
-      </w:r>
-    </w:p>
-    <w:p>
-      <w:pPr>
-        <w:rPr>
-          <w:rFonts w:ascii="Arial" w:hAnsi="Arial" w:cs="Arial"/>
-        </w:rPr>
-      </w:pPr>
-      <w:r>
-        <w:rPr>
-          <w:rFonts w:ascii="Arial" w:hAnsi="Arial" w:cs="Arial"/>
-        </w:rPr>
-        <w:lastRenderedPageBreak/>
-        <w:t>FR15. The system shall allow posts to be sorted by New, Top, and Hot.</w:t>
-      </w:r>
-      <w:r>
-        <w:rPr>
-          <w:rFonts w:ascii="Arial" w:hAnsi="Arial" w:cs="Arial"/>
-        </w:rPr>
-        <w:br/>
-        <w:t>FR16. The system shall allow moderators to pin posts.</w:t>
-      </w:r>
-      <w:r>
-        <w:rPr>
-          <w:rFonts w:ascii="Arial" w:hAnsi="Arial" w:cs="Arial"/>
-        </w:rPr>
-        <w:br/>
-        <w:t>FR17. The system shall support soft deletion of posts and comments.</w:t>
-      </w:r>
-    </w:p>
-    <w:p>
-      <w:pPr>
-        <w:rPr>
-          <w:rFonts w:ascii="Arial" w:hAnsi="Arial" w:cs="Arial"/>
-        </w:rPr>
-      </w:pPr>
-      <w:r>
-        <w:rPr>
-          <w:rFonts w:ascii="Arial" w:hAnsi="Arial" w:cs="Arial"/>
-        </w:rPr>
-        <w:t>FR22. The system shall award badges to users for reaching specific milestones.</w:t>
-      </w:r>
-      <w:r>
-        <w:rPr>
-          <w:rFonts w:ascii="Arial" w:hAnsi="Arial" w:cs="Arial"/>
-        </w:rPr>
-        <w:br/>
-        <w:t>FR23. The system shall display earned badges on user profiles.</w:t>
-      </w:r>
-    </w:p>
-    <w:p>
-      <w:pPr>
-        <w:rPr>
-          <w:rFonts w:ascii="Arial" w:hAnsi="Arial" w:cs="Arial"/>
-        </w:rPr>
-      </w:pPr>
-      <w:r>
-        <w:rPr>
-          <w:rFonts w:ascii="Arial" w:hAnsi="Arial" w:cs="Arial"/>
-        </w:rPr>
-        <w:t>FR29. The system shall allow moderators to validate quest submissions when required.</w:t>
-      </w:r>
-    </w:p>
-    <w:p>
-      <w:pPr>
-        <w:rPr>
-          <w:rFonts w:ascii="Arial" w:hAnsi="Arial" w:cs="Arial"/>
+          <w:color w:val="000000" w:themeColor="text1"/>
+          <w:sz w:val="28"/>
+          <w:szCs w:val="28"/>
+        </w:rPr>
+        <w:t>Gamification System</w:t>
+      </w:r>
+    </w:p>
+    <w:p>
+      <w:pPr>
+        <w:ind w:left="708"/>
+        <w:rPr>
+          <w:rFonts w:ascii="Arial" w:eastAsia="Arial" w:hAnsi="Arial" w:cs="Arial"/>
+          <w:color w:val="000000" w:themeColor="text1"/>
+          <w:sz w:val="28"/>
+          <w:szCs w:val="28"/>
+        </w:rPr>
+      </w:pPr>
+      <w:r>
+        <w:rPr>
+          <w:rFonts w:ascii="Arial" w:eastAsia="Arial" w:hAnsi="Arial" w:cs="Arial"/>
+          <w:color w:val="000000" w:themeColor="text1"/>
+          <w:sz w:val="28"/>
+          <w:szCs w:val="28"/>
+        </w:rPr>
+        <w:t>•  FR19. The system shall award experience points (XP) to users for:</w:t>
+      </w:r>
+    </w:p>
+    <w:p>
+      <w:pPr>
+        <w:ind w:left="708"/>
+        <w:rPr>
+          <w:rFonts w:ascii="Arial" w:eastAsia="Arial" w:hAnsi="Arial" w:cs="Arial"/>
+          <w:color w:val="000000" w:themeColor="text1"/>
+          <w:sz w:val="28"/>
+          <w:szCs w:val="28"/>
+        </w:rPr>
+      </w:pPr>
+      <w:r>
+        <w:rPr>
+          <w:rFonts w:ascii="Arial" w:eastAsia="Arial" w:hAnsi="Arial" w:cs="Arial"/>
+          <w:color w:val="000000" w:themeColor="text1"/>
+          <w:sz w:val="28"/>
+          <w:szCs w:val="28"/>
+        </w:rPr>
+        <w:t xml:space="preserve">          •  Creating posts</w:t>
+      </w:r>
+    </w:p>
+    <w:p>
+      <w:pPr>
+        <w:ind w:left="708"/>
+        <w:rPr>
+          <w:rFonts w:ascii="Arial" w:eastAsia="Arial" w:hAnsi="Arial" w:cs="Arial"/>
+          <w:color w:val="000000" w:themeColor="text1"/>
+          <w:sz w:val="28"/>
+          <w:szCs w:val="28"/>
+        </w:rPr>
+      </w:pPr>
+      <w:r>
+        <w:rPr>
+          <w:rFonts w:ascii="Arial" w:eastAsia="Arial" w:hAnsi="Arial" w:cs="Arial"/>
+          <w:color w:val="000000" w:themeColor="text1"/>
+          <w:sz w:val="28"/>
+          <w:szCs w:val="28"/>
+        </w:rPr>
+        <w:t xml:space="preserve">          •  Writing comments</w:t>
+      </w:r>
+    </w:p>
+    <w:p>
+      <w:pPr>
+        <w:ind w:left="708"/>
+        <w:rPr>
+          <w:rFonts w:ascii="Arial" w:eastAsia="Arial" w:hAnsi="Arial" w:cs="Arial"/>
+          <w:color w:val="000000" w:themeColor="text1"/>
+          <w:sz w:val="28"/>
+          <w:szCs w:val="28"/>
+        </w:rPr>
+      </w:pPr>
+      <w:r>
+        <w:rPr>
+          <w:rFonts w:ascii="Arial" w:eastAsia="Arial" w:hAnsi="Arial" w:cs="Arial"/>
+          <w:color w:val="000000" w:themeColor="text1"/>
+          <w:sz w:val="28"/>
+          <w:szCs w:val="28"/>
+        </w:rPr>
+        <w:t xml:space="preserve">          •  Receiving upvotes</w:t>
+      </w:r>
+    </w:p>
+    <w:p>
+      <w:pPr>
+        <w:ind w:left="708"/>
+        <w:rPr>
+          <w:rFonts w:ascii="Arial" w:eastAsia="Arial" w:hAnsi="Arial" w:cs="Arial"/>
+          <w:color w:val="000000" w:themeColor="text1"/>
+          <w:sz w:val="28"/>
+          <w:szCs w:val="28"/>
+        </w:rPr>
+      </w:pPr>
+      <w:r>
+        <w:rPr>
+          <w:rFonts w:ascii="Arial" w:eastAsia="Arial" w:hAnsi="Arial" w:cs="Arial"/>
+          <w:color w:val="000000" w:themeColor="text1"/>
+          <w:sz w:val="28"/>
+          <w:szCs w:val="28"/>
+        </w:rPr>
+        <w:t xml:space="preserve">          •  Completing quests</w:t>
+      </w:r>
+    </w:p>
+    <w:p>
+      <w:pPr>
+        <w:ind w:left="708"/>
+        <w:rPr>
+          <w:rFonts w:ascii="Arial" w:eastAsia="Arial" w:hAnsi="Arial" w:cs="Arial"/>
+          <w:color w:val="000000" w:themeColor="text1"/>
+          <w:sz w:val="28"/>
+          <w:szCs w:val="28"/>
+        </w:rPr>
+      </w:pPr>
+      <w:r>
+        <w:rPr>
+          <w:rFonts w:ascii="Arial" w:eastAsia="Arial" w:hAnsi="Arial" w:cs="Arial"/>
+          <w:color w:val="000000" w:themeColor="text1"/>
+          <w:sz w:val="28"/>
+          <w:szCs w:val="28"/>
+        </w:rPr>
+        <w:t>•  FR20. The system shall calculate user levels based on XP thresholds.</w:t>
+      </w:r>
+    </w:p>
+    <w:p>
+      <w:pPr>
+        <w:ind w:left="708"/>
+        <w:rPr>
+          <w:rFonts w:ascii="Arial" w:eastAsia="Arial" w:hAnsi="Arial" w:cs="Arial"/>
+          <w:color w:val="000000" w:themeColor="text1"/>
+          <w:sz w:val="28"/>
+          <w:szCs w:val="28"/>
+        </w:rPr>
+      </w:pPr>
+      <w:r>
+        <w:rPr>
+          <w:rFonts w:ascii="Arial" w:eastAsia="Arial" w:hAnsi="Arial" w:cs="Arial"/>
+          <w:color w:val="000000" w:themeColor="text1"/>
+          <w:sz w:val="28"/>
+          <w:szCs w:val="28"/>
+        </w:rPr>
+        <w:t>•  FR21. The system shall display user levels next to usernames and on user profiles.</w:t>
+      </w:r>
+    </w:p>
+    <w:p>
+      <w:pPr>
+        <w:rPr>
+          <w:rFonts w:ascii="Arial" w:eastAsia="Arial" w:hAnsi="Arial" w:cs="Arial"/>
+          <w:color w:val="000000" w:themeColor="text1"/>
+          <w:sz w:val="28"/>
+          <w:szCs w:val="28"/>
+        </w:rPr>
+      </w:pPr>
+      <w:r>
+        <w:rPr>
+          <w:rFonts w:ascii="Arial" w:eastAsia="Arial" w:hAnsi="Arial" w:cs="Arial"/>
           <w:b/>
           <w:bCs/>
-        </w:rPr>
-      </w:pPr>
-      <w:r>
-        <w:rPr>
-          <w:rFonts w:ascii="Arial" w:hAnsi="Arial" w:cs="Arial"/>
+          <w:color w:val="000000" w:themeColor="text1"/>
+          <w:sz w:val="28"/>
+          <w:szCs w:val="28"/>
+        </w:rPr>
+        <w:t>Badge System</w:t>
+      </w:r>
+    </w:p>
+    <w:p>
+      <w:pPr>
+        <w:ind w:left="708"/>
+        <w:rPr>
+          <w:rFonts w:ascii="Arial" w:eastAsia="Arial" w:hAnsi="Arial" w:cs="Arial"/>
+          <w:color w:val="000000" w:themeColor="text1"/>
+          <w:sz w:val="28"/>
+          <w:szCs w:val="28"/>
+        </w:rPr>
+      </w:pPr>
+      <w:r>
+        <w:rPr>
+          <w:rFonts w:ascii="Arial" w:eastAsia="Arial" w:hAnsi="Arial" w:cs="Arial"/>
+          <w:color w:val="000000" w:themeColor="text1"/>
+          <w:sz w:val="28"/>
+          <w:szCs w:val="28"/>
+        </w:rPr>
+        <w:t>•  FR22. The system shall award badges to users for reaching specific milestones. Example milestones include:</w:t>
+      </w:r>
+    </w:p>
+    <w:p>
+      <w:pPr>
+        <w:ind w:left="708"/>
+        <w:rPr>
+          <w:rFonts w:ascii="Arial" w:eastAsia="Arial" w:hAnsi="Arial" w:cs="Arial"/>
+          <w:color w:val="000000" w:themeColor="text1"/>
+          <w:sz w:val="28"/>
+          <w:szCs w:val="28"/>
+        </w:rPr>
+      </w:pPr>
+      <w:r>
+        <w:rPr>
+          <w:rFonts w:ascii="Arial" w:eastAsia="Arial" w:hAnsi="Arial" w:cs="Arial"/>
+          <w:color w:val="000000" w:themeColor="text1"/>
+          <w:sz w:val="28"/>
+          <w:szCs w:val="28"/>
+        </w:rPr>
+        <w:t xml:space="preserve">          •  Reaching a specific level</w:t>
+      </w:r>
+    </w:p>
+    <w:p>
+      <w:pPr>
+        <w:ind w:left="708"/>
+        <w:rPr>
+          <w:rFonts w:ascii="Arial" w:eastAsia="Arial" w:hAnsi="Arial" w:cs="Arial"/>
+          <w:color w:val="000000" w:themeColor="text1"/>
+          <w:sz w:val="28"/>
+          <w:szCs w:val="28"/>
+        </w:rPr>
+      </w:pPr>
+      <w:r>
+        <w:rPr>
+          <w:rFonts w:ascii="Arial" w:eastAsia="Arial" w:hAnsi="Arial" w:cs="Arial"/>
+          <w:color w:val="000000" w:themeColor="text1"/>
+          <w:sz w:val="28"/>
+          <w:szCs w:val="28"/>
+        </w:rPr>
+        <w:t xml:space="preserve">          •  Completing a certain number of quests</w:t>
+      </w:r>
+    </w:p>
+    <w:p>
+      <w:pPr>
+        <w:ind w:left="708"/>
+        <w:rPr>
+          <w:rFonts w:ascii="Arial" w:eastAsia="Arial" w:hAnsi="Arial" w:cs="Arial"/>
+          <w:color w:val="000000" w:themeColor="text1"/>
+          <w:sz w:val="28"/>
+          <w:szCs w:val="28"/>
+        </w:rPr>
+      </w:pPr>
+      <w:r>
+        <w:rPr>
+          <w:rFonts w:ascii="Arial" w:eastAsia="Arial" w:hAnsi="Arial" w:cs="Arial"/>
+          <w:color w:val="000000" w:themeColor="text1"/>
+          <w:sz w:val="28"/>
+          <w:szCs w:val="28"/>
+        </w:rPr>
+        <w:t xml:space="preserve">          •  Receiving a number of upvotes</w:t>
+      </w:r>
+    </w:p>
+    <w:p>
+      <w:pPr>
+        <w:ind w:left="708"/>
+        <w:rPr>
+          <w:rFonts w:ascii="Arial" w:eastAsia="Arial" w:hAnsi="Arial" w:cs="Arial"/>
+          <w:color w:val="000000" w:themeColor="text1"/>
+          <w:sz w:val="28"/>
+          <w:szCs w:val="28"/>
+        </w:rPr>
+      </w:pPr>
+      <w:r>
+        <w:rPr>
+          <w:rFonts w:ascii="Arial" w:eastAsia="Arial" w:hAnsi="Arial" w:cs="Arial"/>
+          <w:color w:val="000000" w:themeColor="text1"/>
+          <w:sz w:val="28"/>
+          <w:szCs w:val="28"/>
+        </w:rPr>
+        <w:t>•  FR23. The system shall display earned badges on user profiles.</w:t>
+      </w:r>
+    </w:p>
+    <w:p>
+      <w:pPr>
+        <w:ind w:left="708"/>
+        <w:rPr>
+          <w:rFonts w:ascii="Arial" w:eastAsia="Arial" w:hAnsi="Arial" w:cs="Arial"/>
+          <w:color w:val="000000" w:themeColor="text1"/>
+          <w:sz w:val="28"/>
+          <w:szCs w:val="28"/>
+        </w:rPr>
+      </w:pPr>
+      <w:r>
+        <w:rPr>
+          <w:rFonts w:ascii="Arial" w:eastAsia="Arial" w:hAnsi="Arial" w:cs="Arial"/>
+          <w:color w:val="000000" w:themeColor="text1"/>
+          <w:sz w:val="28"/>
+          <w:szCs w:val="28"/>
+        </w:rPr>
+        <w:t>•  FR24. The system shall store a history of earned badges.</w:t>
+      </w:r>
+    </w:p>
+    <w:p>
+      <w:pPr>
+        <w:rPr>
+          <w:rFonts w:ascii="Arial" w:eastAsia="Arial" w:hAnsi="Arial" w:cs="Arial"/>
+          <w:color w:val="000000" w:themeColor="text1"/>
+          <w:sz w:val="28"/>
+          <w:szCs w:val="28"/>
+        </w:rPr>
+      </w:pPr>
+      <w:r>
+        <w:rPr>
+          <w:rFonts w:ascii="Arial" w:eastAsia="Arial" w:hAnsi="Arial" w:cs="Arial"/>
           <w:b/>
           <w:bCs/>
-        </w:rPr>
-        <w:t>Could Have</w:t>
-      </w:r>
-    </w:p>
-    <w:p>
-      <w:pPr>
-        <w:rPr>
-          <w:rFonts w:ascii="Arial" w:hAnsi="Arial" w:cs="Arial"/>
-        </w:rPr>
-      </w:pPr>
-      <w:r>
-        <w:rPr>
-          <w:rFonts w:ascii="Arial" w:hAnsi="Arial" w:cs="Arial"/>
-        </w:rPr>
-        <w:t>These features enhance the platform but are not critical for the first version.</w:t>
-      </w:r>
-    </w:p>
-    <w:p>
-      <w:pPr>
-        <w:rPr>
-          <w:rFonts w:ascii="Arial" w:hAnsi="Arial" w:cs="Arial"/>
-        </w:rPr>
-      </w:pPr>
-      <w:r>
-        <w:rPr>
-          <w:rFonts w:ascii="Arial" w:hAnsi="Arial" w:cs="Arial"/>
-        </w:rPr>
-        <w:t>FR18. Posts and comments shall include additional metadata such as score tracking and detailed identifiers.</w:t>
-      </w:r>
-      <w:r>
-        <w:rPr>
-          <w:rFonts w:ascii="Arial" w:hAnsi="Arial" w:cs="Arial"/>
-        </w:rPr>
-        <w:br/>
-        <w:t>FR24. The system shall store a history of earned badges.</w:t>
-      </w:r>
-    </w:p>
-    <w:p>
-      <w:pPr>
-        <w:rPr>
-          <w:rFonts w:ascii="Arial" w:hAnsi="Arial" w:cs="Arial"/>
+          <w:color w:val="000000" w:themeColor="text1"/>
+          <w:sz w:val="28"/>
+          <w:szCs w:val="28"/>
+        </w:rPr>
+        <w:t>Quest System</w:t>
+      </w:r>
+    </w:p>
+    <w:p>
+      <w:pPr>
+        <w:ind w:left="708"/>
+        <w:rPr>
+          <w:rFonts w:ascii="Arial" w:eastAsia="Arial" w:hAnsi="Arial" w:cs="Arial"/>
+          <w:color w:val="000000" w:themeColor="text1"/>
+          <w:sz w:val="28"/>
+          <w:szCs w:val="28"/>
+        </w:rPr>
+      </w:pPr>
+      <w:r>
+        <w:rPr>
+          <w:rFonts w:ascii="Arial" w:eastAsia="Arial" w:hAnsi="Arial" w:cs="Arial"/>
+          <w:color w:val="000000" w:themeColor="text1"/>
+          <w:sz w:val="28"/>
+          <w:szCs w:val="28"/>
+        </w:rPr>
+        <w:t>•  FR25. The system shall allow users to create quests within guilds.</w:t>
+      </w:r>
+    </w:p>
+    <w:p>
+      <w:pPr>
+        <w:ind w:left="708"/>
+        <w:rPr>
+          <w:rFonts w:ascii="Arial" w:eastAsia="Arial" w:hAnsi="Arial" w:cs="Arial"/>
+          <w:color w:val="000000" w:themeColor="text1"/>
+          <w:sz w:val="28"/>
+          <w:szCs w:val="28"/>
+        </w:rPr>
+      </w:pPr>
+      <w:r>
+        <w:rPr>
+          <w:rFonts w:ascii="Arial" w:eastAsia="Arial" w:hAnsi="Arial" w:cs="Arial"/>
+          <w:color w:val="000000" w:themeColor="text1"/>
+          <w:sz w:val="28"/>
+          <w:szCs w:val="28"/>
+        </w:rPr>
+        <w:t>•  FR26. Each quest shall include:</w:t>
+      </w:r>
+    </w:p>
+    <w:p>
+      <w:pPr>
+        <w:ind w:left="708"/>
+        <w:rPr>
+          <w:rFonts w:ascii="Arial" w:eastAsia="Arial" w:hAnsi="Arial" w:cs="Arial"/>
+          <w:color w:val="000000" w:themeColor="text1"/>
+          <w:sz w:val="28"/>
+          <w:szCs w:val="28"/>
+        </w:rPr>
+      </w:pPr>
+      <w:r>
+        <w:rPr>
+          <w:rFonts w:ascii="Arial" w:eastAsia="Arial" w:hAnsi="Arial" w:cs="Arial"/>
+          <w:color w:val="000000" w:themeColor="text1"/>
+          <w:sz w:val="28"/>
+          <w:szCs w:val="28"/>
+        </w:rPr>
+        <w:t xml:space="preserve">          •  Title</w:t>
+      </w:r>
+    </w:p>
+    <w:p>
+      <w:pPr>
+        <w:ind w:left="708"/>
+        <w:rPr>
+          <w:rFonts w:ascii="Arial" w:eastAsia="Arial" w:hAnsi="Arial" w:cs="Arial"/>
+          <w:color w:val="000000" w:themeColor="text1"/>
+          <w:sz w:val="28"/>
+          <w:szCs w:val="28"/>
+        </w:rPr>
+      </w:pPr>
+      <w:r>
+        <w:rPr>
+          <w:rFonts w:ascii="Arial" w:eastAsia="Arial" w:hAnsi="Arial" w:cs="Arial"/>
+          <w:color w:val="000000" w:themeColor="text1"/>
+          <w:sz w:val="28"/>
+          <w:szCs w:val="28"/>
+        </w:rPr>
+        <w:t xml:space="preserve">          •  Description</w:t>
+      </w:r>
+    </w:p>
+    <w:p>
+      <w:pPr>
+        <w:ind w:left="708"/>
+        <w:rPr>
+          <w:rFonts w:ascii="Arial" w:eastAsia="Arial" w:hAnsi="Arial" w:cs="Arial"/>
+          <w:color w:val="000000" w:themeColor="text1"/>
+          <w:sz w:val="28"/>
+          <w:szCs w:val="28"/>
+        </w:rPr>
+      </w:pPr>
+      <w:r>
+        <w:rPr>
+          <w:rFonts w:ascii="Arial" w:eastAsia="Arial" w:hAnsi="Arial" w:cs="Arial"/>
+          <w:color w:val="000000" w:themeColor="text1"/>
+          <w:sz w:val="28"/>
+          <w:szCs w:val="28"/>
+        </w:rPr>
+        <w:t xml:space="preserve">          •  XP reward</w:t>
+      </w:r>
+    </w:p>
+    <w:p>
+      <w:pPr>
+        <w:ind w:left="708"/>
+        <w:rPr>
+          <w:rFonts w:ascii="Arial" w:eastAsia="Arial" w:hAnsi="Arial" w:cs="Arial"/>
+          <w:color w:val="000000" w:themeColor="text1"/>
+          <w:sz w:val="28"/>
+          <w:szCs w:val="28"/>
+        </w:rPr>
+      </w:pPr>
+      <w:r>
+        <w:rPr>
+          <w:rFonts w:ascii="Arial" w:eastAsia="Arial" w:hAnsi="Arial" w:cs="Arial"/>
+          <w:color w:val="000000" w:themeColor="text1"/>
+          <w:sz w:val="28"/>
+          <w:szCs w:val="28"/>
+        </w:rPr>
+        <w:lastRenderedPageBreak/>
+        <w:t xml:space="preserve">          •  Validation type (automatic or moderator approval)</w:t>
+      </w:r>
+    </w:p>
+    <w:p>
+      <w:pPr>
+        <w:ind w:left="708"/>
+        <w:rPr>
+          <w:rFonts w:ascii="Arial" w:eastAsia="Arial" w:hAnsi="Arial" w:cs="Arial"/>
+          <w:color w:val="000000" w:themeColor="text1"/>
+          <w:sz w:val="28"/>
+          <w:szCs w:val="28"/>
+        </w:rPr>
+      </w:pPr>
+      <w:r>
+        <w:rPr>
+          <w:rFonts w:ascii="Arial" w:eastAsia="Arial" w:hAnsi="Arial" w:cs="Arial"/>
+          <w:color w:val="000000" w:themeColor="text1"/>
+          <w:sz w:val="28"/>
+          <w:szCs w:val="28"/>
+        </w:rPr>
+        <w:t xml:space="preserve">          •  Expiration date</w:t>
+      </w:r>
+    </w:p>
+    <w:p>
+      <w:pPr>
+        <w:ind w:left="708"/>
+        <w:rPr>
+          <w:rFonts w:ascii="Arial" w:eastAsia="Arial" w:hAnsi="Arial" w:cs="Arial"/>
+          <w:color w:val="000000" w:themeColor="text1"/>
+          <w:sz w:val="28"/>
+          <w:szCs w:val="28"/>
+        </w:rPr>
+      </w:pPr>
+      <w:r>
+        <w:rPr>
+          <w:rFonts w:ascii="Arial" w:eastAsia="Arial" w:hAnsi="Arial" w:cs="Arial"/>
+          <w:color w:val="000000" w:themeColor="text1"/>
+          <w:sz w:val="28"/>
+          <w:szCs w:val="28"/>
+        </w:rPr>
+        <w:t xml:space="preserve">          •  Creator ID</w:t>
+      </w:r>
+    </w:p>
+    <w:p>
+      <w:pPr>
+        <w:ind w:left="708"/>
+        <w:rPr>
+          <w:rFonts w:ascii="Arial" w:eastAsia="Arial" w:hAnsi="Arial" w:cs="Arial"/>
+          <w:color w:val="000000" w:themeColor="text1"/>
+          <w:sz w:val="28"/>
+          <w:szCs w:val="28"/>
+        </w:rPr>
+      </w:pPr>
+      <w:r>
+        <w:rPr>
+          <w:rFonts w:ascii="Arial" w:eastAsia="Arial" w:hAnsi="Arial" w:cs="Arial"/>
+          <w:color w:val="000000" w:themeColor="text1"/>
+          <w:sz w:val="28"/>
+          <w:szCs w:val="28"/>
+        </w:rPr>
+        <w:t>•  FR27. The system shall allow users to enroll in quests.</w:t>
+      </w:r>
+    </w:p>
+    <w:p>
+      <w:pPr>
+        <w:ind w:left="708"/>
+        <w:rPr>
+          <w:rFonts w:ascii="Arial" w:eastAsia="Arial" w:hAnsi="Arial" w:cs="Arial"/>
+          <w:color w:val="000000" w:themeColor="text1"/>
+          <w:sz w:val="28"/>
+          <w:szCs w:val="28"/>
+        </w:rPr>
+      </w:pPr>
+      <w:r>
+        <w:rPr>
+          <w:rFonts w:ascii="Arial" w:eastAsia="Arial" w:hAnsi="Arial" w:cs="Arial"/>
+          <w:color w:val="000000" w:themeColor="text1"/>
+          <w:sz w:val="28"/>
+          <w:szCs w:val="28"/>
+        </w:rPr>
+        <w:t>•  FR28. The system shall track quest submissions and completion status.</w:t>
+      </w:r>
+    </w:p>
+    <w:p>
+      <w:pPr>
+        <w:ind w:left="708"/>
+        <w:rPr>
+          <w:rFonts w:ascii="Arial" w:eastAsia="Arial" w:hAnsi="Arial" w:cs="Arial"/>
+          <w:color w:val="000000" w:themeColor="text1"/>
+          <w:sz w:val="28"/>
+          <w:szCs w:val="28"/>
+        </w:rPr>
+      </w:pPr>
+      <w:r>
+        <w:rPr>
+          <w:rFonts w:ascii="Arial" w:eastAsia="Arial" w:hAnsi="Arial" w:cs="Arial"/>
+          <w:color w:val="000000" w:themeColor="text1"/>
+          <w:sz w:val="28"/>
+          <w:szCs w:val="28"/>
+        </w:rPr>
+        <w:t>•  FR29. The system shall allow moderators to validate quest submissions when required.</w:t>
+      </w:r>
+    </w:p>
+    <w:p>
+      <w:pPr>
+        <w:ind w:left="708"/>
+        <w:rPr>
+          <w:rFonts w:ascii="Arial" w:eastAsia="Arial" w:hAnsi="Arial" w:cs="Arial"/>
+          <w:color w:val="000000" w:themeColor="text1"/>
+          <w:sz w:val="28"/>
+          <w:szCs w:val="28"/>
+        </w:rPr>
+      </w:pPr>
+      <w:r>
+        <w:rPr>
+          <w:rFonts w:ascii="Arial" w:eastAsia="Arial" w:hAnsi="Arial" w:cs="Arial"/>
+          <w:color w:val="000000" w:themeColor="text1"/>
+          <w:sz w:val="28"/>
+          <w:szCs w:val="28"/>
+        </w:rPr>
+        <w:t>•  FR30. The system shall reward XP to users upon successful quest completion.</w:t>
+      </w:r>
+    </w:p>
+    <w:p>
+      <w:pPr>
+        <w:rPr>
+          <w:rFonts w:ascii="Arial" w:eastAsia="Arial" w:hAnsi="Arial" w:cs="Arial"/>
+          <w:color w:val="000000" w:themeColor="text1"/>
+          <w:sz w:val="28"/>
+          <w:szCs w:val="28"/>
+        </w:rPr>
+      </w:pPr>
+    </w:p>
+    <w:p>
+      <w:pPr>
+        <w:rPr>
+          <w:rFonts w:ascii="Arial" w:eastAsia="Arial" w:hAnsi="Arial" w:cs="Arial"/>
+          <w:color w:val="000000" w:themeColor="text1"/>
+          <w:sz w:val="28"/>
+          <w:szCs w:val="28"/>
+        </w:rPr>
+      </w:pPr>
+      <w:r>
+        <w:rPr>
+          <w:rFonts w:ascii="Arial" w:eastAsia="Arial" w:hAnsi="Arial" w:cs="Arial"/>
           <w:b/>
           <w:bCs/>
-        </w:rPr>
-      </w:pPr>
-      <w:r>
+          <w:color w:val="000000" w:themeColor="text1"/>
+          <w:sz w:val="28"/>
+          <w:szCs w:val="28"/>
+        </w:rPr>
+        <w:t>MoSCoW</w:t>
+      </w:r>
+    </w:p>
+    <w:tbl>
+      <w:tblPr>
+        <w:tblW w:w="9026" w:type="dxa"/>
+        <w:tblBorders>
+          <w:top w:val="single" w:sz="4" w:space="0" w:color="auto"/>
+          <w:left w:val="single" w:sz="4" w:space="0" w:color="auto"/>
+          <w:bottom w:val="single" w:sz="4" w:space="0" w:color="auto"/>
+          <w:right w:val="single" w:sz="4" w:space="0" w:color="auto"/>
+          <w:insideH w:val="single" w:sz="4" w:space="0" w:color="auto"/>
+          <w:insideV w:val="single" w:sz="4" w:space="0" w:color="auto"/>
+        </w:tblBorders>
+        <w:tblCellMar>
+          <w:left w:w="10" w:type="dxa"/>
+          <w:right w:w="10" w:type="dxa"/>
+        </w:tblCellMar>
+        <w:tblLook w:val="04A0" w:firstRow="1" w:lastRow="0" w:firstColumn="1" w:lastColumn="0" w:noHBand="0" w:noVBand="1"/>
+      </w:tblPr>
+      <w:tblGrid>
+        <w:gridCol w:w="1912"/>
+        <w:gridCol w:w="5542"/>
+        <w:gridCol w:w="1572"/>
+      </w:tblGrid>
+      <w:tr>
+        <w:tc>
+          <w:tcPr>
+            <w:tcW w:w="1200" w:type="dxa"/>
+            <w:tcBorders>
+              <w:top w:val="single" w:sz="8" w:space="0" w:color="000000"/>
+              <w:left w:val="single" w:sz="8" w:space="0" w:color="000000"/>
+              <w:bottom w:val="single" w:sz="8" w:space="0" w:color="000000"/>
+              <w:right w:val="single" w:sz="8" w:space="0" w:color="000000"/>
+            </w:tcBorders>
+            <w:tcMar>
+              <w:top w:w="100" w:type="dxa"/>
+              <w:left w:w="100" w:type="dxa"/>
+              <w:bottom w:w="100" w:type="dxa"/>
+              <w:right w:w="100" w:type="dxa"/>
+            </w:tcMar>
+            <w:hideMark/>
+          </w:tcPr>
+          <w:p>
+            <w:pPr>
+              <w:rPr>
+                <w:rFonts w:ascii="Arial" w:eastAsia="Arial" w:hAnsi="Arial" w:cs="Arial"/>
+                <w:color w:val="000000" w:themeColor="text1"/>
+                <w:sz w:val="28"/>
+                <w:szCs w:val="28"/>
+              </w:rPr>
+            </w:pPr>
+            <w:r>
+              <w:rPr>
+                <w:rFonts w:ascii="Arial" w:eastAsia="Arial" w:hAnsi="Arial" w:cs="Arial"/>
+                <w:b/>
+                <w:bCs/>
+                <w:color w:val="000000" w:themeColor="text1"/>
+                <w:sz w:val="28"/>
+                <w:szCs w:val="28"/>
+              </w:rPr>
+              <w:t>Requirement</w:t>
+            </w:r>
+          </w:p>
+        </w:tc>
+        <w:tc>
+          <w:tcPr>
+            <w:tcW w:w="6226" w:type="dxa"/>
+            <w:tcBorders>
+              <w:top w:val="single" w:sz="8" w:space="0" w:color="000000"/>
+              <w:left w:val="single" w:sz="8" w:space="0" w:color="000000"/>
+              <w:bottom w:val="single" w:sz="8" w:space="0" w:color="000000"/>
+              <w:right w:val="single" w:sz="8" w:space="0" w:color="000000"/>
+            </w:tcBorders>
+            <w:tcMar>
+              <w:top w:w="100" w:type="dxa"/>
+              <w:left w:w="100" w:type="dxa"/>
+              <w:bottom w:w="100" w:type="dxa"/>
+              <w:right w:w="100" w:type="dxa"/>
+            </w:tcMar>
+            <w:hideMark/>
+          </w:tcPr>
+          <w:p>
+            <w:pPr>
+              <w:rPr>
+                <w:rFonts w:ascii="Arial" w:eastAsia="Arial" w:hAnsi="Arial" w:cs="Arial"/>
+                <w:color w:val="000000" w:themeColor="text1"/>
+                <w:sz w:val="28"/>
+                <w:szCs w:val="28"/>
+              </w:rPr>
+            </w:pPr>
+            <w:r>
+              <w:rPr>
+                <w:rFonts w:ascii="Arial" w:eastAsia="Arial" w:hAnsi="Arial" w:cs="Arial"/>
+                <w:b/>
+                <w:bCs/>
+                <w:color w:val="000000" w:themeColor="text1"/>
+                <w:sz w:val="28"/>
+                <w:szCs w:val="28"/>
+              </w:rPr>
+              <w:t>Explanation</w:t>
+            </w:r>
+          </w:p>
+        </w:tc>
+        <w:tc>
+          <w:tcPr>
+            <w:tcW w:w="1600" w:type="dxa"/>
+            <w:tcBorders>
+              <w:top w:val="single" w:sz="8" w:space="0" w:color="000000"/>
+              <w:left w:val="single" w:sz="8" w:space="0" w:color="000000"/>
+              <w:bottom w:val="single" w:sz="8" w:space="0" w:color="000000"/>
+              <w:right w:val="single" w:sz="8" w:space="0" w:color="000000"/>
+            </w:tcBorders>
+            <w:tcMar>
+              <w:top w:w="100" w:type="dxa"/>
+              <w:left w:w="100" w:type="dxa"/>
+              <w:bottom w:w="100" w:type="dxa"/>
+              <w:right w:w="100" w:type="dxa"/>
+            </w:tcMar>
+            <w:hideMark/>
+          </w:tcPr>
+          <w:p>
+            <w:pPr>
+              <w:rPr>
+                <w:rFonts w:ascii="Arial" w:eastAsia="Arial" w:hAnsi="Arial" w:cs="Arial"/>
+                <w:color w:val="000000" w:themeColor="text1"/>
+                <w:sz w:val="28"/>
+                <w:szCs w:val="28"/>
+              </w:rPr>
+            </w:pPr>
+            <w:r>
+              <w:rPr>
+                <w:rFonts w:ascii="Arial" w:eastAsia="Arial" w:hAnsi="Arial" w:cs="Arial"/>
+                <w:b/>
+                <w:bCs/>
+                <w:color w:val="000000" w:themeColor="text1"/>
+                <w:sz w:val="28"/>
+                <w:szCs w:val="28"/>
+              </w:rPr>
+              <w:t>MoSCoW</w:t>
+            </w:r>
+          </w:p>
+        </w:tc>
+      </w:tr>
+      <w:tr>
+        <w:tc>
+          <w:tcPr>
+            <w:tcW w:w="1200" w:type="dxa"/>
+            <w:tcBorders>
+              <w:top w:val="single" w:sz="8" w:space="0" w:color="000000"/>
+              <w:left w:val="single" w:sz="8" w:space="0" w:color="000000"/>
+              <w:bottom w:val="single" w:sz="8" w:space="0" w:color="000000"/>
+              <w:right w:val="single" w:sz="8" w:space="0" w:color="000000"/>
+            </w:tcBorders>
+            <w:tcMar>
+              <w:top w:w="100" w:type="dxa"/>
+              <w:left w:w="100" w:type="dxa"/>
+              <w:bottom w:w="100" w:type="dxa"/>
+              <w:right w:w="100" w:type="dxa"/>
+            </w:tcMar>
+            <w:hideMark/>
+          </w:tcPr>
+          <w:p>
+            <w:pPr>
+              <w:rPr>
+                <w:rFonts w:ascii="Arial" w:eastAsia="Arial" w:hAnsi="Arial" w:cs="Arial"/>
+                <w:color w:val="000000" w:themeColor="text1"/>
+                <w:sz w:val="28"/>
+                <w:szCs w:val="28"/>
+              </w:rPr>
+            </w:pPr>
+            <w:r>
+              <w:rPr>
+                <w:rFonts w:ascii="Arial" w:eastAsia="Arial" w:hAnsi="Arial" w:cs="Arial"/>
+                <w:color w:val="000000" w:themeColor="text1"/>
+                <w:sz w:val="28"/>
+                <w:szCs w:val="28"/>
+              </w:rPr>
+              <w:t>FR2</w:t>
+            </w:r>
+          </w:p>
+        </w:tc>
+        <w:tc>
+          <w:tcPr>
+            <w:tcW w:w="6226" w:type="dxa"/>
+            <w:tcBorders>
+              <w:top w:val="single" w:sz="8" w:space="0" w:color="000000"/>
+              <w:left w:val="single" w:sz="8" w:space="0" w:color="000000"/>
+              <w:bottom w:val="single" w:sz="8" w:space="0" w:color="000000"/>
+              <w:right w:val="single" w:sz="8" w:space="0" w:color="000000"/>
+            </w:tcBorders>
+            <w:tcMar>
+              <w:top w:w="100" w:type="dxa"/>
+              <w:left w:w="100" w:type="dxa"/>
+              <w:bottom w:w="100" w:type="dxa"/>
+              <w:right w:w="100" w:type="dxa"/>
+            </w:tcMar>
+            <w:hideMark/>
+          </w:tcPr>
+          <w:p>
+            <w:pPr>
+              <w:rPr>
+                <w:rFonts w:ascii="Arial" w:eastAsia="Arial" w:hAnsi="Arial" w:cs="Arial"/>
+                <w:color w:val="000000" w:themeColor="text1"/>
+                <w:sz w:val="28"/>
+                <w:szCs w:val="28"/>
+              </w:rPr>
+            </w:pPr>
+            <w:r>
+              <w:rPr>
+                <w:rFonts w:ascii="Arial" w:eastAsia="Arial" w:hAnsi="Arial" w:cs="Arial"/>
+                <w:color w:val="000000" w:themeColor="text1"/>
+                <w:sz w:val="28"/>
+                <w:szCs w:val="28"/>
+              </w:rPr>
+              <w:t>The system shall allow users to log in using usernames and passwords.</w:t>
+            </w:r>
+          </w:p>
+        </w:tc>
+        <w:tc>
+          <w:tcPr>
+            <w:tcW w:w="1600" w:type="dxa"/>
+            <w:tcBorders>
+              <w:top w:val="single" w:sz="8" w:space="0" w:color="000000"/>
+              <w:left w:val="single" w:sz="8" w:space="0" w:color="000000"/>
+              <w:bottom w:val="single" w:sz="8" w:space="0" w:color="000000"/>
+              <w:right w:val="single" w:sz="8" w:space="0" w:color="000000"/>
+            </w:tcBorders>
+            <w:tcMar>
+              <w:top w:w="100" w:type="dxa"/>
+              <w:left w:w="100" w:type="dxa"/>
+              <w:bottom w:w="100" w:type="dxa"/>
+              <w:right w:w="100" w:type="dxa"/>
+            </w:tcMar>
+            <w:hideMark/>
+          </w:tcPr>
+          <w:p>
+            <w:pPr>
+              <w:rPr>
+                <w:rFonts w:ascii="Arial" w:eastAsia="Arial" w:hAnsi="Arial" w:cs="Arial"/>
+                <w:color w:val="000000" w:themeColor="text1"/>
+                <w:sz w:val="28"/>
+                <w:szCs w:val="28"/>
+              </w:rPr>
+            </w:pPr>
+            <w:r>
+              <w:rPr>
+                <w:rFonts w:ascii="Arial" w:eastAsia="Arial" w:hAnsi="Arial" w:cs="Arial"/>
+                <w:color w:val="000000" w:themeColor="text1"/>
+                <w:sz w:val="28"/>
+                <w:szCs w:val="28"/>
+              </w:rPr>
+              <w:t>Must</w:t>
+            </w:r>
+          </w:p>
+        </w:tc>
+      </w:tr>
+      <w:tr>
+        <w:tc>
+          <w:tcPr>
+            <w:tcW w:w="1200" w:type="dxa"/>
+            <w:tcBorders>
+              <w:top w:val="single" w:sz="8" w:space="0" w:color="000000"/>
+              <w:left w:val="single" w:sz="8" w:space="0" w:color="000000"/>
+              <w:bottom w:val="single" w:sz="8" w:space="0" w:color="000000"/>
+              <w:right w:val="single" w:sz="8" w:space="0" w:color="000000"/>
+            </w:tcBorders>
+            <w:tcMar>
+              <w:top w:w="100" w:type="dxa"/>
+              <w:left w:w="100" w:type="dxa"/>
+              <w:bottom w:w="100" w:type="dxa"/>
+              <w:right w:w="100" w:type="dxa"/>
+            </w:tcMar>
+            <w:hideMark/>
+          </w:tcPr>
+          <w:p>
+            <w:pPr>
+              <w:rPr>
+                <w:rFonts w:ascii="Arial" w:eastAsia="Arial" w:hAnsi="Arial" w:cs="Arial"/>
+                <w:color w:val="000000" w:themeColor="text1"/>
+                <w:sz w:val="28"/>
+                <w:szCs w:val="28"/>
+              </w:rPr>
+            </w:pPr>
+            <w:r>
+              <w:rPr>
+                <w:rFonts w:ascii="Arial" w:eastAsia="Arial" w:hAnsi="Arial" w:cs="Arial"/>
+                <w:color w:val="000000" w:themeColor="text1"/>
+                <w:sz w:val="28"/>
+                <w:szCs w:val="28"/>
+              </w:rPr>
+              <w:t>FR3</w:t>
+            </w:r>
+          </w:p>
+        </w:tc>
+        <w:tc>
+          <w:tcPr>
+            <w:tcW w:w="6226" w:type="dxa"/>
+            <w:tcBorders>
+              <w:top w:val="single" w:sz="8" w:space="0" w:color="000000"/>
+              <w:left w:val="single" w:sz="8" w:space="0" w:color="000000"/>
+              <w:bottom w:val="single" w:sz="8" w:space="0" w:color="000000"/>
+              <w:right w:val="single" w:sz="8" w:space="0" w:color="000000"/>
+            </w:tcBorders>
+            <w:tcMar>
+              <w:top w:w="100" w:type="dxa"/>
+              <w:left w:w="100" w:type="dxa"/>
+              <w:bottom w:w="100" w:type="dxa"/>
+              <w:right w:w="100" w:type="dxa"/>
+            </w:tcMar>
+            <w:hideMark/>
+          </w:tcPr>
+          <w:p>
+            <w:pPr>
+              <w:rPr>
+                <w:rFonts w:ascii="Arial" w:eastAsia="Arial" w:hAnsi="Arial" w:cs="Arial"/>
+                <w:color w:val="000000" w:themeColor="text1"/>
+                <w:sz w:val="28"/>
+                <w:szCs w:val="28"/>
+              </w:rPr>
+            </w:pPr>
+            <w:r>
+              <w:rPr>
+                <w:rFonts w:ascii="Arial" w:eastAsia="Arial" w:hAnsi="Arial" w:cs="Arial"/>
+                <w:color w:val="000000" w:themeColor="text1"/>
+                <w:sz w:val="28"/>
+                <w:szCs w:val="28"/>
+              </w:rPr>
+              <w:t>The system shall support three user roles: Employee, Floor Manager, and Building Manager, each with different permissions.</w:t>
+            </w:r>
+          </w:p>
+        </w:tc>
+        <w:tc>
+          <w:tcPr>
+            <w:tcW w:w="1600" w:type="dxa"/>
+            <w:tcBorders>
+              <w:top w:val="single" w:sz="8" w:space="0" w:color="000000"/>
+              <w:left w:val="single" w:sz="8" w:space="0" w:color="000000"/>
+              <w:bottom w:val="single" w:sz="8" w:space="0" w:color="000000"/>
+              <w:right w:val="single" w:sz="8" w:space="0" w:color="000000"/>
+            </w:tcBorders>
+            <w:tcMar>
+              <w:top w:w="100" w:type="dxa"/>
+              <w:left w:w="100" w:type="dxa"/>
+              <w:bottom w:w="100" w:type="dxa"/>
+              <w:right w:w="100" w:type="dxa"/>
+            </w:tcMar>
+            <w:hideMark/>
+          </w:tcPr>
+          <w:p>
+            <w:pPr>
+              <w:rPr>
+                <w:rFonts w:ascii="Arial" w:eastAsia="Arial" w:hAnsi="Arial" w:cs="Arial"/>
+                <w:color w:val="000000" w:themeColor="text1"/>
+                <w:sz w:val="28"/>
+                <w:szCs w:val="28"/>
+              </w:rPr>
+            </w:pPr>
+            <w:r>
+              <w:rPr>
+                <w:rFonts w:ascii="Arial" w:eastAsia="Arial" w:hAnsi="Arial" w:cs="Arial"/>
+                <w:color w:val="000000" w:themeColor="text1"/>
+                <w:sz w:val="28"/>
+                <w:szCs w:val="28"/>
+              </w:rPr>
+              <w:t>Must</w:t>
+            </w:r>
+          </w:p>
+        </w:tc>
+      </w:tr>
+      <w:tr>
+        <w:tc>
+          <w:tcPr>
+            <w:tcW w:w="1200" w:type="dxa"/>
+            <w:tcBorders>
+              <w:top w:val="single" w:sz="8" w:space="0" w:color="000000"/>
+              <w:left w:val="single" w:sz="8" w:space="0" w:color="000000"/>
+              <w:bottom w:val="single" w:sz="8" w:space="0" w:color="000000"/>
+              <w:right w:val="single" w:sz="8" w:space="0" w:color="000000"/>
+            </w:tcBorders>
+            <w:tcMar>
+              <w:top w:w="100" w:type="dxa"/>
+              <w:left w:w="100" w:type="dxa"/>
+              <w:bottom w:w="100" w:type="dxa"/>
+              <w:right w:w="100" w:type="dxa"/>
+            </w:tcMar>
+            <w:hideMark/>
+          </w:tcPr>
+          <w:p>
+            <w:pPr>
+              <w:rPr>
+                <w:rFonts w:ascii="Arial" w:eastAsia="Arial" w:hAnsi="Arial" w:cs="Arial"/>
+                <w:color w:val="000000" w:themeColor="text1"/>
+                <w:sz w:val="28"/>
+                <w:szCs w:val="28"/>
+              </w:rPr>
+            </w:pPr>
+            <w:r>
+              <w:rPr>
+                <w:rFonts w:ascii="Arial" w:eastAsia="Arial" w:hAnsi="Arial" w:cs="Arial"/>
+                <w:color w:val="000000" w:themeColor="text1"/>
+                <w:sz w:val="28"/>
+                <w:szCs w:val="28"/>
+              </w:rPr>
+              <w:t>FR5</w:t>
+            </w:r>
+          </w:p>
+        </w:tc>
+        <w:tc>
+          <w:tcPr>
+            <w:tcW w:w="6226" w:type="dxa"/>
+            <w:tcBorders>
+              <w:top w:val="single" w:sz="8" w:space="0" w:color="000000"/>
+              <w:left w:val="single" w:sz="8" w:space="0" w:color="000000"/>
+              <w:bottom w:val="single" w:sz="8" w:space="0" w:color="000000"/>
+              <w:right w:val="single" w:sz="8" w:space="0" w:color="000000"/>
+            </w:tcBorders>
+            <w:tcMar>
+              <w:top w:w="100" w:type="dxa"/>
+              <w:left w:w="100" w:type="dxa"/>
+              <w:bottom w:w="100" w:type="dxa"/>
+              <w:right w:w="100" w:type="dxa"/>
+            </w:tcMar>
+            <w:hideMark/>
+          </w:tcPr>
+          <w:p>
+            <w:pPr>
+              <w:rPr>
+                <w:rFonts w:ascii="Arial" w:eastAsia="Arial" w:hAnsi="Arial" w:cs="Arial"/>
+                <w:color w:val="000000" w:themeColor="text1"/>
+                <w:sz w:val="28"/>
+                <w:szCs w:val="28"/>
+              </w:rPr>
+            </w:pPr>
+            <w:r>
+              <w:rPr>
+                <w:rFonts w:ascii="Arial" w:eastAsia="Arial" w:hAnsi="Arial" w:cs="Arial"/>
+                <w:color w:val="000000" w:themeColor="text1"/>
+                <w:sz w:val="28"/>
+                <w:szCs w:val="28"/>
+              </w:rPr>
+              <w:t>The system shall display an interactive canvas (floor plan) containing: chairs, tables, walls, windows and doors.</w:t>
+            </w:r>
+          </w:p>
+        </w:tc>
+        <w:tc>
+          <w:tcPr>
+            <w:tcW w:w="1600" w:type="dxa"/>
+            <w:tcBorders>
+              <w:top w:val="single" w:sz="8" w:space="0" w:color="000000"/>
+              <w:left w:val="single" w:sz="8" w:space="0" w:color="000000"/>
+              <w:bottom w:val="single" w:sz="8" w:space="0" w:color="000000"/>
+              <w:right w:val="single" w:sz="8" w:space="0" w:color="000000"/>
+            </w:tcBorders>
+            <w:tcMar>
+              <w:top w:w="100" w:type="dxa"/>
+              <w:left w:w="100" w:type="dxa"/>
+              <w:bottom w:w="100" w:type="dxa"/>
+              <w:right w:w="100" w:type="dxa"/>
+            </w:tcMar>
+            <w:hideMark/>
+          </w:tcPr>
+          <w:p>
+            <w:pPr>
+              <w:rPr>
+                <w:rFonts w:ascii="Arial" w:eastAsia="Arial" w:hAnsi="Arial" w:cs="Arial"/>
+                <w:color w:val="000000" w:themeColor="text1"/>
+                <w:sz w:val="28"/>
+                <w:szCs w:val="28"/>
+              </w:rPr>
+            </w:pPr>
+            <w:r>
+              <w:rPr>
+                <w:rFonts w:ascii="Arial" w:eastAsia="Arial" w:hAnsi="Arial" w:cs="Arial"/>
+                <w:color w:val="000000" w:themeColor="text1"/>
+                <w:sz w:val="28"/>
+                <w:szCs w:val="28"/>
+              </w:rPr>
+              <w:t>Must</w:t>
+            </w:r>
+          </w:p>
+        </w:tc>
+      </w:tr>
+      <w:tr>
+        <w:tc>
+          <w:tcPr>
+            <w:tcW w:w="1200" w:type="dxa"/>
+            <w:tcBorders>
+              <w:top w:val="single" w:sz="8" w:space="0" w:color="000000"/>
+              <w:left w:val="single" w:sz="8" w:space="0" w:color="000000"/>
+              <w:bottom w:val="single" w:sz="8" w:space="0" w:color="000000"/>
+              <w:right w:val="single" w:sz="8" w:space="0" w:color="000000"/>
+            </w:tcBorders>
+            <w:tcMar>
+              <w:top w:w="100" w:type="dxa"/>
+              <w:left w:w="100" w:type="dxa"/>
+              <w:bottom w:w="100" w:type="dxa"/>
+              <w:right w:w="100" w:type="dxa"/>
+            </w:tcMar>
+            <w:hideMark/>
+          </w:tcPr>
+          <w:p>
+            <w:pPr>
+              <w:rPr>
+                <w:rFonts w:ascii="Arial" w:eastAsia="Arial" w:hAnsi="Arial" w:cs="Arial"/>
+                <w:color w:val="000000" w:themeColor="text1"/>
+                <w:sz w:val="28"/>
+                <w:szCs w:val="28"/>
+              </w:rPr>
+            </w:pPr>
+            <w:r>
+              <w:rPr>
+                <w:rFonts w:ascii="Arial" w:eastAsia="Arial" w:hAnsi="Arial" w:cs="Arial"/>
+                <w:color w:val="000000" w:themeColor="text1"/>
+                <w:sz w:val="28"/>
+                <w:szCs w:val="28"/>
+              </w:rPr>
+              <w:t>FR6</w:t>
+            </w:r>
+          </w:p>
+        </w:tc>
+        <w:tc>
+          <w:tcPr>
+            <w:tcW w:w="6226" w:type="dxa"/>
+            <w:tcBorders>
+              <w:top w:val="single" w:sz="8" w:space="0" w:color="000000"/>
+              <w:left w:val="single" w:sz="8" w:space="0" w:color="000000"/>
+              <w:bottom w:val="single" w:sz="8" w:space="0" w:color="000000"/>
+              <w:right w:val="single" w:sz="8" w:space="0" w:color="000000"/>
+            </w:tcBorders>
+            <w:tcMar>
+              <w:top w:w="100" w:type="dxa"/>
+              <w:left w:w="100" w:type="dxa"/>
+              <w:bottom w:w="100" w:type="dxa"/>
+              <w:right w:w="100" w:type="dxa"/>
+            </w:tcMar>
+            <w:hideMark/>
+          </w:tcPr>
+          <w:p>
+            <w:pPr>
+              <w:rPr>
+                <w:rFonts w:ascii="Arial" w:eastAsia="Arial" w:hAnsi="Arial" w:cs="Arial"/>
+                <w:color w:val="000000" w:themeColor="text1"/>
+                <w:sz w:val="28"/>
+                <w:szCs w:val="28"/>
+              </w:rPr>
+            </w:pPr>
+            <w:r>
+              <w:rPr>
+                <w:rFonts w:ascii="Arial" w:eastAsia="Arial" w:hAnsi="Arial" w:cs="Arial"/>
+                <w:color w:val="000000" w:themeColor="text1"/>
+                <w:sz w:val="28"/>
+                <w:szCs w:val="28"/>
+              </w:rPr>
+              <w:t>The system shall provide visual status indicators on the canvas: Green: Available, Red: Reserved, Grey: Unavailable (maintenance, broken).</w:t>
+            </w:r>
+          </w:p>
+        </w:tc>
+        <w:tc>
+          <w:tcPr>
+            <w:tcW w:w="1600" w:type="dxa"/>
+            <w:tcBorders>
+              <w:top w:val="single" w:sz="8" w:space="0" w:color="000000"/>
+              <w:left w:val="single" w:sz="8" w:space="0" w:color="000000"/>
+              <w:bottom w:val="single" w:sz="8" w:space="0" w:color="000000"/>
+              <w:right w:val="single" w:sz="8" w:space="0" w:color="000000"/>
+            </w:tcBorders>
+            <w:tcMar>
+              <w:top w:w="100" w:type="dxa"/>
+              <w:left w:w="100" w:type="dxa"/>
+              <w:bottom w:w="100" w:type="dxa"/>
+              <w:right w:w="100" w:type="dxa"/>
+            </w:tcMar>
+            <w:hideMark/>
+          </w:tcPr>
+          <w:p>
+            <w:pPr>
+              <w:rPr>
+                <w:rFonts w:ascii="Arial" w:eastAsia="Arial" w:hAnsi="Arial" w:cs="Arial"/>
+                <w:color w:val="000000" w:themeColor="text1"/>
+                <w:sz w:val="28"/>
+                <w:szCs w:val="28"/>
+              </w:rPr>
+            </w:pPr>
+            <w:r>
+              <w:rPr>
+                <w:rFonts w:ascii="Arial" w:eastAsia="Arial" w:hAnsi="Arial" w:cs="Arial"/>
+                <w:color w:val="000000" w:themeColor="text1"/>
+                <w:sz w:val="28"/>
+                <w:szCs w:val="28"/>
+              </w:rPr>
+              <w:t>Must</w:t>
+            </w:r>
+          </w:p>
+        </w:tc>
+      </w:tr>
+      <w:tr>
+        <w:tc>
+          <w:tcPr>
+            <w:tcW w:w="1200" w:type="dxa"/>
+            <w:tcBorders>
+              <w:top w:val="single" w:sz="8" w:space="0" w:color="000000"/>
+              <w:left w:val="single" w:sz="8" w:space="0" w:color="000000"/>
+              <w:bottom w:val="single" w:sz="8" w:space="0" w:color="000000"/>
+              <w:right w:val="single" w:sz="8" w:space="0" w:color="000000"/>
+            </w:tcBorders>
+            <w:tcMar>
+              <w:top w:w="100" w:type="dxa"/>
+              <w:left w:w="100" w:type="dxa"/>
+              <w:bottom w:w="100" w:type="dxa"/>
+              <w:right w:w="100" w:type="dxa"/>
+            </w:tcMar>
+            <w:hideMark/>
+          </w:tcPr>
+          <w:p>
+            <w:pPr>
+              <w:rPr>
+                <w:rFonts w:ascii="Arial" w:eastAsia="Arial" w:hAnsi="Arial" w:cs="Arial"/>
+                <w:color w:val="000000" w:themeColor="text1"/>
+                <w:sz w:val="28"/>
+                <w:szCs w:val="28"/>
+              </w:rPr>
+            </w:pPr>
+            <w:r>
+              <w:rPr>
+                <w:rFonts w:ascii="Arial" w:eastAsia="Arial" w:hAnsi="Arial" w:cs="Arial"/>
+                <w:color w:val="000000" w:themeColor="text1"/>
+                <w:sz w:val="28"/>
+                <w:szCs w:val="28"/>
+              </w:rPr>
+              <w:t>FR7</w:t>
+            </w:r>
+          </w:p>
+        </w:tc>
+        <w:tc>
+          <w:tcPr>
+            <w:tcW w:w="6226" w:type="dxa"/>
+            <w:tcBorders>
+              <w:top w:val="single" w:sz="8" w:space="0" w:color="000000"/>
+              <w:left w:val="single" w:sz="8" w:space="0" w:color="000000"/>
+              <w:bottom w:val="single" w:sz="8" w:space="0" w:color="000000"/>
+              <w:right w:val="single" w:sz="8" w:space="0" w:color="000000"/>
+            </w:tcBorders>
+            <w:tcMar>
+              <w:top w:w="100" w:type="dxa"/>
+              <w:left w:w="100" w:type="dxa"/>
+              <w:bottom w:w="100" w:type="dxa"/>
+              <w:right w:w="100" w:type="dxa"/>
+            </w:tcMar>
+            <w:hideMark/>
+          </w:tcPr>
+          <w:p>
+            <w:pPr>
+              <w:rPr>
+                <w:rFonts w:ascii="Arial" w:eastAsia="Arial" w:hAnsi="Arial" w:cs="Arial"/>
+                <w:color w:val="000000" w:themeColor="text1"/>
+                <w:sz w:val="28"/>
+                <w:szCs w:val="28"/>
+              </w:rPr>
+            </w:pPr>
+            <w:r>
+              <w:rPr>
+                <w:rFonts w:ascii="Arial" w:eastAsia="Arial" w:hAnsi="Arial" w:cs="Arial"/>
+                <w:color w:val="000000" w:themeColor="text1"/>
+                <w:sz w:val="28"/>
+                <w:szCs w:val="28"/>
+              </w:rPr>
+              <w:t>The system shall allow users to click on any reservable object (chair or table) to open a reservation menu.</w:t>
+            </w:r>
+          </w:p>
+        </w:tc>
+        <w:tc>
+          <w:tcPr>
+            <w:tcW w:w="1600" w:type="dxa"/>
+            <w:tcBorders>
+              <w:top w:val="single" w:sz="8" w:space="0" w:color="000000"/>
+              <w:left w:val="single" w:sz="8" w:space="0" w:color="000000"/>
+              <w:bottom w:val="single" w:sz="8" w:space="0" w:color="000000"/>
+              <w:right w:val="single" w:sz="8" w:space="0" w:color="000000"/>
+            </w:tcBorders>
+            <w:tcMar>
+              <w:top w:w="100" w:type="dxa"/>
+              <w:left w:w="100" w:type="dxa"/>
+              <w:bottom w:w="100" w:type="dxa"/>
+              <w:right w:w="100" w:type="dxa"/>
+            </w:tcMar>
+            <w:hideMark/>
+          </w:tcPr>
+          <w:p>
+            <w:pPr>
+              <w:rPr>
+                <w:rFonts w:ascii="Arial" w:eastAsia="Arial" w:hAnsi="Arial" w:cs="Arial"/>
+                <w:color w:val="000000" w:themeColor="text1"/>
+                <w:sz w:val="28"/>
+                <w:szCs w:val="28"/>
+              </w:rPr>
+            </w:pPr>
+            <w:r>
+              <w:rPr>
+                <w:rFonts w:ascii="Arial" w:eastAsia="Arial" w:hAnsi="Arial" w:cs="Arial"/>
+                <w:color w:val="000000" w:themeColor="text1"/>
+                <w:sz w:val="28"/>
+                <w:szCs w:val="28"/>
+              </w:rPr>
+              <w:t>Must</w:t>
+            </w:r>
+          </w:p>
+        </w:tc>
+      </w:tr>
+      <w:tr>
+        <w:tc>
+          <w:tcPr>
+            <w:tcW w:w="1200" w:type="dxa"/>
+            <w:tcBorders>
+              <w:top w:val="single" w:sz="8" w:space="0" w:color="000000"/>
+              <w:left w:val="single" w:sz="8" w:space="0" w:color="000000"/>
+              <w:bottom w:val="single" w:sz="8" w:space="0" w:color="000000"/>
+              <w:right w:val="single" w:sz="8" w:space="0" w:color="000000"/>
+            </w:tcBorders>
+            <w:tcMar>
+              <w:top w:w="100" w:type="dxa"/>
+              <w:left w:w="100" w:type="dxa"/>
+              <w:bottom w:w="100" w:type="dxa"/>
+              <w:right w:w="100" w:type="dxa"/>
+            </w:tcMar>
+            <w:hideMark/>
+          </w:tcPr>
+          <w:p>
+            <w:pPr>
+              <w:rPr>
+                <w:rFonts w:ascii="Arial" w:eastAsia="Arial" w:hAnsi="Arial" w:cs="Arial"/>
+                <w:color w:val="000000" w:themeColor="text1"/>
+                <w:sz w:val="28"/>
+                <w:szCs w:val="28"/>
+              </w:rPr>
+            </w:pPr>
+            <w:r>
+              <w:rPr>
+                <w:rFonts w:ascii="Arial" w:eastAsia="Arial" w:hAnsi="Arial" w:cs="Arial"/>
+                <w:color w:val="000000" w:themeColor="text1"/>
+                <w:sz w:val="28"/>
+                <w:szCs w:val="28"/>
+              </w:rPr>
+              <w:t>FR11</w:t>
+            </w:r>
+          </w:p>
+        </w:tc>
+        <w:tc>
+          <w:tcPr>
+            <w:tcW w:w="6226" w:type="dxa"/>
+            <w:tcBorders>
+              <w:top w:val="single" w:sz="8" w:space="0" w:color="000000"/>
+              <w:left w:val="single" w:sz="8" w:space="0" w:color="000000"/>
+              <w:bottom w:val="single" w:sz="8" w:space="0" w:color="000000"/>
+              <w:right w:val="single" w:sz="8" w:space="0" w:color="000000"/>
+            </w:tcBorders>
+            <w:tcMar>
+              <w:top w:w="100" w:type="dxa"/>
+              <w:left w:w="100" w:type="dxa"/>
+              <w:bottom w:w="100" w:type="dxa"/>
+              <w:right w:w="100" w:type="dxa"/>
+            </w:tcMar>
+            <w:hideMark/>
+          </w:tcPr>
+          <w:p>
+            <w:pPr>
+              <w:rPr>
+                <w:rFonts w:ascii="Arial" w:eastAsia="Arial" w:hAnsi="Arial" w:cs="Arial"/>
+                <w:color w:val="000000" w:themeColor="text1"/>
+                <w:sz w:val="28"/>
+                <w:szCs w:val="28"/>
+              </w:rPr>
+            </w:pPr>
+            <w:r>
+              <w:rPr>
+                <w:rFonts w:ascii="Arial" w:eastAsia="Arial" w:hAnsi="Arial" w:cs="Arial"/>
+                <w:color w:val="000000" w:themeColor="text1"/>
+                <w:sz w:val="28"/>
+                <w:szCs w:val="28"/>
+              </w:rPr>
+              <w:t>The system shall allow Floor Managers to modify or cancel any reservation on their floor.</w:t>
+            </w:r>
+          </w:p>
+        </w:tc>
+        <w:tc>
+          <w:tcPr>
+            <w:tcW w:w="1600" w:type="dxa"/>
+            <w:tcBorders>
+              <w:top w:val="single" w:sz="8" w:space="0" w:color="000000"/>
+              <w:left w:val="single" w:sz="8" w:space="0" w:color="000000"/>
+              <w:bottom w:val="single" w:sz="8" w:space="0" w:color="000000"/>
+              <w:right w:val="single" w:sz="8" w:space="0" w:color="000000"/>
+            </w:tcBorders>
+            <w:tcMar>
+              <w:top w:w="100" w:type="dxa"/>
+              <w:left w:w="100" w:type="dxa"/>
+              <w:bottom w:w="100" w:type="dxa"/>
+              <w:right w:w="100" w:type="dxa"/>
+            </w:tcMar>
+            <w:hideMark/>
+          </w:tcPr>
+          <w:p>
+            <w:pPr>
+              <w:rPr>
+                <w:rFonts w:ascii="Arial" w:eastAsia="Arial" w:hAnsi="Arial" w:cs="Arial"/>
+                <w:color w:val="000000" w:themeColor="text1"/>
+                <w:sz w:val="28"/>
+                <w:szCs w:val="28"/>
+              </w:rPr>
+            </w:pPr>
+            <w:r>
+              <w:rPr>
+                <w:rFonts w:ascii="Arial" w:eastAsia="Arial" w:hAnsi="Arial" w:cs="Arial"/>
+                <w:color w:val="000000" w:themeColor="text1"/>
+                <w:sz w:val="28"/>
+                <w:szCs w:val="28"/>
+              </w:rPr>
+              <w:t>Must</w:t>
+            </w:r>
+          </w:p>
+        </w:tc>
+      </w:tr>
+      <w:tr>
+        <w:tc>
+          <w:tcPr>
+            <w:tcW w:w="1200" w:type="dxa"/>
+            <w:tcBorders>
+              <w:top w:val="single" w:sz="8" w:space="0" w:color="000000"/>
+              <w:left w:val="single" w:sz="8" w:space="0" w:color="000000"/>
+              <w:bottom w:val="single" w:sz="8" w:space="0" w:color="000000"/>
+              <w:right w:val="single" w:sz="8" w:space="0" w:color="000000"/>
+            </w:tcBorders>
+            <w:tcMar>
+              <w:top w:w="100" w:type="dxa"/>
+              <w:left w:w="100" w:type="dxa"/>
+              <w:bottom w:w="100" w:type="dxa"/>
+              <w:right w:w="100" w:type="dxa"/>
+            </w:tcMar>
+            <w:hideMark/>
+          </w:tcPr>
+          <w:p>
+            <w:pPr>
+              <w:rPr>
+                <w:rFonts w:ascii="Arial" w:eastAsia="Arial" w:hAnsi="Arial" w:cs="Arial"/>
+                <w:color w:val="000000" w:themeColor="text1"/>
+                <w:sz w:val="28"/>
+                <w:szCs w:val="28"/>
+              </w:rPr>
+            </w:pPr>
+            <w:r>
+              <w:rPr>
+                <w:rFonts w:ascii="Arial" w:eastAsia="Arial" w:hAnsi="Arial" w:cs="Arial"/>
+                <w:color w:val="000000" w:themeColor="text1"/>
+                <w:sz w:val="28"/>
+                <w:szCs w:val="28"/>
+              </w:rPr>
+              <w:t>FR15</w:t>
+            </w:r>
+          </w:p>
+        </w:tc>
+        <w:tc>
+          <w:tcPr>
+            <w:tcW w:w="6226" w:type="dxa"/>
+            <w:tcBorders>
+              <w:top w:val="single" w:sz="8" w:space="0" w:color="000000"/>
+              <w:left w:val="single" w:sz="8" w:space="0" w:color="000000"/>
+              <w:bottom w:val="single" w:sz="8" w:space="0" w:color="000000"/>
+              <w:right w:val="single" w:sz="8" w:space="0" w:color="000000"/>
+            </w:tcBorders>
+            <w:tcMar>
+              <w:top w:w="100" w:type="dxa"/>
+              <w:left w:w="100" w:type="dxa"/>
+              <w:bottom w:w="100" w:type="dxa"/>
+              <w:right w:w="100" w:type="dxa"/>
+            </w:tcMar>
+            <w:hideMark/>
+          </w:tcPr>
+          <w:p>
+            <w:pPr>
+              <w:rPr>
+                <w:rFonts w:ascii="Arial" w:eastAsia="Arial" w:hAnsi="Arial" w:cs="Arial"/>
+                <w:color w:val="000000" w:themeColor="text1"/>
+                <w:sz w:val="28"/>
+                <w:szCs w:val="28"/>
+              </w:rPr>
+            </w:pPr>
+            <w:r>
+              <w:rPr>
+                <w:rFonts w:ascii="Arial" w:eastAsia="Arial" w:hAnsi="Arial" w:cs="Arial"/>
+                <w:color w:val="000000" w:themeColor="text1"/>
+                <w:sz w:val="28"/>
+                <w:szCs w:val="28"/>
+              </w:rPr>
+              <w:t>The system shall allow Building Managers to create and edit layouts (canvases) by adding, moving, rotating, and deleting objects (tables, chairs, walls, windows, doors).</w:t>
+            </w:r>
+          </w:p>
+        </w:tc>
+        <w:tc>
+          <w:tcPr>
+            <w:tcW w:w="1600" w:type="dxa"/>
+            <w:tcBorders>
+              <w:top w:val="single" w:sz="8" w:space="0" w:color="000000"/>
+              <w:left w:val="single" w:sz="8" w:space="0" w:color="000000"/>
+              <w:bottom w:val="single" w:sz="8" w:space="0" w:color="000000"/>
+              <w:right w:val="single" w:sz="8" w:space="0" w:color="000000"/>
+            </w:tcBorders>
+            <w:tcMar>
+              <w:top w:w="100" w:type="dxa"/>
+              <w:left w:w="100" w:type="dxa"/>
+              <w:bottom w:w="100" w:type="dxa"/>
+              <w:right w:w="100" w:type="dxa"/>
+            </w:tcMar>
+            <w:hideMark/>
+          </w:tcPr>
+          <w:p>
+            <w:pPr>
+              <w:rPr>
+                <w:rFonts w:ascii="Arial" w:eastAsia="Arial" w:hAnsi="Arial" w:cs="Arial"/>
+                <w:color w:val="000000" w:themeColor="text1"/>
+                <w:sz w:val="28"/>
+                <w:szCs w:val="28"/>
+              </w:rPr>
+            </w:pPr>
+            <w:r>
+              <w:rPr>
+                <w:rFonts w:ascii="Arial" w:eastAsia="Arial" w:hAnsi="Arial" w:cs="Arial"/>
+                <w:color w:val="000000" w:themeColor="text1"/>
+                <w:sz w:val="28"/>
+                <w:szCs w:val="28"/>
+              </w:rPr>
+              <w:t>Must</w:t>
+            </w:r>
+          </w:p>
+        </w:tc>
+      </w:tr>
+      <w:tr>
+        <w:tc>
+          <w:tcPr>
+            <w:tcW w:w="1200" w:type="dxa"/>
+            <w:tcBorders>
+              <w:top w:val="single" w:sz="8" w:space="0" w:color="000000"/>
+              <w:left w:val="single" w:sz="8" w:space="0" w:color="000000"/>
+              <w:bottom w:val="single" w:sz="8" w:space="0" w:color="000000"/>
+              <w:right w:val="single" w:sz="8" w:space="0" w:color="000000"/>
+            </w:tcBorders>
+            <w:tcMar>
+              <w:top w:w="100" w:type="dxa"/>
+              <w:left w:w="100" w:type="dxa"/>
+              <w:bottom w:w="100" w:type="dxa"/>
+              <w:right w:w="100" w:type="dxa"/>
+            </w:tcMar>
+            <w:hideMark/>
+          </w:tcPr>
+          <w:p>
+            <w:pPr>
+              <w:rPr>
+                <w:rFonts w:ascii="Arial" w:eastAsia="Arial" w:hAnsi="Arial" w:cs="Arial"/>
+                <w:color w:val="000000" w:themeColor="text1"/>
+                <w:sz w:val="28"/>
+                <w:szCs w:val="28"/>
+              </w:rPr>
+            </w:pPr>
+            <w:r>
+              <w:rPr>
+                <w:rFonts w:ascii="Arial" w:eastAsia="Arial" w:hAnsi="Arial" w:cs="Arial"/>
+                <w:color w:val="000000" w:themeColor="text1"/>
+                <w:sz w:val="28"/>
+                <w:szCs w:val="28"/>
+              </w:rPr>
+              <w:lastRenderedPageBreak/>
+              <w:t>FR1</w:t>
+            </w:r>
+          </w:p>
+        </w:tc>
+        <w:tc>
+          <w:tcPr>
+            <w:tcW w:w="6226" w:type="dxa"/>
+            <w:tcBorders>
+              <w:top w:val="single" w:sz="8" w:space="0" w:color="000000"/>
+              <w:left w:val="single" w:sz="8" w:space="0" w:color="000000"/>
+              <w:bottom w:val="single" w:sz="8" w:space="0" w:color="000000"/>
+              <w:right w:val="single" w:sz="8" w:space="0" w:color="000000"/>
+            </w:tcBorders>
+            <w:tcMar>
+              <w:top w:w="100" w:type="dxa"/>
+              <w:left w:w="100" w:type="dxa"/>
+              <w:bottom w:w="100" w:type="dxa"/>
+              <w:right w:w="100" w:type="dxa"/>
+            </w:tcMar>
+            <w:hideMark/>
+          </w:tcPr>
+          <w:p>
+            <w:pPr>
+              <w:rPr>
+                <w:rFonts w:ascii="Arial" w:eastAsia="Arial" w:hAnsi="Arial" w:cs="Arial"/>
+                <w:color w:val="000000" w:themeColor="text1"/>
+                <w:sz w:val="28"/>
+                <w:szCs w:val="28"/>
+              </w:rPr>
+            </w:pPr>
+            <w:r>
+              <w:rPr>
+                <w:rFonts w:ascii="Arial" w:eastAsia="Arial" w:hAnsi="Arial" w:cs="Arial"/>
+                <w:color w:val="000000" w:themeColor="text1"/>
+                <w:sz w:val="28"/>
+                <w:szCs w:val="28"/>
+              </w:rPr>
+              <w:t>The system shall allow admins to create employee accounts with their work email and password.</w:t>
+            </w:r>
+          </w:p>
+        </w:tc>
+        <w:tc>
+          <w:tcPr>
+            <w:tcW w:w="1600" w:type="dxa"/>
+            <w:tcBorders>
+              <w:top w:val="single" w:sz="8" w:space="0" w:color="000000"/>
+              <w:left w:val="single" w:sz="8" w:space="0" w:color="000000"/>
+              <w:bottom w:val="single" w:sz="8" w:space="0" w:color="000000"/>
+              <w:right w:val="single" w:sz="8" w:space="0" w:color="000000"/>
+            </w:tcBorders>
+            <w:tcMar>
+              <w:top w:w="100" w:type="dxa"/>
+              <w:left w:w="100" w:type="dxa"/>
+              <w:bottom w:w="100" w:type="dxa"/>
+              <w:right w:w="100" w:type="dxa"/>
+            </w:tcMar>
+            <w:hideMark/>
+          </w:tcPr>
+          <w:p>
+            <w:pPr>
+              <w:rPr>
+                <w:rFonts w:ascii="Arial" w:eastAsia="Arial" w:hAnsi="Arial" w:cs="Arial"/>
+                <w:color w:val="000000" w:themeColor="text1"/>
+                <w:sz w:val="28"/>
+                <w:szCs w:val="28"/>
+              </w:rPr>
+            </w:pPr>
+            <w:r>
+              <w:rPr>
+                <w:rFonts w:ascii="Arial" w:eastAsia="Arial" w:hAnsi="Arial" w:cs="Arial"/>
+                <w:color w:val="000000" w:themeColor="text1"/>
+                <w:sz w:val="28"/>
+                <w:szCs w:val="28"/>
+              </w:rPr>
+              <w:t>Should</w:t>
+            </w:r>
+          </w:p>
+        </w:tc>
+      </w:tr>
+      <w:tr>
+        <w:tc>
+          <w:tcPr>
+            <w:tcW w:w="1200" w:type="dxa"/>
+            <w:tcBorders>
+              <w:top w:val="single" w:sz="8" w:space="0" w:color="000000"/>
+              <w:left w:val="single" w:sz="8" w:space="0" w:color="000000"/>
+              <w:bottom w:val="single" w:sz="8" w:space="0" w:color="000000"/>
+              <w:right w:val="single" w:sz="8" w:space="0" w:color="000000"/>
+            </w:tcBorders>
+            <w:tcMar>
+              <w:top w:w="100" w:type="dxa"/>
+              <w:left w:w="100" w:type="dxa"/>
+              <w:bottom w:w="100" w:type="dxa"/>
+              <w:right w:w="100" w:type="dxa"/>
+            </w:tcMar>
+            <w:hideMark/>
+          </w:tcPr>
+          <w:p>
+            <w:pPr>
+              <w:rPr>
+                <w:rFonts w:ascii="Arial" w:eastAsia="Arial" w:hAnsi="Arial" w:cs="Arial"/>
+                <w:color w:val="000000" w:themeColor="text1"/>
+                <w:sz w:val="28"/>
+                <w:szCs w:val="28"/>
+              </w:rPr>
+            </w:pPr>
+            <w:r>
+              <w:rPr>
+                <w:rFonts w:ascii="Arial" w:eastAsia="Arial" w:hAnsi="Arial" w:cs="Arial"/>
+                <w:color w:val="000000" w:themeColor="text1"/>
+                <w:sz w:val="28"/>
+                <w:szCs w:val="28"/>
+              </w:rPr>
+              <w:t>FR9</w:t>
+            </w:r>
+          </w:p>
+        </w:tc>
+        <w:tc>
+          <w:tcPr>
+            <w:tcW w:w="6226" w:type="dxa"/>
+            <w:tcBorders>
+              <w:top w:val="single" w:sz="8" w:space="0" w:color="000000"/>
+              <w:left w:val="single" w:sz="8" w:space="0" w:color="000000"/>
+              <w:bottom w:val="single" w:sz="8" w:space="0" w:color="000000"/>
+              <w:right w:val="single" w:sz="8" w:space="0" w:color="000000"/>
+            </w:tcBorders>
+            <w:tcMar>
+              <w:top w:w="100" w:type="dxa"/>
+              <w:left w:w="100" w:type="dxa"/>
+              <w:bottom w:w="100" w:type="dxa"/>
+              <w:right w:w="100" w:type="dxa"/>
+            </w:tcMar>
+            <w:hideMark/>
+          </w:tcPr>
+          <w:p>
+            <w:pPr>
+              <w:rPr>
+                <w:rFonts w:ascii="Arial" w:eastAsia="Arial" w:hAnsi="Arial" w:cs="Arial"/>
+                <w:color w:val="000000" w:themeColor="text1"/>
+                <w:sz w:val="28"/>
+                <w:szCs w:val="28"/>
+              </w:rPr>
+            </w:pPr>
+            <w:r>
+              <w:rPr>
+                <w:rFonts w:ascii="Arial" w:eastAsia="Arial" w:hAnsi="Arial" w:cs="Arial"/>
+                <w:color w:val="000000" w:themeColor="text1"/>
+                <w:sz w:val="28"/>
+                <w:szCs w:val="28"/>
+              </w:rPr>
+              <w:t>The system shall allow users to book all chairs at a table in a single action (team booking) by clicking on the table.</w:t>
+            </w:r>
+          </w:p>
+        </w:tc>
+        <w:tc>
+          <w:tcPr>
+            <w:tcW w:w="1600" w:type="dxa"/>
+            <w:tcBorders>
+              <w:top w:val="single" w:sz="8" w:space="0" w:color="000000"/>
+              <w:left w:val="single" w:sz="8" w:space="0" w:color="000000"/>
+              <w:bottom w:val="single" w:sz="8" w:space="0" w:color="000000"/>
+              <w:right w:val="single" w:sz="8" w:space="0" w:color="000000"/>
+            </w:tcBorders>
+            <w:tcMar>
+              <w:top w:w="100" w:type="dxa"/>
+              <w:left w:w="100" w:type="dxa"/>
+              <w:bottom w:w="100" w:type="dxa"/>
+              <w:right w:w="100" w:type="dxa"/>
+            </w:tcMar>
+            <w:hideMark/>
+          </w:tcPr>
+          <w:p>
+            <w:pPr>
+              <w:rPr>
+                <w:rFonts w:ascii="Arial" w:eastAsia="Arial" w:hAnsi="Arial" w:cs="Arial"/>
+                <w:color w:val="000000" w:themeColor="text1"/>
+                <w:sz w:val="28"/>
+                <w:szCs w:val="28"/>
+              </w:rPr>
+            </w:pPr>
+            <w:r>
+              <w:rPr>
+                <w:rFonts w:ascii="Arial" w:eastAsia="Arial" w:hAnsi="Arial" w:cs="Arial"/>
+                <w:color w:val="000000" w:themeColor="text1"/>
+                <w:sz w:val="28"/>
+                <w:szCs w:val="28"/>
+              </w:rPr>
+              <w:t>Should</w:t>
+            </w:r>
+          </w:p>
+        </w:tc>
+      </w:tr>
+      <w:tr>
+        <w:tc>
+          <w:tcPr>
+            <w:tcW w:w="1200" w:type="dxa"/>
+            <w:tcBorders>
+              <w:top w:val="single" w:sz="8" w:space="0" w:color="000000"/>
+              <w:left w:val="single" w:sz="8" w:space="0" w:color="000000"/>
+              <w:bottom w:val="single" w:sz="8" w:space="0" w:color="000000"/>
+              <w:right w:val="single" w:sz="8" w:space="0" w:color="000000"/>
+            </w:tcBorders>
+            <w:tcMar>
+              <w:top w:w="100" w:type="dxa"/>
+              <w:left w:w="100" w:type="dxa"/>
+              <w:bottom w:w="100" w:type="dxa"/>
+              <w:right w:w="100" w:type="dxa"/>
+            </w:tcMar>
+            <w:hideMark/>
+          </w:tcPr>
+          <w:p>
+            <w:pPr>
+              <w:rPr>
+                <w:rFonts w:ascii="Arial" w:eastAsia="Arial" w:hAnsi="Arial" w:cs="Arial"/>
+                <w:color w:val="000000" w:themeColor="text1"/>
+                <w:sz w:val="28"/>
+                <w:szCs w:val="28"/>
+              </w:rPr>
+            </w:pPr>
+            <w:r>
+              <w:rPr>
+                <w:rFonts w:ascii="Arial" w:eastAsia="Arial" w:hAnsi="Arial" w:cs="Arial"/>
+                <w:color w:val="000000" w:themeColor="text1"/>
+                <w:sz w:val="28"/>
+                <w:szCs w:val="28"/>
+              </w:rPr>
+              <w:t>FR10</w:t>
+            </w:r>
+          </w:p>
+        </w:tc>
+        <w:tc>
+          <w:tcPr>
+            <w:tcW w:w="6226" w:type="dxa"/>
+            <w:tcBorders>
+              <w:top w:val="single" w:sz="8" w:space="0" w:color="000000"/>
+              <w:left w:val="single" w:sz="8" w:space="0" w:color="000000"/>
+              <w:bottom w:val="single" w:sz="8" w:space="0" w:color="000000"/>
+              <w:right w:val="single" w:sz="8" w:space="0" w:color="000000"/>
+            </w:tcBorders>
+            <w:tcMar>
+              <w:top w:w="100" w:type="dxa"/>
+              <w:left w:w="100" w:type="dxa"/>
+              <w:bottom w:w="100" w:type="dxa"/>
+              <w:right w:w="100" w:type="dxa"/>
+            </w:tcMar>
+            <w:hideMark/>
+          </w:tcPr>
+          <w:p>
+            <w:pPr>
+              <w:rPr>
+                <w:rFonts w:ascii="Arial" w:eastAsia="Arial" w:hAnsi="Arial" w:cs="Arial"/>
+                <w:color w:val="000000" w:themeColor="text1"/>
+                <w:sz w:val="28"/>
+                <w:szCs w:val="28"/>
+              </w:rPr>
+            </w:pPr>
+            <w:r>
+              <w:rPr>
+                <w:rFonts w:ascii="Arial" w:eastAsia="Arial" w:hAnsi="Arial" w:cs="Arial"/>
+                <w:color w:val="000000" w:themeColor="text1"/>
+                <w:sz w:val="28"/>
+                <w:szCs w:val="28"/>
+              </w:rPr>
+              <w:t>The system shall allow users to cancel their own upcoming reservations by clicking on the chair or table.</w:t>
+            </w:r>
+          </w:p>
+        </w:tc>
+        <w:tc>
+          <w:tcPr>
+            <w:tcW w:w="1600" w:type="dxa"/>
+            <w:tcBorders>
+              <w:top w:val="single" w:sz="8" w:space="0" w:color="000000"/>
+              <w:left w:val="single" w:sz="8" w:space="0" w:color="000000"/>
+              <w:bottom w:val="single" w:sz="8" w:space="0" w:color="000000"/>
+              <w:right w:val="single" w:sz="8" w:space="0" w:color="000000"/>
+            </w:tcBorders>
+            <w:tcMar>
+              <w:top w:w="100" w:type="dxa"/>
+              <w:left w:w="100" w:type="dxa"/>
+              <w:bottom w:w="100" w:type="dxa"/>
+              <w:right w:w="100" w:type="dxa"/>
+            </w:tcMar>
+            <w:hideMark/>
+          </w:tcPr>
+          <w:p>
+            <w:pPr>
+              <w:rPr>
+                <w:rFonts w:ascii="Arial" w:eastAsia="Arial" w:hAnsi="Arial" w:cs="Arial"/>
+                <w:color w:val="000000" w:themeColor="text1"/>
+                <w:sz w:val="28"/>
+                <w:szCs w:val="28"/>
+              </w:rPr>
+            </w:pPr>
+            <w:r>
+              <w:rPr>
+                <w:rFonts w:ascii="Arial" w:eastAsia="Arial" w:hAnsi="Arial" w:cs="Arial"/>
+                <w:color w:val="000000" w:themeColor="text1"/>
+                <w:sz w:val="28"/>
+                <w:szCs w:val="28"/>
+              </w:rPr>
+              <w:t>Should</w:t>
+            </w:r>
+          </w:p>
+        </w:tc>
+      </w:tr>
+      <w:tr>
+        <w:tc>
+          <w:tcPr>
+            <w:tcW w:w="1200" w:type="dxa"/>
+            <w:tcBorders>
+              <w:top w:val="single" w:sz="8" w:space="0" w:color="000000"/>
+              <w:left w:val="single" w:sz="8" w:space="0" w:color="000000"/>
+              <w:bottom w:val="single" w:sz="8" w:space="0" w:color="000000"/>
+              <w:right w:val="single" w:sz="8" w:space="0" w:color="000000"/>
+            </w:tcBorders>
+            <w:tcMar>
+              <w:top w:w="100" w:type="dxa"/>
+              <w:left w:w="100" w:type="dxa"/>
+              <w:bottom w:w="100" w:type="dxa"/>
+              <w:right w:w="100" w:type="dxa"/>
+            </w:tcMar>
+            <w:hideMark/>
+          </w:tcPr>
+          <w:p>
+            <w:pPr>
+              <w:rPr>
+                <w:rFonts w:ascii="Arial" w:eastAsia="Arial" w:hAnsi="Arial" w:cs="Arial"/>
+                <w:color w:val="000000" w:themeColor="text1"/>
+                <w:sz w:val="28"/>
+                <w:szCs w:val="28"/>
+              </w:rPr>
+            </w:pPr>
+            <w:r>
+              <w:rPr>
+                <w:rFonts w:ascii="Arial" w:eastAsia="Arial" w:hAnsi="Arial" w:cs="Arial"/>
+                <w:color w:val="000000" w:themeColor="text1"/>
+                <w:sz w:val="28"/>
+                <w:szCs w:val="28"/>
+              </w:rPr>
+              <w:t>FR13</w:t>
+            </w:r>
+          </w:p>
+        </w:tc>
+        <w:tc>
+          <w:tcPr>
+            <w:tcW w:w="6226" w:type="dxa"/>
+            <w:tcBorders>
+              <w:top w:val="single" w:sz="8" w:space="0" w:color="000000"/>
+              <w:left w:val="single" w:sz="8" w:space="0" w:color="000000"/>
+              <w:bottom w:val="single" w:sz="8" w:space="0" w:color="000000"/>
+              <w:right w:val="single" w:sz="8" w:space="0" w:color="000000"/>
+            </w:tcBorders>
+            <w:tcMar>
+              <w:top w:w="100" w:type="dxa"/>
+              <w:left w:w="100" w:type="dxa"/>
+              <w:bottom w:w="100" w:type="dxa"/>
+              <w:right w:w="100" w:type="dxa"/>
+            </w:tcMar>
+            <w:hideMark/>
+          </w:tcPr>
+          <w:p>
+            <w:pPr>
+              <w:rPr>
+                <w:rFonts w:ascii="Arial" w:eastAsia="Arial" w:hAnsi="Arial" w:cs="Arial"/>
+                <w:color w:val="000000" w:themeColor="text1"/>
+                <w:sz w:val="28"/>
+                <w:szCs w:val="28"/>
+              </w:rPr>
+            </w:pPr>
+            <w:r>
+              <w:rPr>
+                <w:rFonts w:ascii="Arial" w:eastAsia="Arial" w:hAnsi="Arial" w:cs="Arial"/>
+                <w:color w:val="000000" w:themeColor="text1"/>
+                <w:sz w:val="28"/>
+                <w:szCs w:val="28"/>
+              </w:rPr>
+              <w:t>The system shall display tooltips with desk details (name/number, equipment, status) when users hover over objects.</w:t>
+            </w:r>
+          </w:p>
+        </w:tc>
+        <w:tc>
+          <w:tcPr>
+            <w:tcW w:w="1600" w:type="dxa"/>
+            <w:tcBorders>
+              <w:top w:val="single" w:sz="8" w:space="0" w:color="000000"/>
+              <w:left w:val="single" w:sz="8" w:space="0" w:color="000000"/>
+              <w:bottom w:val="single" w:sz="8" w:space="0" w:color="000000"/>
+              <w:right w:val="single" w:sz="8" w:space="0" w:color="000000"/>
+            </w:tcBorders>
+            <w:tcMar>
+              <w:top w:w="100" w:type="dxa"/>
+              <w:left w:w="100" w:type="dxa"/>
+              <w:bottom w:w="100" w:type="dxa"/>
+              <w:right w:w="100" w:type="dxa"/>
+            </w:tcMar>
+            <w:hideMark/>
+          </w:tcPr>
+          <w:p>
+            <w:pPr>
+              <w:rPr>
+                <w:rFonts w:ascii="Arial" w:eastAsia="Arial" w:hAnsi="Arial" w:cs="Arial"/>
+                <w:color w:val="000000" w:themeColor="text1"/>
+                <w:sz w:val="28"/>
+                <w:szCs w:val="28"/>
+              </w:rPr>
+            </w:pPr>
+            <w:r>
+              <w:rPr>
+                <w:rFonts w:ascii="Arial" w:eastAsia="Arial" w:hAnsi="Arial" w:cs="Arial"/>
+                <w:color w:val="000000" w:themeColor="text1"/>
+                <w:sz w:val="28"/>
+                <w:szCs w:val="28"/>
+              </w:rPr>
+              <w:t>Should</w:t>
+            </w:r>
+          </w:p>
+        </w:tc>
+      </w:tr>
+      <w:tr>
+        <w:tc>
+          <w:tcPr>
+            <w:tcW w:w="1200" w:type="dxa"/>
+            <w:tcBorders>
+              <w:top w:val="single" w:sz="8" w:space="0" w:color="000000"/>
+              <w:left w:val="single" w:sz="8" w:space="0" w:color="000000"/>
+              <w:bottom w:val="single" w:sz="8" w:space="0" w:color="000000"/>
+              <w:right w:val="single" w:sz="8" w:space="0" w:color="000000"/>
+            </w:tcBorders>
+            <w:tcMar>
+              <w:top w:w="100" w:type="dxa"/>
+              <w:left w:w="100" w:type="dxa"/>
+              <w:bottom w:w="100" w:type="dxa"/>
+              <w:right w:w="100" w:type="dxa"/>
+            </w:tcMar>
+            <w:hideMark/>
+          </w:tcPr>
+          <w:p>
+            <w:pPr>
+              <w:rPr>
+                <w:rFonts w:ascii="Arial" w:eastAsia="Arial" w:hAnsi="Arial" w:cs="Arial"/>
+                <w:color w:val="000000" w:themeColor="text1"/>
+                <w:sz w:val="28"/>
+                <w:szCs w:val="28"/>
+              </w:rPr>
+            </w:pPr>
+            <w:r>
+              <w:rPr>
+                <w:rFonts w:ascii="Arial" w:eastAsia="Arial" w:hAnsi="Arial" w:cs="Arial"/>
+                <w:color w:val="000000" w:themeColor="text1"/>
+                <w:sz w:val="28"/>
+                <w:szCs w:val="28"/>
+              </w:rPr>
+              <w:t>FR14</w:t>
+            </w:r>
+          </w:p>
+        </w:tc>
+        <w:tc>
+          <w:tcPr>
+            <w:tcW w:w="6226" w:type="dxa"/>
+            <w:tcBorders>
+              <w:top w:val="single" w:sz="8" w:space="0" w:color="000000"/>
+              <w:left w:val="single" w:sz="8" w:space="0" w:color="000000"/>
+              <w:bottom w:val="single" w:sz="8" w:space="0" w:color="000000"/>
+              <w:right w:val="single" w:sz="8" w:space="0" w:color="000000"/>
+            </w:tcBorders>
+            <w:tcMar>
+              <w:top w:w="100" w:type="dxa"/>
+              <w:left w:w="100" w:type="dxa"/>
+              <w:bottom w:w="100" w:type="dxa"/>
+              <w:right w:w="100" w:type="dxa"/>
+            </w:tcMar>
+            <w:hideMark/>
+          </w:tcPr>
+          <w:p>
+            <w:pPr>
+              <w:rPr>
+                <w:rFonts w:ascii="Arial" w:eastAsia="Arial" w:hAnsi="Arial" w:cs="Arial"/>
+                <w:color w:val="000000" w:themeColor="text1"/>
+                <w:sz w:val="28"/>
+                <w:szCs w:val="28"/>
+              </w:rPr>
+            </w:pPr>
+            <w:r>
+              <w:rPr>
+                <w:rFonts w:ascii="Arial" w:eastAsia="Arial" w:hAnsi="Arial" w:cs="Arial"/>
+                <w:color w:val="000000" w:themeColor="text1"/>
+                <w:sz w:val="28"/>
+                <w:szCs w:val="28"/>
+              </w:rPr>
+              <w:t>The system shall allow Building Managers to create new floors.</w:t>
+            </w:r>
+          </w:p>
+        </w:tc>
+        <w:tc>
+          <w:tcPr>
+            <w:tcW w:w="1600" w:type="dxa"/>
+            <w:tcBorders>
+              <w:top w:val="single" w:sz="8" w:space="0" w:color="000000"/>
+              <w:left w:val="single" w:sz="8" w:space="0" w:color="000000"/>
+              <w:bottom w:val="single" w:sz="8" w:space="0" w:color="000000"/>
+              <w:right w:val="single" w:sz="8" w:space="0" w:color="000000"/>
+            </w:tcBorders>
+            <w:tcMar>
+              <w:top w:w="100" w:type="dxa"/>
+              <w:left w:w="100" w:type="dxa"/>
+              <w:bottom w:w="100" w:type="dxa"/>
+              <w:right w:w="100" w:type="dxa"/>
+            </w:tcMar>
+            <w:hideMark/>
+          </w:tcPr>
+          <w:p>
+            <w:pPr>
+              <w:rPr>
+                <w:rFonts w:ascii="Arial" w:eastAsia="Arial" w:hAnsi="Arial" w:cs="Arial"/>
+                <w:color w:val="000000" w:themeColor="text1"/>
+                <w:sz w:val="28"/>
+                <w:szCs w:val="28"/>
+              </w:rPr>
+            </w:pPr>
+            <w:r>
+              <w:rPr>
+                <w:rFonts w:ascii="Arial" w:eastAsia="Arial" w:hAnsi="Arial" w:cs="Arial"/>
+                <w:color w:val="000000" w:themeColor="text1"/>
+                <w:sz w:val="28"/>
+                <w:szCs w:val="28"/>
+              </w:rPr>
+              <w:t>Should</w:t>
+            </w:r>
+          </w:p>
+        </w:tc>
+      </w:tr>
+      <w:tr>
+        <w:tc>
+          <w:tcPr>
+            <w:tcW w:w="1200" w:type="dxa"/>
+            <w:tcBorders>
+              <w:top w:val="single" w:sz="8" w:space="0" w:color="000000"/>
+              <w:left w:val="single" w:sz="8" w:space="0" w:color="000000"/>
+              <w:bottom w:val="single" w:sz="8" w:space="0" w:color="000000"/>
+              <w:right w:val="single" w:sz="8" w:space="0" w:color="000000"/>
+            </w:tcBorders>
+            <w:tcMar>
+              <w:top w:w="100" w:type="dxa"/>
+              <w:left w:w="100" w:type="dxa"/>
+              <w:bottom w:w="100" w:type="dxa"/>
+              <w:right w:w="100" w:type="dxa"/>
+            </w:tcMar>
+            <w:hideMark/>
+          </w:tcPr>
+          <w:p>
+            <w:pPr>
+              <w:rPr>
+                <w:rFonts w:ascii="Arial" w:eastAsia="Arial" w:hAnsi="Arial" w:cs="Arial"/>
+                <w:color w:val="000000" w:themeColor="text1"/>
+                <w:sz w:val="28"/>
+                <w:szCs w:val="28"/>
+              </w:rPr>
+            </w:pPr>
+            <w:r>
+              <w:rPr>
+                <w:rFonts w:ascii="Arial" w:eastAsia="Arial" w:hAnsi="Arial" w:cs="Arial"/>
+                <w:color w:val="000000" w:themeColor="text1"/>
+                <w:sz w:val="28"/>
+                <w:szCs w:val="28"/>
+              </w:rPr>
+              <w:t>FR17</w:t>
+            </w:r>
+          </w:p>
+        </w:tc>
+        <w:tc>
+          <w:tcPr>
+            <w:tcW w:w="6226" w:type="dxa"/>
+            <w:tcBorders>
+              <w:top w:val="single" w:sz="8" w:space="0" w:color="000000"/>
+              <w:left w:val="single" w:sz="8" w:space="0" w:color="000000"/>
+              <w:bottom w:val="single" w:sz="8" w:space="0" w:color="000000"/>
+              <w:right w:val="single" w:sz="8" w:space="0" w:color="000000"/>
+            </w:tcBorders>
+            <w:tcMar>
+              <w:top w:w="100" w:type="dxa"/>
+              <w:left w:w="100" w:type="dxa"/>
+              <w:bottom w:w="100" w:type="dxa"/>
+              <w:right w:w="100" w:type="dxa"/>
+            </w:tcMar>
+            <w:hideMark/>
+          </w:tcPr>
+          <w:p>
+            <w:pPr>
+              <w:rPr>
+                <w:rFonts w:ascii="Arial" w:eastAsia="Arial" w:hAnsi="Arial" w:cs="Arial"/>
+                <w:color w:val="000000" w:themeColor="text1"/>
+                <w:sz w:val="28"/>
+                <w:szCs w:val="28"/>
+              </w:rPr>
+            </w:pPr>
+            <w:r>
+              <w:rPr>
+                <w:rFonts w:ascii="Arial" w:eastAsia="Arial" w:hAnsi="Arial" w:cs="Arial"/>
+                <w:color w:val="000000" w:themeColor="text1"/>
+                <w:sz w:val="28"/>
+                <w:szCs w:val="28"/>
+              </w:rPr>
+              <w:t>The system shall prevent double-booking by checking availability before confirming any reservation.</w:t>
+            </w:r>
+          </w:p>
+        </w:tc>
+        <w:tc>
+          <w:tcPr>
+            <w:tcW w:w="1600" w:type="dxa"/>
+            <w:tcBorders>
+              <w:top w:val="single" w:sz="8" w:space="0" w:color="000000"/>
+              <w:left w:val="single" w:sz="8" w:space="0" w:color="000000"/>
+              <w:bottom w:val="single" w:sz="8" w:space="0" w:color="000000"/>
+              <w:right w:val="single" w:sz="8" w:space="0" w:color="000000"/>
+            </w:tcBorders>
+            <w:tcMar>
+              <w:top w:w="100" w:type="dxa"/>
+              <w:left w:w="100" w:type="dxa"/>
+              <w:bottom w:w="100" w:type="dxa"/>
+              <w:right w:w="100" w:type="dxa"/>
+            </w:tcMar>
+            <w:hideMark/>
+          </w:tcPr>
+          <w:p>
+            <w:pPr>
+              <w:rPr>
+                <w:rFonts w:ascii="Arial" w:eastAsia="Arial" w:hAnsi="Arial" w:cs="Arial"/>
+                <w:color w:val="000000" w:themeColor="text1"/>
+                <w:sz w:val="28"/>
+                <w:szCs w:val="28"/>
+              </w:rPr>
+            </w:pPr>
+            <w:r>
+              <w:rPr>
+                <w:rFonts w:ascii="Arial" w:eastAsia="Arial" w:hAnsi="Arial" w:cs="Arial"/>
+                <w:color w:val="000000" w:themeColor="text1"/>
+                <w:sz w:val="28"/>
+                <w:szCs w:val="28"/>
+              </w:rPr>
+              <w:t>Should</w:t>
+            </w:r>
+          </w:p>
+        </w:tc>
+      </w:tr>
+      <w:tr>
+        <w:tc>
+          <w:tcPr>
+            <w:tcW w:w="1200" w:type="dxa"/>
+            <w:tcBorders>
+              <w:top w:val="single" w:sz="8" w:space="0" w:color="000000"/>
+              <w:left w:val="single" w:sz="8" w:space="0" w:color="000000"/>
+              <w:bottom w:val="single" w:sz="8" w:space="0" w:color="000000"/>
+              <w:right w:val="single" w:sz="8" w:space="0" w:color="000000"/>
+            </w:tcBorders>
+            <w:tcMar>
+              <w:top w:w="100" w:type="dxa"/>
+              <w:left w:w="100" w:type="dxa"/>
+              <w:bottom w:w="100" w:type="dxa"/>
+              <w:right w:w="100" w:type="dxa"/>
+            </w:tcMar>
+            <w:hideMark/>
+          </w:tcPr>
+          <w:p>
+            <w:pPr>
+              <w:rPr>
+                <w:rFonts w:ascii="Arial" w:eastAsia="Arial" w:hAnsi="Arial" w:cs="Arial"/>
+                <w:color w:val="000000" w:themeColor="text1"/>
+                <w:sz w:val="28"/>
+                <w:szCs w:val="28"/>
+              </w:rPr>
+            </w:pPr>
+            <w:r>
+              <w:rPr>
+                <w:rFonts w:ascii="Arial" w:eastAsia="Arial" w:hAnsi="Arial" w:cs="Arial"/>
+                <w:color w:val="000000" w:themeColor="text1"/>
+                <w:sz w:val="28"/>
+                <w:szCs w:val="28"/>
+              </w:rPr>
+              <w:t>FR4.1</w:t>
+            </w:r>
+          </w:p>
+        </w:tc>
+        <w:tc>
+          <w:tcPr>
+            <w:tcW w:w="6226" w:type="dxa"/>
+            <w:tcBorders>
+              <w:top w:val="single" w:sz="8" w:space="0" w:color="000000"/>
+              <w:left w:val="single" w:sz="8" w:space="0" w:color="000000"/>
+              <w:bottom w:val="single" w:sz="8" w:space="0" w:color="000000"/>
+              <w:right w:val="single" w:sz="8" w:space="0" w:color="000000"/>
+            </w:tcBorders>
+            <w:tcMar>
+              <w:top w:w="100" w:type="dxa"/>
+              <w:left w:w="100" w:type="dxa"/>
+              <w:bottom w:w="100" w:type="dxa"/>
+              <w:right w:w="100" w:type="dxa"/>
+            </w:tcMar>
+            <w:hideMark/>
+          </w:tcPr>
+          <w:p>
+            <w:pPr>
+              <w:rPr>
+                <w:rFonts w:ascii="Arial" w:eastAsia="Arial" w:hAnsi="Arial" w:cs="Arial"/>
+                <w:color w:val="000000" w:themeColor="text1"/>
+                <w:sz w:val="28"/>
+                <w:szCs w:val="28"/>
+              </w:rPr>
+            </w:pPr>
+            <w:r>
+              <w:rPr>
+                <w:rFonts w:ascii="Arial" w:eastAsia="Arial" w:hAnsi="Arial" w:cs="Arial"/>
+                <w:color w:val="000000" w:themeColor="text1"/>
+                <w:sz w:val="28"/>
+                <w:szCs w:val="28"/>
+              </w:rPr>
+              <w:t>The system shall allow users to switch between buildings, loading entire floors of the new selected building.</w:t>
+            </w:r>
+          </w:p>
+        </w:tc>
+        <w:tc>
+          <w:tcPr>
+            <w:tcW w:w="1600" w:type="dxa"/>
+            <w:tcBorders>
+              <w:top w:val="single" w:sz="8" w:space="0" w:color="000000"/>
+              <w:left w:val="single" w:sz="8" w:space="0" w:color="000000"/>
+              <w:bottom w:val="single" w:sz="8" w:space="0" w:color="000000"/>
+              <w:right w:val="single" w:sz="8" w:space="0" w:color="000000"/>
+            </w:tcBorders>
+            <w:tcMar>
+              <w:top w:w="100" w:type="dxa"/>
+              <w:left w:w="100" w:type="dxa"/>
+              <w:bottom w:w="100" w:type="dxa"/>
+              <w:right w:w="100" w:type="dxa"/>
+            </w:tcMar>
+            <w:hideMark/>
+          </w:tcPr>
+          <w:p>
+            <w:pPr>
+              <w:rPr>
+                <w:rFonts w:ascii="Arial" w:eastAsia="Arial" w:hAnsi="Arial" w:cs="Arial"/>
+                <w:color w:val="000000" w:themeColor="text1"/>
+                <w:sz w:val="28"/>
+                <w:szCs w:val="28"/>
+              </w:rPr>
+            </w:pPr>
+            <w:r>
+              <w:rPr>
+                <w:rFonts w:ascii="Arial" w:eastAsia="Arial" w:hAnsi="Arial" w:cs="Arial"/>
+                <w:color w:val="000000" w:themeColor="text1"/>
+                <w:sz w:val="28"/>
+                <w:szCs w:val="28"/>
+              </w:rPr>
+              <w:t>Could</w:t>
+            </w:r>
+          </w:p>
+        </w:tc>
+      </w:tr>
+      <w:tr>
+        <w:tc>
+          <w:tcPr>
+            <w:tcW w:w="1200" w:type="dxa"/>
+            <w:tcBorders>
+              <w:top w:val="single" w:sz="8" w:space="0" w:color="000000"/>
+              <w:left w:val="single" w:sz="8" w:space="0" w:color="000000"/>
+              <w:bottom w:val="single" w:sz="8" w:space="0" w:color="000000"/>
+              <w:right w:val="single" w:sz="8" w:space="0" w:color="000000"/>
+            </w:tcBorders>
+            <w:tcMar>
+              <w:top w:w="100" w:type="dxa"/>
+              <w:left w:w="100" w:type="dxa"/>
+              <w:bottom w:w="100" w:type="dxa"/>
+              <w:right w:w="100" w:type="dxa"/>
+            </w:tcMar>
+            <w:hideMark/>
+          </w:tcPr>
+          <w:p>
+            <w:pPr>
+              <w:rPr>
+                <w:rFonts w:ascii="Arial" w:eastAsia="Arial" w:hAnsi="Arial" w:cs="Arial"/>
+                <w:color w:val="000000" w:themeColor="text1"/>
+                <w:sz w:val="28"/>
+                <w:szCs w:val="28"/>
+              </w:rPr>
+            </w:pPr>
+            <w:r>
+              <w:rPr>
+                <w:rFonts w:ascii="Arial" w:eastAsia="Arial" w:hAnsi="Arial" w:cs="Arial"/>
+                <w:color w:val="000000" w:themeColor="text1"/>
+                <w:sz w:val="28"/>
+                <w:szCs w:val="28"/>
+              </w:rPr>
+              <w:t>FR8</w:t>
+            </w:r>
+          </w:p>
+        </w:tc>
+        <w:tc>
+          <w:tcPr>
+            <w:tcW w:w="6226" w:type="dxa"/>
+            <w:tcBorders>
+              <w:top w:val="single" w:sz="8" w:space="0" w:color="000000"/>
+              <w:left w:val="single" w:sz="8" w:space="0" w:color="000000"/>
+              <w:bottom w:val="single" w:sz="8" w:space="0" w:color="000000"/>
+              <w:right w:val="single" w:sz="8" w:space="0" w:color="000000"/>
+            </w:tcBorders>
+            <w:tcMar>
+              <w:top w:w="100" w:type="dxa"/>
+              <w:left w:w="100" w:type="dxa"/>
+              <w:bottom w:w="100" w:type="dxa"/>
+              <w:right w:w="100" w:type="dxa"/>
+            </w:tcMar>
+            <w:hideMark/>
+          </w:tcPr>
+          <w:p>
+            <w:pPr>
+              <w:rPr>
+                <w:rFonts w:ascii="Arial" w:eastAsia="Arial" w:hAnsi="Arial" w:cs="Arial"/>
+                <w:color w:val="000000" w:themeColor="text1"/>
+                <w:sz w:val="28"/>
+                <w:szCs w:val="28"/>
+              </w:rPr>
+            </w:pPr>
+            <w:r>
+              <w:rPr>
+                <w:rFonts w:ascii="Arial" w:eastAsia="Arial" w:hAnsi="Arial" w:cs="Arial"/>
+                <w:color w:val="000000" w:themeColor="text1"/>
+                <w:sz w:val="28"/>
+                <w:szCs w:val="28"/>
+              </w:rPr>
+              <w:t>The system shall allow users to select a date and time window when making a reservation.</w:t>
+            </w:r>
+          </w:p>
+        </w:tc>
+        <w:tc>
+          <w:tcPr>
+            <w:tcW w:w="1600" w:type="dxa"/>
+            <w:tcBorders>
+              <w:top w:val="single" w:sz="8" w:space="0" w:color="000000"/>
+              <w:left w:val="single" w:sz="8" w:space="0" w:color="000000"/>
+              <w:bottom w:val="single" w:sz="8" w:space="0" w:color="000000"/>
+              <w:right w:val="single" w:sz="8" w:space="0" w:color="000000"/>
+            </w:tcBorders>
+            <w:tcMar>
+              <w:top w:w="100" w:type="dxa"/>
+              <w:left w:w="100" w:type="dxa"/>
+              <w:bottom w:w="100" w:type="dxa"/>
+              <w:right w:w="100" w:type="dxa"/>
+            </w:tcMar>
+            <w:hideMark/>
+          </w:tcPr>
+          <w:p>
+            <w:pPr>
+              <w:rPr>
+                <w:rFonts w:ascii="Arial" w:eastAsia="Arial" w:hAnsi="Arial" w:cs="Arial"/>
+                <w:color w:val="000000" w:themeColor="text1"/>
+                <w:sz w:val="28"/>
+                <w:szCs w:val="28"/>
+              </w:rPr>
+            </w:pPr>
+            <w:r>
+              <w:rPr>
+                <w:rFonts w:ascii="Arial" w:eastAsia="Arial" w:hAnsi="Arial" w:cs="Arial"/>
+                <w:color w:val="000000" w:themeColor="text1"/>
+                <w:sz w:val="28"/>
+                <w:szCs w:val="28"/>
+              </w:rPr>
+              <w:t>Could</w:t>
+            </w:r>
+          </w:p>
+        </w:tc>
+      </w:tr>
+      <w:tr>
+        <w:tc>
+          <w:tcPr>
+            <w:tcW w:w="1200" w:type="dxa"/>
+            <w:tcBorders>
+              <w:top w:val="single" w:sz="8" w:space="0" w:color="000000"/>
+              <w:left w:val="single" w:sz="8" w:space="0" w:color="000000"/>
+              <w:bottom w:val="single" w:sz="8" w:space="0" w:color="000000"/>
+              <w:right w:val="single" w:sz="8" w:space="0" w:color="000000"/>
+            </w:tcBorders>
+            <w:tcMar>
+              <w:top w:w="100" w:type="dxa"/>
+              <w:left w:w="100" w:type="dxa"/>
+              <w:bottom w:w="100" w:type="dxa"/>
+              <w:right w:w="100" w:type="dxa"/>
+            </w:tcMar>
+            <w:hideMark/>
+          </w:tcPr>
+          <w:p>
+            <w:pPr>
+              <w:rPr>
+                <w:rFonts w:ascii="Arial" w:eastAsia="Arial" w:hAnsi="Arial" w:cs="Arial"/>
+                <w:color w:val="000000" w:themeColor="text1"/>
+                <w:sz w:val="28"/>
+                <w:szCs w:val="28"/>
+              </w:rPr>
+            </w:pPr>
+            <w:r>
+              <w:rPr>
+                <w:rFonts w:ascii="Arial" w:eastAsia="Arial" w:hAnsi="Arial" w:cs="Arial"/>
+                <w:color w:val="000000" w:themeColor="text1"/>
+                <w:sz w:val="28"/>
+                <w:szCs w:val="28"/>
+              </w:rPr>
+              <w:t>FR12</w:t>
+            </w:r>
+          </w:p>
+        </w:tc>
+        <w:tc>
+          <w:tcPr>
+            <w:tcW w:w="6226" w:type="dxa"/>
+            <w:tcBorders>
+              <w:top w:val="single" w:sz="8" w:space="0" w:color="000000"/>
+              <w:left w:val="single" w:sz="8" w:space="0" w:color="000000"/>
+              <w:bottom w:val="single" w:sz="8" w:space="0" w:color="000000"/>
+              <w:right w:val="single" w:sz="8" w:space="0" w:color="000000"/>
+            </w:tcBorders>
+            <w:tcMar>
+              <w:top w:w="100" w:type="dxa"/>
+              <w:left w:w="100" w:type="dxa"/>
+              <w:bottom w:w="100" w:type="dxa"/>
+              <w:right w:w="100" w:type="dxa"/>
+            </w:tcMar>
+            <w:hideMark/>
+          </w:tcPr>
+          <w:p>
+            <w:pPr>
+              <w:rPr>
+                <w:rFonts w:ascii="Arial" w:eastAsia="Arial" w:hAnsi="Arial" w:cs="Arial"/>
+                <w:color w:val="000000" w:themeColor="text1"/>
+                <w:sz w:val="28"/>
+                <w:szCs w:val="28"/>
+              </w:rPr>
+            </w:pPr>
+            <w:r>
+              <w:rPr>
+                <w:rFonts w:ascii="Arial" w:eastAsia="Arial" w:hAnsi="Arial" w:cs="Arial"/>
+                <w:color w:val="000000" w:themeColor="text1"/>
+                <w:sz w:val="28"/>
+                <w:szCs w:val="28"/>
+              </w:rPr>
+              <w:t>The system shall allow users to filter desks by equipment or amenities (e.g., dual monitors, height-adjustable desk, quiet zone).</w:t>
+            </w:r>
+          </w:p>
+        </w:tc>
+        <w:tc>
+          <w:tcPr>
+            <w:tcW w:w="1600" w:type="dxa"/>
+            <w:tcBorders>
+              <w:top w:val="single" w:sz="8" w:space="0" w:color="000000"/>
+              <w:left w:val="single" w:sz="8" w:space="0" w:color="000000"/>
+              <w:bottom w:val="single" w:sz="8" w:space="0" w:color="000000"/>
+              <w:right w:val="single" w:sz="8" w:space="0" w:color="000000"/>
+            </w:tcBorders>
+            <w:tcMar>
+              <w:top w:w="100" w:type="dxa"/>
+              <w:left w:w="100" w:type="dxa"/>
+              <w:bottom w:w="100" w:type="dxa"/>
+              <w:right w:w="100" w:type="dxa"/>
+            </w:tcMar>
+            <w:hideMark/>
+          </w:tcPr>
+          <w:p>
+            <w:pPr>
+              <w:rPr>
+                <w:rFonts w:ascii="Arial" w:eastAsia="Arial" w:hAnsi="Arial" w:cs="Arial"/>
+                <w:color w:val="000000" w:themeColor="text1"/>
+                <w:sz w:val="28"/>
+                <w:szCs w:val="28"/>
+              </w:rPr>
+            </w:pPr>
+            <w:r>
+              <w:rPr>
+                <w:rFonts w:ascii="Arial" w:eastAsia="Arial" w:hAnsi="Arial" w:cs="Arial"/>
+                <w:color w:val="000000" w:themeColor="text1"/>
+                <w:sz w:val="28"/>
+                <w:szCs w:val="28"/>
+              </w:rPr>
+              <w:t>Could</w:t>
+            </w:r>
+          </w:p>
+        </w:tc>
+      </w:tr>
+      <w:tr>
+        <w:tc>
+          <w:tcPr>
+            <w:tcW w:w="1200" w:type="dxa"/>
+            <w:tcBorders>
+              <w:top w:val="single" w:sz="8" w:space="0" w:color="000000"/>
+              <w:left w:val="single" w:sz="8" w:space="0" w:color="000000"/>
+              <w:bottom w:val="single" w:sz="8" w:space="0" w:color="000000"/>
+              <w:right w:val="single" w:sz="8" w:space="0" w:color="000000"/>
+            </w:tcBorders>
+            <w:tcMar>
+              <w:top w:w="100" w:type="dxa"/>
+              <w:left w:w="100" w:type="dxa"/>
+              <w:bottom w:w="100" w:type="dxa"/>
+              <w:right w:w="100" w:type="dxa"/>
+            </w:tcMar>
+            <w:hideMark/>
+          </w:tcPr>
+          <w:p>
+            <w:pPr>
+              <w:rPr>
+                <w:rFonts w:ascii="Arial" w:eastAsia="Arial" w:hAnsi="Arial" w:cs="Arial"/>
+                <w:color w:val="000000" w:themeColor="text1"/>
+                <w:sz w:val="28"/>
+                <w:szCs w:val="28"/>
+              </w:rPr>
+            </w:pPr>
+            <w:r>
+              <w:rPr>
+                <w:rFonts w:ascii="Arial" w:eastAsia="Arial" w:hAnsi="Arial" w:cs="Arial"/>
+                <w:color w:val="000000" w:themeColor="text1"/>
+                <w:sz w:val="28"/>
+                <w:szCs w:val="28"/>
+              </w:rPr>
+              <w:t>FR14.1</w:t>
+            </w:r>
+          </w:p>
+        </w:tc>
+        <w:tc>
+          <w:tcPr>
+            <w:tcW w:w="6226" w:type="dxa"/>
+            <w:tcBorders>
+              <w:top w:val="single" w:sz="8" w:space="0" w:color="000000"/>
+              <w:left w:val="single" w:sz="8" w:space="0" w:color="000000"/>
+              <w:bottom w:val="single" w:sz="8" w:space="0" w:color="000000"/>
+              <w:right w:val="single" w:sz="8" w:space="0" w:color="000000"/>
+            </w:tcBorders>
+            <w:tcMar>
+              <w:top w:w="100" w:type="dxa"/>
+              <w:left w:w="100" w:type="dxa"/>
+              <w:bottom w:w="100" w:type="dxa"/>
+              <w:right w:w="100" w:type="dxa"/>
+            </w:tcMar>
+            <w:hideMark/>
+          </w:tcPr>
+          <w:p>
+            <w:pPr>
+              <w:rPr>
+                <w:rFonts w:ascii="Arial" w:eastAsia="Arial" w:hAnsi="Arial" w:cs="Arial"/>
+                <w:color w:val="000000" w:themeColor="text1"/>
+                <w:sz w:val="28"/>
+                <w:szCs w:val="28"/>
+              </w:rPr>
+            </w:pPr>
+            <w:r>
+              <w:rPr>
+                <w:rFonts w:ascii="Arial" w:eastAsia="Arial" w:hAnsi="Arial" w:cs="Arial"/>
+                <w:color w:val="000000" w:themeColor="text1"/>
+                <w:sz w:val="28"/>
+                <w:szCs w:val="28"/>
+              </w:rPr>
+              <w:t>The system shall allow Building Managers to create new buildings.</w:t>
+            </w:r>
+          </w:p>
+        </w:tc>
+        <w:tc>
+          <w:tcPr>
+            <w:tcW w:w="1600" w:type="dxa"/>
+            <w:tcBorders>
+              <w:top w:val="single" w:sz="8" w:space="0" w:color="000000"/>
+              <w:left w:val="single" w:sz="8" w:space="0" w:color="000000"/>
+              <w:bottom w:val="single" w:sz="8" w:space="0" w:color="000000"/>
+              <w:right w:val="single" w:sz="8" w:space="0" w:color="000000"/>
+            </w:tcBorders>
+            <w:tcMar>
+              <w:top w:w="100" w:type="dxa"/>
+              <w:left w:w="100" w:type="dxa"/>
+              <w:bottom w:w="100" w:type="dxa"/>
+              <w:right w:w="100" w:type="dxa"/>
+            </w:tcMar>
+            <w:hideMark/>
+          </w:tcPr>
+          <w:p>
+            <w:pPr>
+              <w:rPr>
+                <w:rFonts w:ascii="Arial" w:eastAsia="Arial" w:hAnsi="Arial" w:cs="Arial"/>
+                <w:color w:val="000000" w:themeColor="text1"/>
+                <w:sz w:val="28"/>
+                <w:szCs w:val="28"/>
+              </w:rPr>
+            </w:pPr>
+            <w:r>
+              <w:rPr>
+                <w:rFonts w:ascii="Arial" w:eastAsia="Arial" w:hAnsi="Arial" w:cs="Arial"/>
+                <w:color w:val="000000" w:themeColor="text1"/>
+                <w:sz w:val="28"/>
+                <w:szCs w:val="28"/>
+              </w:rPr>
+              <w:t>Could</w:t>
+            </w:r>
+          </w:p>
+        </w:tc>
+      </w:tr>
+      <w:tr>
+        <w:tc>
+          <w:tcPr>
+            <w:tcW w:w="1200" w:type="dxa"/>
+            <w:tcBorders>
+              <w:top w:val="single" w:sz="8" w:space="0" w:color="000000"/>
+              <w:left w:val="single" w:sz="8" w:space="0" w:color="000000"/>
+              <w:bottom w:val="single" w:sz="8" w:space="0" w:color="000000"/>
+              <w:right w:val="single" w:sz="8" w:space="0" w:color="000000"/>
+            </w:tcBorders>
+            <w:tcMar>
+              <w:top w:w="100" w:type="dxa"/>
+              <w:left w:w="100" w:type="dxa"/>
+              <w:bottom w:w="100" w:type="dxa"/>
+              <w:right w:w="100" w:type="dxa"/>
+            </w:tcMar>
+            <w:hideMark/>
+          </w:tcPr>
+          <w:p>
+            <w:pPr>
+              <w:rPr>
+                <w:rFonts w:ascii="Arial" w:eastAsia="Arial" w:hAnsi="Arial" w:cs="Arial"/>
+                <w:color w:val="000000" w:themeColor="text1"/>
+                <w:sz w:val="28"/>
+                <w:szCs w:val="28"/>
+              </w:rPr>
+            </w:pPr>
+            <w:r>
+              <w:rPr>
+                <w:rFonts w:ascii="Arial" w:eastAsia="Arial" w:hAnsi="Arial" w:cs="Arial"/>
+                <w:color w:val="000000" w:themeColor="text1"/>
+                <w:sz w:val="28"/>
+                <w:szCs w:val="28"/>
+              </w:rPr>
+              <w:t>FR16</w:t>
+            </w:r>
+          </w:p>
+        </w:tc>
+        <w:tc>
+          <w:tcPr>
+            <w:tcW w:w="6226" w:type="dxa"/>
+            <w:tcBorders>
+              <w:top w:val="single" w:sz="8" w:space="0" w:color="000000"/>
+              <w:left w:val="single" w:sz="8" w:space="0" w:color="000000"/>
+              <w:bottom w:val="single" w:sz="8" w:space="0" w:color="000000"/>
+              <w:right w:val="single" w:sz="8" w:space="0" w:color="000000"/>
+            </w:tcBorders>
+            <w:tcMar>
+              <w:top w:w="100" w:type="dxa"/>
+              <w:left w:w="100" w:type="dxa"/>
+              <w:bottom w:w="100" w:type="dxa"/>
+              <w:right w:w="100" w:type="dxa"/>
+            </w:tcMar>
+            <w:hideMark/>
+          </w:tcPr>
+          <w:p>
+            <w:pPr>
+              <w:rPr>
+                <w:rFonts w:ascii="Arial" w:eastAsia="Arial" w:hAnsi="Arial" w:cs="Arial"/>
+                <w:color w:val="000000" w:themeColor="text1"/>
+                <w:sz w:val="28"/>
+                <w:szCs w:val="28"/>
+              </w:rPr>
+            </w:pPr>
+            <w:r>
+              <w:rPr>
+                <w:rFonts w:ascii="Arial" w:eastAsia="Arial" w:hAnsi="Arial" w:cs="Arial"/>
+                <w:color w:val="000000" w:themeColor="text1"/>
+                <w:sz w:val="28"/>
+                <w:szCs w:val="28"/>
+              </w:rPr>
+              <w:t>The system shall maintain version history for layouts, allowing Building Managers to restore previous versions.</w:t>
+            </w:r>
+          </w:p>
+        </w:tc>
+        <w:tc>
+          <w:tcPr>
+            <w:tcW w:w="1600" w:type="dxa"/>
+            <w:tcBorders>
+              <w:top w:val="single" w:sz="8" w:space="0" w:color="000000"/>
+              <w:left w:val="single" w:sz="8" w:space="0" w:color="000000"/>
+              <w:bottom w:val="single" w:sz="8" w:space="0" w:color="000000"/>
+              <w:right w:val="single" w:sz="8" w:space="0" w:color="000000"/>
+            </w:tcBorders>
+            <w:tcMar>
+              <w:top w:w="100" w:type="dxa"/>
+              <w:left w:w="100" w:type="dxa"/>
+              <w:bottom w:w="100" w:type="dxa"/>
+              <w:right w:w="100" w:type="dxa"/>
+            </w:tcMar>
+            <w:hideMark/>
+          </w:tcPr>
+          <w:p>
+            <w:pPr>
+              <w:rPr>
+                <w:rFonts w:ascii="Arial" w:eastAsia="Arial" w:hAnsi="Arial" w:cs="Arial"/>
+                <w:color w:val="000000" w:themeColor="text1"/>
+                <w:sz w:val="28"/>
+                <w:szCs w:val="28"/>
+              </w:rPr>
+            </w:pPr>
+            <w:r>
+              <w:rPr>
+                <w:rFonts w:ascii="Arial" w:eastAsia="Arial" w:hAnsi="Arial" w:cs="Arial"/>
+                <w:color w:val="000000" w:themeColor="text1"/>
+                <w:sz w:val="28"/>
+                <w:szCs w:val="28"/>
+              </w:rPr>
+              <w:t>Could</w:t>
+            </w:r>
+          </w:p>
+        </w:tc>
+      </w:tr>
+      <w:tr>
+        <w:tc>
+          <w:tcPr>
+            <w:tcW w:w="1200" w:type="dxa"/>
+            <w:tcBorders>
+              <w:top w:val="single" w:sz="8" w:space="0" w:color="000000"/>
+              <w:left w:val="single" w:sz="8" w:space="0" w:color="000000"/>
+              <w:bottom w:val="single" w:sz="8" w:space="0" w:color="000000"/>
+              <w:right w:val="single" w:sz="8" w:space="0" w:color="000000"/>
+            </w:tcBorders>
+            <w:tcMar>
+              <w:top w:w="100" w:type="dxa"/>
+              <w:left w:w="100" w:type="dxa"/>
+              <w:bottom w:w="100" w:type="dxa"/>
+              <w:right w:w="100" w:type="dxa"/>
+            </w:tcMar>
+            <w:hideMark/>
+          </w:tcPr>
+          <w:p>
+            <w:pPr>
+              <w:rPr>
+                <w:rFonts w:ascii="Arial" w:eastAsia="Arial" w:hAnsi="Arial" w:cs="Arial"/>
+                <w:color w:val="000000" w:themeColor="text1"/>
+                <w:sz w:val="28"/>
+                <w:szCs w:val="28"/>
+              </w:rPr>
+            </w:pPr>
+            <w:r>
+              <w:rPr>
+                <w:rFonts w:ascii="Arial" w:eastAsia="Arial" w:hAnsi="Arial" w:cs="Arial"/>
+                <w:color w:val="000000" w:themeColor="text1"/>
+                <w:sz w:val="28"/>
+                <w:szCs w:val="28"/>
+              </w:rPr>
+              <w:t>FR18</w:t>
+            </w:r>
+          </w:p>
+        </w:tc>
+        <w:tc>
+          <w:tcPr>
+            <w:tcW w:w="6226" w:type="dxa"/>
+            <w:tcBorders>
+              <w:top w:val="single" w:sz="8" w:space="0" w:color="000000"/>
+              <w:left w:val="single" w:sz="8" w:space="0" w:color="000000"/>
+              <w:bottom w:val="single" w:sz="8" w:space="0" w:color="000000"/>
+              <w:right w:val="single" w:sz="8" w:space="0" w:color="000000"/>
+            </w:tcBorders>
+            <w:tcMar>
+              <w:top w:w="100" w:type="dxa"/>
+              <w:left w:w="100" w:type="dxa"/>
+              <w:bottom w:w="100" w:type="dxa"/>
+              <w:right w:w="100" w:type="dxa"/>
+            </w:tcMar>
+            <w:hideMark/>
+          </w:tcPr>
+          <w:p>
+            <w:pPr>
+              <w:rPr>
+                <w:rFonts w:ascii="Arial" w:eastAsia="Arial" w:hAnsi="Arial" w:cs="Arial"/>
+                <w:color w:val="000000" w:themeColor="text1"/>
+                <w:sz w:val="28"/>
+                <w:szCs w:val="28"/>
+              </w:rPr>
+            </w:pPr>
+            <w:r>
+              <w:rPr>
+                <w:rFonts w:ascii="Arial" w:eastAsia="Arial" w:hAnsi="Arial" w:cs="Arial"/>
+                <w:color w:val="000000" w:themeColor="text1"/>
+                <w:sz w:val="28"/>
+                <w:szCs w:val="28"/>
+              </w:rPr>
+              <w:t>The system shall log all reservation activities (who booked what, when, and any modifications) for audit purposes.</w:t>
+            </w:r>
+          </w:p>
+        </w:tc>
+        <w:tc>
+          <w:tcPr>
+            <w:tcW w:w="1600" w:type="dxa"/>
+            <w:tcBorders>
+              <w:top w:val="single" w:sz="8" w:space="0" w:color="000000"/>
+              <w:left w:val="single" w:sz="8" w:space="0" w:color="000000"/>
+              <w:bottom w:val="single" w:sz="8" w:space="0" w:color="000000"/>
+              <w:right w:val="single" w:sz="8" w:space="0" w:color="000000"/>
+            </w:tcBorders>
+            <w:tcMar>
+              <w:top w:w="100" w:type="dxa"/>
+              <w:left w:w="100" w:type="dxa"/>
+              <w:bottom w:w="100" w:type="dxa"/>
+              <w:right w:w="100" w:type="dxa"/>
+            </w:tcMar>
+            <w:hideMark/>
+          </w:tcPr>
+          <w:p>
+            <w:pPr>
+              <w:rPr>
+                <w:rFonts w:ascii="Arial" w:eastAsia="Arial" w:hAnsi="Arial" w:cs="Arial"/>
+                <w:color w:val="000000" w:themeColor="text1"/>
+                <w:sz w:val="28"/>
+                <w:szCs w:val="28"/>
+              </w:rPr>
+            </w:pPr>
+            <w:r>
+              <w:rPr>
+                <w:rFonts w:ascii="Arial" w:eastAsia="Arial" w:hAnsi="Arial" w:cs="Arial"/>
+                <w:color w:val="000000" w:themeColor="text1"/>
+                <w:sz w:val="28"/>
+                <w:szCs w:val="28"/>
+              </w:rPr>
+              <w:t>Could</w:t>
+            </w:r>
+          </w:p>
+        </w:tc>
+      </w:tr>
+      <w:tr>
+        <w:tc>
+          <w:tcPr>
+            <w:tcW w:w="1200" w:type="dxa"/>
+            <w:tcBorders>
+              <w:top w:val="single" w:sz="8" w:space="0" w:color="000000"/>
+              <w:left w:val="single" w:sz="8" w:space="0" w:color="000000"/>
+              <w:bottom w:val="single" w:sz="8" w:space="0" w:color="000000"/>
+              <w:right w:val="single" w:sz="8" w:space="0" w:color="000000"/>
+            </w:tcBorders>
+            <w:tcMar>
+              <w:top w:w="100" w:type="dxa"/>
+              <w:left w:w="100" w:type="dxa"/>
+              <w:bottom w:w="100" w:type="dxa"/>
+              <w:right w:w="100" w:type="dxa"/>
+            </w:tcMar>
+            <w:hideMark/>
+          </w:tcPr>
+          <w:p>
+            <w:pPr>
+              <w:rPr>
+                <w:rFonts w:ascii="Arial" w:eastAsia="Arial" w:hAnsi="Arial" w:cs="Arial"/>
+                <w:color w:val="000000" w:themeColor="text1"/>
+                <w:sz w:val="28"/>
+                <w:szCs w:val="28"/>
+              </w:rPr>
+            </w:pPr>
+            <w:r>
+              <w:rPr>
+                <w:rFonts w:ascii="Arial" w:eastAsia="Arial" w:hAnsi="Arial" w:cs="Arial"/>
+                <w:color w:val="000000" w:themeColor="text1"/>
+                <w:sz w:val="28"/>
+                <w:szCs w:val="28"/>
+              </w:rPr>
+              <w:lastRenderedPageBreak/>
+              <w:t>FR19</w:t>
+            </w:r>
+          </w:p>
+        </w:tc>
+        <w:tc>
+          <w:tcPr>
+            <w:tcW w:w="6226" w:type="dxa"/>
+            <w:tcBorders>
+              <w:top w:val="single" w:sz="8" w:space="0" w:color="000000"/>
+              <w:left w:val="single" w:sz="8" w:space="0" w:color="000000"/>
+              <w:bottom w:val="single" w:sz="8" w:space="0" w:color="000000"/>
+              <w:right w:val="single" w:sz="8" w:space="0" w:color="000000"/>
+            </w:tcBorders>
+            <w:tcMar>
+              <w:top w:w="100" w:type="dxa"/>
+              <w:left w:w="100" w:type="dxa"/>
+              <w:bottom w:w="100" w:type="dxa"/>
+              <w:right w:w="100" w:type="dxa"/>
+            </w:tcMar>
+            <w:hideMark/>
+          </w:tcPr>
+          <w:p>
+            <w:pPr>
+              <w:rPr>
+                <w:rFonts w:ascii="Arial" w:eastAsia="Arial" w:hAnsi="Arial" w:cs="Arial"/>
+                <w:color w:val="000000" w:themeColor="text1"/>
+                <w:sz w:val="28"/>
+                <w:szCs w:val="28"/>
+              </w:rPr>
+            </w:pPr>
+            <w:r>
+              <w:rPr>
+                <w:rFonts w:ascii="Arial" w:eastAsia="Arial" w:hAnsi="Arial" w:cs="Arial"/>
+                <w:color w:val="000000" w:themeColor="text1"/>
+                <w:sz w:val="28"/>
+                <w:szCs w:val="28"/>
+              </w:rPr>
+              <w:t>The system shall allow users to export floor mapping as a PDF or image.</w:t>
+            </w:r>
+          </w:p>
+        </w:tc>
+        <w:tc>
+          <w:tcPr>
+            <w:tcW w:w="1600" w:type="dxa"/>
+            <w:tcBorders>
+              <w:top w:val="single" w:sz="8" w:space="0" w:color="000000"/>
+              <w:left w:val="single" w:sz="8" w:space="0" w:color="000000"/>
+              <w:bottom w:val="single" w:sz="8" w:space="0" w:color="000000"/>
+              <w:right w:val="single" w:sz="8" w:space="0" w:color="000000"/>
+            </w:tcBorders>
+            <w:tcMar>
+              <w:top w:w="100" w:type="dxa"/>
+              <w:left w:w="100" w:type="dxa"/>
+              <w:bottom w:w="100" w:type="dxa"/>
+              <w:right w:w="100" w:type="dxa"/>
+            </w:tcMar>
+            <w:hideMark/>
+          </w:tcPr>
+          <w:p>
+            <w:pPr>
+              <w:rPr>
+                <w:rFonts w:ascii="Arial" w:eastAsia="Arial" w:hAnsi="Arial" w:cs="Arial"/>
+                <w:color w:val="000000" w:themeColor="text1"/>
+                <w:sz w:val="28"/>
+                <w:szCs w:val="28"/>
+              </w:rPr>
+            </w:pPr>
+            <w:r>
+              <w:rPr>
+                <w:rFonts w:ascii="Arial" w:eastAsia="Arial" w:hAnsi="Arial" w:cs="Arial"/>
+                <w:color w:val="000000" w:themeColor="text1"/>
+                <w:sz w:val="28"/>
+                <w:szCs w:val="28"/>
+              </w:rPr>
+              <w:t>Could</w:t>
+            </w:r>
+          </w:p>
+        </w:tc>
+      </w:tr>
+      <w:tr>
+        <w:tc>
+          <w:tcPr>
+            <w:tcW w:w="1200" w:type="dxa"/>
+            <w:tcBorders>
+              <w:top w:val="single" w:sz="8" w:space="0" w:color="000000"/>
+              <w:left w:val="single" w:sz="8" w:space="0" w:color="000000"/>
+              <w:bottom w:val="single" w:sz="8" w:space="0" w:color="000000"/>
+              <w:right w:val="single" w:sz="8" w:space="0" w:color="000000"/>
+            </w:tcBorders>
+            <w:tcMar>
+              <w:top w:w="100" w:type="dxa"/>
+              <w:left w:w="100" w:type="dxa"/>
+              <w:bottom w:w="100" w:type="dxa"/>
+              <w:right w:w="100" w:type="dxa"/>
+            </w:tcMar>
+            <w:hideMark/>
+          </w:tcPr>
+          <w:p>
+            <w:pPr>
+              <w:rPr>
+                <w:rFonts w:ascii="Arial" w:eastAsia="Arial" w:hAnsi="Arial" w:cs="Arial"/>
+                <w:color w:val="000000" w:themeColor="text1"/>
+                <w:sz w:val="28"/>
+                <w:szCs w:val="28"/>
+              </w:rPr>
+            </w:pPr>
+            <w:r>
+              <w:rPr>
+                <w:rFonts w:ascii="Arial" w:eastAsia="Arial" w:hAnsi="Arial" w:cs="Arial"/>
+                <w:color w:val="000000" w:themeColor="text1"/>
+                <w:sz w:val="28"/>
+                <w:szCs w:val="28"/>
+              </w:rPr>
+              <w:t>FR20</w:t>
+            </w:r>
+          </w:p>
+        </w:tc>
+        <w:tc>
+          <w:tcPr>
+            <w:tcW w:w="6226" w:type="dxa"/>
+            <w:tcBorders>
+              <w:top w:val="single" w:sz="8" w:space="0" w:color="000000"/>
+              <w:left w:val="single" w:sz="8" w:space="0" w:color="000000"/>
+              <w:bottom w:val="single" w:sz="8" w:space="0" w:color="000000"/>
+              <w:right w:val="single" w:sz="8" w:space="0" w:color="000000"/>
+            </w:tcBorders>
+            <w:tcMar>
+              <w:top w:w="100" w:type="dxa"/>
+              <w:left w:w="100" w:type="dxa"/>
+              <w:bottom w:w="100" w:type="dxa"/>
+              <w:right w:w="100" w:type="dxa"/>
+            </w:tcMar>
+            <w:hideMark/>
+          </w:tcPr>
+          <w:p>
+            <w:pPr>
+              <w:rPr>
+                <w:rFonts w:ascii="Arial" w:eastAsia="Arial" w:hAnsi="Arial" w:cs="Arial"/>
+                <w:color w:val="000000" w:themeColor="text1"/>
+                <w:sz w:val="28"/>
+                <w:szCs w:val="28"/>
+              </w:rPr>
+            </w:pPr>
+            <w:r>
+              <w:rPr>
+                <w:rFonts w:ascii="Arial" w:eastAsia="Arial" w:hAnsi="Arial" w:cs="Arial"/>
+                <w:color w:val="000000" w:themeColor="text1"/>
+                <w:sz w:val="28"/>
+                <w:szCs w:val="28"/>
+              </w:rPr>
+              <w:t>Building Managers and floor managers should be able to import an image of a floor plan that can be made transparent to use as reference when building floors as an overlay.</w:t>
+            </w:r>
+          </w:p>
+        </w:tc>
+        <w:tc>
+          <w:tcPr>
+            <w:tcW w:w="1600" w:type="dxa"/>
+            <w:tcBorders>
+              <w:top w:val="single" w:sz="8" w:space="0" w:color="000000"/>
+              <w:left w:val="single" w:sz="8" w:space="0" w:color="000000"/>
+              <w:bottom w:val="single" w:sz="8" w:space="0" w:color="000000"/>
+              <w:right w:val="single" w:sz="8" w:space="0" w:color="000000"/>
+            </w:tcBorders>
+            <w:tcMar>
+              <w:top w:w="100" w:type="dxa"/>
+              <w:left w:w="100" w:type="dxa"/>
+              <w:bottom w:w="100" w:type="dxa"/>
+              <w:right w:w="100" w:type="dxa"/>
+            </w:tcMar>
+            <w:hideMark/>
+          </w:tcPr>
+          <w:p>
+            <w:pPr>
+              <w:rPr>
+                <w:rFonts w:ascii="Arial" w:eastAsia="Arial" w:hAnsi="Arial" w:cs="Arial"/>
+                <w:color w:val="000000" w:themeColor="text1"/>
+                <w:sz w:val="28"/>
+                <w:szCs w:val="28"/>
+              </w:rPr>
+            </w:pPr>
+            <w:r>
+              <w:rPr>
+                <w:rFonts w:ascii="Arial" w:eastAsia="Arial" w:hAnsi="Arial" w:cs="Arial"/>
+                <w:color w:val="000000" w:themeColor="text1"/>
+                <w:sz w:val="28"/>
+                <w:szCs w:val="28"/>
+              </w:rPr>
+              <w:t>Could</w:t>
+            </w:r>
+          </w:p>
+        </w:tc>
+      </w:tr>
+      <w:tr>
+        <w:tc>
+          <w:tcPr>
+            <w:tcW w:w="1200" w:type="dxa"/>
+            <w:tcBorders>
+              <w:top w:val="single" w:sz="8" w:space="0" w:color="000000"/>
+              <w:left w:val="single" w:sz="8" w:space="0" w:color="000000"/>
+              <w:bottom w:val="single" w:sz="8" w:space="0" w:color="000000"/>
+              <w:right w:val="single" w:sz="8" w:space="0" w:color="000000"/>
+            </w:tcBorders>
+            <w:tcMar>
+              <w:top w:w="100" w:type="dxa"/>
+              <w:left w:w="100" w:type="dxa"/>
+              <w:bottom w:w="100" w:type="dxa"/>
+              <w:right w:w="100" w:type="dxa"/>
+            </w:tcMar>
+            <w:hideMark/>
+          </w:tcPr>
+          <w:p>
+            <w:pPr>
+              <w:rPr>
+                <w:rFonts w:ascii="Arial" w:eastAsia="Arial" w:hAnsi="Arial" w:cs="Arial"/>
+                <w:color w:val="000000" w:themeColor="text1"/>
+                <w:sz w:val="28"/>
+                <w:szCs w:val="28"/>
+              </w:rPr>
+            </w:pPr>
+            <w:r>
+              <w:rPr>
+                <w:rFonts w:ascii="Arial" w:eastAsia="Arial" w:hAnsi="Arial" w:cs="Arial"/>
+                <w:color w:val="000000" w:themeColor="text1"/>
+                <w:sz w:val="28"/>
+                <w:szCs w:val="28"/>
+              </w:rPr>
+              <w:t>—</w:t>
+            </w:r>
+          </w:p>
+        </w:tc>
+        <w:tc>
+          <w:tcPr>
+            <w:tcW w:w="6226" w:type="dxa"/>
+            <w:tcBorders>
+              <w:top w:val="single" w:sz="8" w:space="0" w:color="000000"/>
+              <w:left w:val="single" w:sz="8" w:space="0" w:color="000000"/>
+              <w:bottom w:val="single" w:sz="8" w:space="0" w:color="000000"/>
+              <w:right w:val="single" w:sz="8" w:space="0" w:color="000000"/>
+            </w:tcBorders>
+            <w:tcMar>
+              <w:top w:w="100" w:type="dxa"/>
+              <w:left w:w="100" w:type="dxa"/>
+              <w:bottom w:w="100" w:type="dxa"/>
+              <w:right w:w="100" w:type="dxa"/>
+            </w:tcMar>
+            <w:hideMark/>
+          </w:tcPr>
+          <w:p>
+            <w:pPr>
+              <w:rPr>
+                <w:rFonts w:ascii="Arial" w:eastAsia="Arial" w:hAnsi="Arial" w:cs="Arial"/>
+                <w:color w:val="000000" w:themeColor="text1"/>
+                <w:sz w:val="28"/>
+                <w:szCs w:val="28"/>
+              </w:rPr>
+            </w:pPr>
+            <w:r>
+              <w:rPr>
+                <w:rFonts w:ascii="Arial" w:eastAsia="Arial" w:hAnsi="Arial" w:cs="Arial"/>
+                <w:color w:val="000000" w:themeColor="text1"/>
+                <w:sz w:val="28"/>
+                <w:szCs w:val="28"/>
+              </w:rPr>
+              <w:t>Mobile app</w:t>
+            </w:r>
+          </w:p>
+        </w:tc>
+        <w:tc>
+          <w:tcPr>
+            <w:tcW w:w="1600" w:type="dxa"/>
+            <w:tcBorders>
+              <w:top w:val="single" w:sz="8" w:space="0" w:color="000000"/>
+              <w:left w:val="single" w:sz="8" w:space="0" w:color="000000"/>
+              <w:bottom w:val="single" w:sz="8" w:space="0" w:color="000000"/>
+              <w:right w:val="single" w:sz="8" w:space="0" w:color="000000"/>
+            </w:tcBorders>
+            <w:tcMar>
+              <w:top w:w="100" w:type="dxa"/>
+              <w:left w:w="100" w:type="dxa"/>
+              <w:bottom w:w="100" w:type="dxa"/>
+              <w:right w:w="100" w:type="dxa"/>
+            </w:tcMar>
+            <w:hideMark/>
+          </w:tcPr>
+          <w:p>
+            <w:pPr>
+              <w:rPr>
+                <w:rFonts w:ascii="Arial" w:eastAsia="Arial" w:hAnsi="Arial" w:cs="Arial"/>
+                <w:color w:val="000000" w:themeColor="text1"/>
+                <w:sz w:val="28"/>
+                <w:szCs w:val="28"/>
+              </w:rPr>
+            </w:pPr>
+            <w:r>
+              <w:rPr>
+                <w:rFonts w:ascii="Arial" w:eastAsia="Arial" w:hAnsi="Arial" w:cs="Arial"/>
+                <w:color w:val="000000" w:themeColor="text1"/>
+                <w:sz w:val="28"/>
+                <w:szCs w:val="28"/>
+              </w:rPr>
+              <w:t>Won’t</w:t>
+            </w:r>
+          </w:p>
+        </w:tc>
+      </w:tr>
+      <w:tr>
+        <w:tc>
+          <w:tcPr>
+            <w:tcW w:w="1200" w:type="dxa"/>
+            <w:tcBorders>
+              <w:top w:val="single" w:sz="8" w:space="0" w:color="000000"/>
+              <w:left w:val="single" w:sz="8" w:space="0" w:color="000000"/>
+              <w:bottom w:val="single" w:sz="8" w:space="0" w:color="000000"/>
+              <w:right w:val="single" w:sz="8" w:space="0" w:color="000000"/>
+            </w:tcBorders>
+            <w:tcMar>
+              <w:top w:w="100" w:type="dxa"/>
+              <w:left w:w="100" w:type="dxa"/>
+              <w:bottom w:w="100" w:type="dxa"/>
+              <w:right w:w="100" w:type="dxa"/>
+            </w:tcMar>
+            <w:hideMark/>
+          </w:tcPr>
+          <w:p>
+            <w:pPr>
+              <w:rPr>
+                <w:rFonts w:ascii="Arial" w:eastAsia="Arial" w:hAnsi="Arial" w:cs="Arial"/>
+                <w:color w:val="000000" w:themeColor="text1"/>
+                <w:sz w:val="28"/>
+                <w:szCs w:val="28"/>
+              </w:rPr>
+            </w:pPr>
+            <w:r>
+              <w:rPr>
+                <w:rFonts w:ascii="Arial" w:eastAsia="Arial" w:hAnsi="Arial" w:cs="Arial"/>
+                <w:color w:val="000000" w:themeColor="text1"/>
+                <w:sz w:val="28"/>
+                <w:szCs w:val="28"/>
+              </w:rPr>
+              <w:t>—</w:t>
+            </w:r>
+          </w:p>
+        </w:tc>
+        <w:tc>
+          <w:tcPr>
+            <w:tcW w:w="6226" w:type="dxa"/>
+            <w:tcBorders>
+              <w:top w:val="single" w:sz="8" w:space="0" w:color="000000"/>
+              <w:left w:val="single" w:sz="8" w:space="0" w:color="000000"/>
+              <w:bottom w:val="single" w:sz="8" w:space="0" w:color="000000"/>
+              <w:right w:val="single" w:sz="8" w:space="0" w:color="000000"/>
+            </w:tcBorders>
+            <w:tcMar>
+              <w:top w:w="100" w:type="dxa"/>
+              <w:left w:w="100" w:type="dxa"/>
+              <w:bottom w:w="100" w:type="dxa"/>
+              <w:right w:w="100" w:type="dxa"/>
+            </w:tcMar>
+            <w:hideMark/>
+          </w:tcPr>
+          <w:p>
+            <w:pPr>
+              <w:rPr>
+                <w:rFonts w:ascii="Arial" w:eastAsia="Arial" w:hAnsi="Arial" w:cs="Arial"/>
+                <w:color w:val="000000" w:themeColor="text1"/>
+                <w:sz w:val="28"/>
+                <w:szCs w:val="28"/>
+              </w:rPr>
+            </w:pPr>
+            <w:r>
+              <w:rPr>
+                <w:rFonts w:ascii="Arial" w:eastAsia="Arial" w:hAnsi="Arial" w:cs="Arial"/>
+                <w:color w:val="000000" w:themeColor="text1"/>
+                <w:sz w:val="28"/>
+                <w:szCs w:val="28"/>
+              </w:rPr>
+              <w:t>Copy/Pasting Objects</w:t>
+            </w:r>
+          </w:p>
+        </w:tc>
+        <w:tc>
+          <w:tcPr>
+            <w:tcW w:w="1600" w:type="dxa"/>
+            <w:tcBorders>
+              <w:top w:val="single" w:sz="8" w:space="0" w:color="000000"/>
+              <w:left w:val="single" w:sz="8" w:space="0" w:color="000000"/>
+              <w:bottom w:val="single" w:sz="8" w:space="0" w:color="000000"/>
+              <w:right w:val="single" w:sz="8" w:space="0" w:color="000000"/>
+            </w:tcBorders>
+            <w:tcMar>
+              <w:top w:w="100" w:type="dxa"/>
+              <w:left w:w="100" w:type="dxa"/>
+              <w:bottom w:w="100" w:type="dxa"/>
+              <w:right w:w="100" w:type="dxa"/>
+            </w:tcMar>
+            <w:hideMark/>
+          </w:tcPr>
+          <w:p>
+            <w:pPr>
+              <w:rPr>
+                <w:rFonts w:ascii="Arial" w:eastAsia="Arial" w:hAnsi="Arial" w:cs="Arial"/>
+                <w:color w:val="000000" w:themeColor="text1"/>
+                <w:sz w:val="28"/>
+                <w:szCs w:val="28"/>
+              </w:rPr>
+            </w:pPr>
+            <w:r>
+              <w:rPr>
+                <w:rFonts w:ascii="Arial" w:eastAsia="Arial" w:hAnsi="Arial" w:cs="Arial"/>
+                <w:color w:val="000000" w:themeColor="text1"/>
+                <w:sz w:val="28"/>
+                <w:szCs w:val="28"/>
+              </w:rPr>
+              <w:t>Won’t</w:t>
+            </w:r>
+          </w:p>
+        </w:tc>
+      </w:tr>
+      <w:tr>
+        <w:tc>
+          <w:tcPr>
+            <w:tcW w:w="1200" w:type="dxa"/>
+            <w:tcBorders>
+              <w:top w:val="single" w:sz="8" w:space="0" w:color="000000"/>
+              <w:left w:val="single" w:sz="8" w:space="0" w:color="000000"/>
+              <w:bottom w:val="single" w:sz="8" w:space="0" w:color="000000"/>
+              <w:right w:val="single" w:sz="8" w:space="0" w:color="000000"/>
+            </w:tcBorders>
+            <w:tcMar>
+              <w:top w:w="100" w:type="dxa"/>
+              <w:left w:w="100" w:type="dxa"/>
+              <w:bottom w:w="100" w:type="dxa"/>
+              <w:right w:w="100" w:type="dxa"/>
+            </w:tcMar>
+            <w:hideMark/>
+          </w:tcPr>
+          <w:p>
+            <w:pPr>
+              <w:rPr>
+                <w:rFonts w:ascii="Arial" w:eastAsia="Arial" w:hAnsi="Arial" w:cs="Arial"/>
+                <w:color w:val="000000" w:themeColor="text1"/>
+                <w:sz w:val="28"/>
+                <w:szCs w:val="28"/>
+              </w:rPr>
+            </w:pPr>
+            <w:r>
+              <w:rPr>
+                <w:rFonts w:ascii="Arial" w:eastAsia="Arial" w:hAnsi="Arial" w:cs="Arial"/>
+                <w:color w:val="000000" w:themeColor="text1"/>
+                <w:sz w:val="28"/>
+                <w:szCs w:val="28"/>
+              </w:rPr>
+              <w:t>—</w:t>
+            </w:r>
+          </w:p>
+        </w:tc>
+        <w:tc>
+          <w:tcPr>
+            <w:tcW w:w="6226" w:type="dxa"/>
+            <w:tcBorders>
+              <w:top w:val="single" w:sz="8" w:space="0" w:color="000000"/>
+              <w:left w:val="single" w:sz="8" w:space="0" w:color="000000"/>
+              <w:bottom w:val="single" w:sz="8" w:space="0" w:color="000000"/>
+              <w:right w:val="single" w:sz="8" w:space="0" w:color="000000"/>
+            </w:tcBorders>
+            <w:tcMar>
+              <w:top w:w="100" w:type="dxa"/>
+              <w:left w:w="100" w:type="dxa"/>
+              <w:bottom w:w="100" w:type="dxa"/>
+              <w:right w:w="100" w:type="dxa"/>
+            </w:tcMar>
+            <w:hideMark/>
+          </w:tcPr>
+          <w:p>
+            <w:pPr>
+              <w:rPr>
+                <w:rFonts w:ascii="Arial" w:eastAsia="Arial" w:hAnsi="Arial" w:cs="Arial"/>
+                <w:color w:val="000000" w:themeColor="text1"/>
+                <w:sz w:val="28"/>
+                <w:szCs w:val="28"/>
+              </w:rPr>
+            </w:pPr>
+            <w:r>
+              <w:rPr>
+                <w:rFonts w:ascii="Arial" w:eastAsia="Arial" w:hAnsi="Arial" w:cs="Arial"/>
+                <w:color w:val="000000" w:themeColor="text1"/>
+                <w:sz w:val="28"/>
+                <w:szCs w:val="28"/>
+              </w:rPr>
+              <w:t>No arrow key movement for objects</w:t>
+            </w:r>
+          </w:p>
+        </w:tc>
+        <w:tc>
+          <w:tcPr>
+            <w:tcW w:w="1600" w:type="dxa"/>
+            <w:tcBorders>
+              <w:top w:val="single" w:sz="8" w:space="0" w:color="000000"/>
+              <w:left w:val="single" w:sz="8" w:space="0" w:color="000000"/>
+              <w:bottom w:val="single" w:sz="8" w:space="0" w:color="000000"/>
+              <w:right w:val="single" w:sz="8" w:space="0" w:color="000000"/>
+            </w:tcBorders>
+            <w:tcMar>
+              <w:top w:w="100" w:type="dxa"/>
+              <w:left w:w="100" w:type="dxa"/>
+              <w:bottom w:w="100" w:type="dxa"/>
+              <w:right w:w="100" w:type="dxa"/>
+            </w:tcMar>
+            <w:hideMark/>
+          </w:tcPr>
+          <w:p>
+            <w:pPr>
+              <w:rPr>
+                <w:rFonts w:ascii="Arial" w:eastAsia="Arial" w:hAnsi="Arial" w:cs="Arial"/>
+                <w:color w:val="000000" w:themeColor="text1"/>
+                <w:sz w:val="28"/>
+                <w:szCs w:val="28"/>
+              </w:rPr>
+            </w:pPr>
+            <w:r>
+              <w:rPr>
+                <w:rFonts w:ascii="Arial" w:eastAsia="Arial" w:hAnsi="Arial" w:cs="Arial"/>
+                <w:color w:val="000000" w:themeColor="text1"/>
+                <w:sz w:val="28"/>
+                <w:szCs w:val="28"/>
+              </w:rPr>
+              <w:t>Won’t</w:t>
+            </w:r>
+          </w:p>
+        </w:tc>
+      </w:tr>
+    </w:tbl>
+    <w:p>
+      <w:pPr>
+        <w:rPr>
+          <w:rFonts w:ascii="Arial" w:eastAsia="Arial" w:hAnsi="Arial" w:cs="Arial"/>
+          <w:color w:val="000000" w:themeColor="text1"/>
+          <w:sz w:val="28"/>
+          <w:szCs w:val="28"/>
+        </w:rPr>
+      </w:pPr>
+    </w:p>
+    <w:p>
+      <w:pPr>
         <w:rPr>
           <w:rFonts w:ascii="Arial" w:hAnsi="Arial" w:cs="Arial"/>
-          <w:b/>
-          <w:bCs/>
-        </w:rPr>
-        <w:t>Won't Have (for this release)</w:t>
-      </w:r>
-    </w:p>
-    <w:p>
-      <w:pPr>
-        <w:rPr>
-          <w:rFonts w:ascii="Arial" w:hAnsi="Arial" w:cs="Arial"/>
-        </w:rPr>
-      </w:pPr>
-      <w:r>
-        <w:rPr>
-          <w:rFonts w:ascii="Arial" w:hAnsi="Arial" w:cs="Arial"/>
-        </w:rPr>
-        <w:t>These features are outside the scope of the current version but may be added in future iterations.</w:t>
-      </w:r>
-    </w:p>
-    <w:p>
-      <w:pPr>
-        <w:numPr>
-          <w:ilvl w:val="0"/>
-          <w:numId w:val="12"/>
-        </w:numPr>
-        <w:rPr>
-          <w:rFonts w:ascii="Arial" w:hAnsi="Arial" w:cs="Arial"/>
-        </w:rPr>
-      </w:pPr>
-      <w:r>
-        <w:rPr>
-          <w:rFonts w:ascii="Arial" w:hAnsi="Arial" w:cs="Arial"/>
-        </w:rPr>
-        <w:t>Advanced analytics for guild activity</w:t>
-      </w:r>
-    </w:p>
-    <w:p>
-      <w:pPr>
-        <w:numPr>
-          <w:ilvl w:val="0"/>
-          <w:numId w:val="12"/>
-        </w:numPr>
-        <w:rPr>
-          <w:rFonts w:ascii="Arial" w:hAnsi="Arial" w:cs="Arial"/>
-        </w:rPr>
-      </w:pPr>
-      <w:r>
-        <w:rPr>
-          <w:rFonts w:ascii="Arial" w:hAnsi="Arial" w:cs="Arial"/>
-        </w:rPr>
-        <w:t>Real-time communication features</w:t>
-      </w:r>
-    </w:p>
-    <w:p>
-      <w:pPr>
-        <w:numPr>
-          <w:ilvl w:val="0"/>
-          <w:numId w:val="12"/>
-        </w:numPr>
-        <w:rPr>
-          <w:rFonts w:ascii="Arial" w:hAnsi="Arial" w:cs="Arial"/>
-        </w:rPr>
-      </w:pPr>
-      <w:r>
-        <w:rPr>
-          <w:rFonts w:ascii="Arial" w:hAnsi="Arial" w:cs="Arial"/>
-        </w:rPr>
-        <w:t>Advanced reputation ranking systems</w:t>
-      </w:r>
-    </w:p>
-    <w:p>
-      <w:pPr>
-        <w:numPr>
-          <w:ilvl w:val="0"/>
-          <w:numId w:val="12"/>
-        </w:numPr>
-        <w:rPr>
-          <w:rFonts w:ascii="Arial" w:hAnsi="Arial" w:cs="Arial"/>
-        </w:rPr>
-      </w:pPr>
-      <w:r>
-        <w:rPr>
-          <w:rFonts w:ascii="Arial" w:hAnsi="Arial" w:cs="Arial"/>
-        </w:rPr>
-        <w:t>Automated quest generation systems</w:t>
-      </w:r>
-    </w:p>
-    <w:p>
-      <w:pPr>
-        <w:rPr>
-          <w:rFonts w:ascii="Arial" w:hAnsi="Arial" w:cs="Arial"/>
+          <w:sz w:val="28"/>
+          <w:szCs w:val="28"/>
         </w:rPr>
       </w:pPr>
     </w:p>
@@ -2392,6 +4999,60 @@
 <file path=word/numbering.xml><?xml version="1.0" encoding="utf-8"?>
 <w:numbering xmlns:wpc="http://schemas.microsoft.com/office/word/2010/wordprocessingCanvas" xmlns:cx="http://schemas.microsoft.com/office/drawing/2014/chartex" xmlns:cx1="http://schemas.microsoft.com/office/drawing/2015/9/8/chartex" xmlns:cx2="http://schemas.microsoft.com/office/drawing/2015/10/21/chartex" xmlns:cx3="http://schemas.microsoft.com/office/drawing/2016/5/9/chartex" xmlns:cx4="http://schemas.microsoft.com/office/drawing/2016/5/10/chartex" xmlns:cx5="http://schemas.microsoft.com/office/drawing/2016/5/11/chartex" xmlns:cx6="http://schemas.microsoft.com/office/drawing/2016/5/12/chartex" xmlns:cx7="http://schemas.microsoft.com/office/drawing/2016/5/13/chartex" xmlns:cx8="http://schemas.microsoft.com/office/drawing/2016/5/14/chartex" xmlns:mc="http://schemas.openxmlformats.org/markup-compatibility/2006" xmlns:aink="http://schemas.microsoft.com/office/drawing/2016/ink" xmlns:am3d="http://schemas.microsoft.com/office/drawing/2017/model3d" xmlns:o="urn:schemas-microsoft-com:office:office" xmlns:oel="http://schemas.microsoft.com/office/2019/extlst" xmlns:r="http://schemas.openxmlformats.org/officeDocument/2006/relationships" xmlns:m="http://schemas.openxmlformats.org/officeDocument/2006/math" xmlns:v="urn:schemas-microsoft-com:vml" xmlns:wp14="http://schemas.microsoft.com/office/word/2010/wordprocessingDrawing" xmlns:wp="http://schemas.openxmlformats.org/drawingml/2006/wordprocessingDrawing" xmlns:w10="urn:schemas-microsoft-com:office:word" xmlns:w="http://schemas.openxmlformats.org/wordprocessingml/2006/main" xmlns:w14="http://schemas.microsoft.com/office/word/2010/wordml" xmlns:w15="http://schemas.microsoft.com/office/word/2012/wordml" xmlns:w16cex="http://schemas.microsoft.com/office/word/2018/wordml/cex" xmlns:w16cid="http://schemas.microsoft.com/office/word/2016/wordml/cid" xmlns:w16="http://schemas.microsoft.com/office/word/2018/wordml" xmlns:w16du="http://schemas.microsoft.com/office/word/2023/wordml/word16du" xmlns:w16sdtdh="http://schemas.microsoft.com/office/word/2020/wordml/sdtdatahash" xmlns:w16sdtfl="http://schemas.microsoft.com/office/word/2024/wordml/sdtformatlock" xmlns:w16se="http://schemas.microsoft.com/office/word/2015/wordml/symex" xmlns:wpg="http://schemas.microsoft.com/office/word/2010/wordprocessingGroup" xmlns:wpi="http://schemas.microsoft.com/office/word/2010/wordprocessingInk" xmlns:wne="http://schemas.microsoft.com/office/word/2006/wordml" xmlns:wps="http://schemas.microsoft.com/office/word/2010/wordprocessingShape" mc:Ignorable="w14 w15 w16se w16cid w16 w16cex w16sdtdh w16sdtfl w16du wp14">
   <w:abstractNum w:abstractNumId="0" w15:restartNumberingAfterBreak="0">
+    <w:nsid w:val="010D7ADD"/>
+    <w:multiLevelType w:val="hybridMultilevel"/>
+    <w:tmpl w:val="8CFC31D4"/>
+    <w:lvl w:ilvl="0" w:tplc="0A36F7F2">
+      <w:start w:val="1"/>
+      <w:numFmt w:val="bullet"/>
+      <w:lvlText w:val="•"/>
+      <w:lvlJc w:val="left"/>
+      <w:pPr>
+        <w:ind w:left="720" w:hanging="360"/>
+      </w:pPr>
+    </w:lvl>
+    <w:lvl w:ilvl="1" w:tplc="8BE2DAFA">
+      <w:numFmt w:val="decimal"/>
+      <w:lvlText w:val=""/>
+      <w:lvlJc w:val="left"/>
+    </w:lvl>
+    <w:lvl w:ilvl="2" w:tplc="2E0A9AD6">
+      <w:numFmt w:val="decimal"/>
+      <w:lvlText w:val=""/>
+      <w:lvlJc w:val="left"/>
+    </w:lvl>
+    <w:lvl w:ilvl="3" w:tplc="AEC6616C">
+      <w:numFmt w:val="decimal"/>
+      <w:lvlText w:val=""/>
+      <w:lvlJc w:val="left"/>
+    </w:lvl>
+    <w:lvl w:ilvl="4" w:tplc="D1820230">
+      <w:numFmt w:val="decimal"/>
+      <w:lvlText w:val=""/>
+      <w:lvlJc w:val="left"/>
+    </w:lvl>
+    <w:lvl w:ilvl="5" w:tplc="2F7AE7E2">
+      <w:numFmt w:val="decimal"/>
+      <w:lvlText w:val=""/>
+      <w:lvlJc w:val="left"/>
+    </w:lvl>
+    <w:lvl w:ilvl="6" w:tplc="7B443E36">
+      <w:numFmt w:val="decimal"/>
+      <w:lvlText w:val=""/>
+      <w:lvlJc w:val="left"/>
+    </w:lvl>
+    <w:lvl w:ilvl="7" w:tplc="27066548">
+      <w:numFmt w:val="decimal"/>
+      <w:lvlText w:val=""/>
+      <w:lvlJc w:val="left"/>
+    </w:lvl>
+    <w:lvl w:ilvl="8" w:tplc="ECB22178">
+      <w:numFmt w:val="decimal"/>
+      <w:lvlText w:val=""/>
+      <w:lvlJc w:val="left"/>
+    </w:lvl>
+  </w:abstractNum>
+  <w:abstractNum w:abstractNumId="1" w15:restartNumberingAfterBreak="0">
     <w:nsid w:val="103748DC"/>
     <w:multiLevelType w:val="multilevel"/>
     <w:tmpl w:val="EDA8C99C"/>
@@ -2540,7 +5201,7 @@
       </w:rPr>
     </w:lvl>
   </w:abstractNum>
-  <w:abstractNum w:abstractNumId="1" w15:restartNumberingAfterBreak="0">
+  <w:abstractNum w:abstractNumId="2" w15:restartNumberingAfterBreak="0">
     <w:nsid w:val="12224D41"/>
     <w:multiLevelType w:val="multilevel"/>
     <w:tmpl w:val="FBFCB128"/>
@@ -2689,7 +5350,7 @@
       </w:rPr>
     </w:lvl>
   </w:abstractNum>
-  <w:abstractNum w:abstractNumId="2" w15:restartNumberingAfterBreak="0">
+  <w:abstractNum w:abstractNumId="3" w15:restartNumberingAfterBreak="0">
     <w:nsid w:val="323D0E41"/>
     <w:multiLevelType w:val="multilevel"/>
     <w:tmpl w:val="01AC844A"/>
@@ -2838,7 +5499,7 @@
       </w:rPr>
     </w:lvl>
   </w:abstractNum>
-  <w:abstractNum w:abstractNumId="3" w15:restartNumberingAfterBreak="0">
+  <w:abstractNum w:abstractNumId="4" w15:restartNumberingAfterBreak="0">
     <w:nsid w:val="39175F83"/>
     <w:multiLevelType w:val="multilevel"/>
     <w:tmpl w:val="C0249F46"/>
@@ -2987,7 +5648,61 @@
       </w:rPr>
     </w:lvl>
   </w:abstractNum>
-  <w:abstractNum w:abstractNumId="4" w15:restartNumberingAfterBreak="0">
+  <w:abstractNum w:abstractNumId="5" w15:restartNumberingAfterBreak="0">
+    <w:nsid w:val="3B043577"/>
+    <w:multiLevelType w:val="hybridMultilevel"/>
+    <w:tmpl w:val="87A2FD20"/>
+    <w:lvl w:ilvl="0" w:tplc="415A8E0A">
+      <w:start w:val="1"/>
+      <w:numFmt w:val="bullet"/>
+      <w:lvlText w:val="•"/>
+      <w:lvlJc w:val="left"/>
+      <w:pPr>
+        <w:ind w:left="1080" w:hanging="360"/>
+      </w:pPr>
+    </w:lvl>
+    <w:lvl w:ilvl="1" w:tplc="A22E3AE4">
+      <w:numFmt w:val="decimal"/>
+      <w:lvlText w:val=""/>
+      <w:lvlJc w:val="left"/>
+    </w:lvl>
+    <w:lvl w:ilvl="2" w:tplc="AE3E0B0E">
+      <w:numFmt w:val="decimal"/>
+      <w:lvlText w:val=""/>
+      <w:lvlJc w:val="left"/>
+    </w:lvl>
+    <w:lvl w:ilvl="3" w:tplc="7AD80EFE">
+      <w:numFmt w:val="decimal"/>
+      <w:lvlText w:val=""/>
+      <w:lvlJc w:val="left"/>
+    </w:lvl>
+    <w:lvl w:ilvl="4" w:tplc="72909936">
+      <w:numFmt w:val="decimal"/>
+      <w:lvlText w:val=""/>
+      <w:lvlJc w:val="left"/>
+    </w:lvl>
+    <w:lvl w:ilvl="5" w:tplc="14185C82">
+      <w:numFmt w:val="decimal"/>
+      <w:lvlText w:val=""/>
+      <w:lvlJc w:val="left"/>
+    </w:lvl>
+    <w:lvl w:ilvl="6" w:tplc="46BC244A">
+      <w:numFmt w:val="decimal"/>
+      <w:lvlText w:val=""/>
+      <w:lvlJc w:val="left"/>
+    </w:lvl>
+    <w:lvl w:ilvl="7" w:tplc="8D22B7EE">
+      <w:numFmt w:val="decimal"/>
+      <w:lvlText w:val=""/>
+      <w:lvlJc w:val="left"/>
+    </w:lvl>
+    <w:lvl w:ilvl="8" w:tplc="BF1E6A44">
+      <w:numFmt w:val="decimal"/>
+      <w:lvlText w:val=""/>
+      <w:lvlJc w:val="left"/>
+    </w:lvl>
+  </w:abstractNum>
+  <w:abstractNum w:abstractNumId="6" w15:restartNumberingAfterBreak="0">
     <w:nsid w:val="44733FCA"/>
     <w:multiLevelType w:val="multilevel"/>
     <w:tmpl w:val="B8FC3698"/>
@@ -3136,7 +5851,7 @@
       </w:rPr>
     </w:lvl>
   </w:abstractNum>
-  <w:abstractNum w:abstractNumId="5" w15:restartNumberingAfterBreak="0">
+  <w:abstractNum w:abstractNumId="7" w15:restartNumberingAfterBreak="0">
     <w:nsid w:val="4FAF2112"/>
     <w:multiLevelType w:val="multilevel"/>
     <w:tmpl w:val="F1222AEA"/>
@@ -3285,7 +6000,7 @@
       </w:rPr>
     </w:lvl>
   </w:abstractNum>
-  <w:abstractNum w:abstractNumId="6" w15:restartNumberingAfterBreak="0">
+  <w:abstractNum w:abstractNumId="8" w15:restartNumberingAfterBreak="0">
     <w:nsid w:val="54186813"/>
     <w:multiLevelType w:val="multilevel"/>
     <w:tmpl w:val="DD603BE6"/>
@@ -3434,7 +6149,7 @@
       </w:rPr>
     </w:lvl>
   </w:abstractNum>
-  <w:abstractNum w:abstractNumId="7" w15:restartNumberingAfterBreak="0">
+  <w:abstractNum w:abstractNumId="9" w15:restartNumberingAfterBreak="0">
     <w:nsid w:val="5A8160C6"/>
     <w:multiLevelType w:val="multilevel"/>
     <w:tmpl w:val="C8C49DDC"/>
@@ -3583,7 +6298,7 @@
       </w:rPr>
     </w:lvl>
   </w:abstractNum>
-  <w:abstractNum w:abstractNumId="8" w15:restartNumberingAfterBreak="0">
+  <w:abstractNum w:abstractNumId="10" w15:restartNumberingAfterBreak="0">
     <w:nsid w:val="604B6E7A"/>
     <w:multiLevelType w:val="multilevel"/>
     <w:tmpl w:val="3B1E4000"/>
@@ -3732,7 +6447,7 @@
       </w:rPr>
     </w:lvl>
   </w:abstractNum>
-  <w:abstractNum w:abstractNumId="9" w15:restartNumberingAfterBreak="0">
+  <w:abstractNum w:abstractNumId="11" w15:restartNumberingAfterBreak="0">
     <w:nsid w:val="62D9673D"/>
     <w:multiLevelType w:val="multilevel"/>
     <w:tmpl w:val="A98CF904"/>
@@ -3881,7 +6596,7 @@
       </w:rPr>
     </w:lvl>
   </w:abstractNum>
-  <w:abstractNum w:abstractNumId="10" w15:restartNumberingAfterBreak="0">
+  <w:abstractNum w:abstractNumId="12" w15:restartNumberingAfterBreak="0">
     <w:nsid w:val="7CDD0376"/>
     <w:multiLevelType w:val="multilevel"/>
     <w:tmpl w:val="E1C0423E"/>
@@ -4030,7 +6745,7 @@
       </w:rPr>
     </w:lvl>
   </w:abstractNum>
-  <w:abstractNum w:abstractNumId="11" w15:restartNumberingAfterBreak="0">
+  <w:abstractNum w:abstractNumId="13" w15:restartNumberingAfterBreak="0">
     <w:nsid w:val="7F1A5269"/>
     <w:multiLevelType w:val="multilevel"/>
     <w:tmpl w:val="8D2C7866"/>
@@ -4180,40 +6895,52 @@
     </w:lvl>
   </w:abstractNum>
   <w:num w:numId="1" w16cid:durableId="554317556">
+    <w:abstractNumId w:val="8"/>
+  </w:num>
+  <w:num w:numId="2" w16cid:durableId="957369393">
+    <w:abstractNumId w:val="9"/>
+  </w:num>
+  <w:num w:numId="3" w16cid:durableId="1543009334">
+    <w:abstractNumId w:val="7"/>
+  </w:num>
+  <w:num w:numId="4" w16cid:durableId="893541840">
+    <w:abstractNumId w:val="13"/>
+  </w:num>
+  <w:num w:numId="5" w16cid:durableId="1074086486">
+    <w:abstractNumId w:val="3"/>
+  </w:num>
+  <w:num w:numId="6" w16cid:durableId="168758825">
+    <w:abstractNumId w:val="1"/>
+  </w:num>
+  <w:num w:numId="7" w16cid:durableId="1340548879">
+    <w:abstractNumId w:val="11"/>
+  </w:num>
+  <w:num w:numId="8" w16cid:durableId="1616517486">
+    <w:abstractNumId w:val="2"/>
+  </w:num>
+  <w:num w:numId="9" w16cid:durableId="1999191915">
     <w:abstractNumId w:val="6"/>
   </w:num>
-  <w:num w:numId="2" w16cid:durableId="957369393">
-    <w:abstractNumId w:val="7"/>
-  </w:num>
-  <w:num w:numId="3" w16cid:durableId="1543009334">
-    <w:abstractNumId w:val="5"/>
-  </w:num>
-  <w:num w:numId="4" w16cid:durableId="893541840">
-    <w:abstractNumId w:val="11"/>
-  </w:num>
-  <w:num w:numId="5" w16cid:durableId="1074086486">
-    <w:abstractNumId w:val="2"/>
-  </w:num>
-  <w:num w:numId="6" w16cid:durableId="168758825">
-    <w:abstractNumId w:val="0"/>
-  </w:num>
-  <w:num w:numId="7" w16cid:durableId="1340548879">
-    <w:abstractNumId w:val="9"/>
-  </w:num>
-  <w:num w:numId="8" w16cid:durableId="1616517486">
-    <w:abstractNumId w:val="1"/>
-  </w:num>
-  <w:num w:numId="9" w16cid:durableId="1999191915">
+  <w:num w:numId="10" w16cid:durableId="1713656459">
     <w:abstractNumId w:val="4"/>
   </w:num>
-  <w:num w:numId="10" w16cid:durableId="1713656459">
-    <w:abstractNumId w:val="3"/>
-  </w:num>
   <w:num w:numId="11" w16cid:durableId="1318262242">
-    <w:abstractNumId w:val="8"/>
+    <w:abstractNumId w:val="10"/>
   </w:num>
   <w:num w:numId="12" w16cid:durableId="1563564504">
-    <w:abstractNumId w:val="10"/>
+    <w:abstractNumId w:val="12"/>
+  </w:num>
+  <w:num w:numId="13" w16cid:durableId="746457222">
+    <w:abstractNumId w:val="0"/>
+    <w:lvlOverride w:ilvl="0">
+      <w:startOverride w:val="1"/>
+    </w:lvlOverride>
+  </w:num>
+  <w:num w:numId="14" w16cid:durableId="156380780">
+    <w:abstractNumId w:val="5"/>
+    <w:lvlOverride w:ilvl="0">
+      <w:startOverride w:val="1"/>
+    </w:lvlOverride>
   </w:num>
 </w:numbering>
 </file>
@@ -4417,7 +7144,7 @@
     <w:lsdException w:name="Medium Shading 2 Accent 1" w:uiPriority="64"/>
     <w:lsdException w:name="Medium List 1 Accent 1" w:uiPriority="65"/>
     <w:lsdException w:name="Revision" w:semiHidden="1"/>
-    <w:lsdException w:name="List Paragraph" w:uiPriority="34" w:qFormat="1"/>
+    <w:lsdException w:name="List Paragraph" w:uiPriority="0" w:qFormat="1"/>
     <w:lsdException w:name="Quote" w:uiPriority="29" w:qFormat="1"/>
     <w:lsdException w:name="Intense Quote" w:uiPriority="30" w:qFormat="1"/>
     <w:lsdException w:name="Medium List 2 Accent 1" w:uiPriority="66"/>
@@ -4618,6 +7345,18 @@
   <w:style w:type="paragraph" w:default="1" w:styleId="Normal">
     <w:name w:val="Normal"/>
     <w:qFormat/>
+    <w:rsid w:val="00043F98"/>
+    <w:pPr>
+      <w:spacing w:after="0" w:line="240" w:lineRule="auto"/>
+    </w:pPr>
+    <w:rPr>
+      <w:rFonts w:ascii="Times New Roman" w:eastAsia="Times New Roman" w:hAnsi="Times New Roman" w:cs="Times New Roman"/>
+      <w:kern w:val="0"/>
+      <w:sz w:val="20"/>
+      <w:szCs w:val="20"/>
+      <w:lang w:eastAsia="bg-BG"/>
+      <w14:ligatures w14:val="none"/>
+    </w:rPr>
   </w:style>
   <w:style w:type="paragraph" w:styleId="Heading1">
     <w:name w:val="heading 1"/>
@@ -4646,7 +7385,6 @@
     <w:next w:val="Normal"/>
     <w:link w:val="Heading2Char"/>
     <w:uiPriority w:val="9"/>
-    <w:semiHidden/>
     <w:unhideWhenUsed/>
     <w:qFormat/>
     <w:rsid w:val="00DA4990"/>
@@ -4743,7 +7481,7 @@
     <w:pPr>
       <w:keepNext/>
       <w:keepLines/>
-      <w:spacing w:before="40" w:after="0"/>
+      <w:spacing w:before="40"/>
       <w:outlineLvl w:val="5"/>
     </w:pPr>
     <w:rPr>
@@ -4766,7 +7504,7 @@
     <w:pPr>
       <w:keepNext/>
       <w:keepLines/>
-      <w:spacing w:before="40" w:after="0"/>
+      <w:spacing w:before="40"/>
       <w:outlineLvl w:val="6"/>
     </w:pPr>
     <w:rPr>
@@ -4787,7 +7525,6 @@
     <w:pPr>
       <w:keepNext/>
       <w:keepLines/>
-      <w:spacing w:after="0"/>
       <w:outlineLvl w:val="7"/>
     </w:pPr>
     <w:rPr>
@@ -4810,7 +7547,6 @@
     <w:pPr>
       <w:keepNext/>
       <w:keepLines/>
-      <w:spacing w:after="0"/>
       <w:outlineLvl w:val="8"/>
     </w:pPr>
     <w:rPr>
@@ -4862,7 +7598,6 @@
     <w:basedOn w:val="DefaultParagraphFont"/>
     <w:link w:val="Heading2"/>
     <w:uiPriority w:val="9"/>
-    <w:semiHidden/>
     <w:rsid w:val="00DA4990"/>
     <w:rPr>
       <w:rFonts w:asciiTheme="majorHAnsi" w:eastAsiaTheme="majorEastAsia" w:hAnsiTheme="majorHAnsi" w:cstheme="majorBidi"/>
@@ -4972,7 +7707,7 @@
     <w:qFormat/>
     <w:rsid w:val="00DA4990"/>
     <w:pPr>
-      <w:spacing w:after="80" w:line="240" w:lineRule="auto"/>
+      <w:spacing w:after="80"/>
       <w:contextualSpacing/>
     </w:pPr>
     <w:rPr>
@@ -5065,7 +7800,6 @@
   <w:style w:type="paragraph" w:styleId="ListParagraph">
     <w:name w:val="List Paragraph"/>
     <w:basedOn w:val="Normal"/>
-    <w:uiPriority w:val="34"/>
     <w:qFormat/>
     <w:rsid w:val="00DA4990"/>
     <w:pPr>
